--- a/WindowsServer 2012/Module 3.docx
+++ b/WindowsServer 2012/Module 3.docx
@@ -8,10 +8,7 @@
         <w:jc w:val="both"/>
       </w:pPr>
       <w:r>
-        <w:t>Обзор модуля</w:t>
-      </w:r>
-      <w:r>
-        <w:t>:</w:t>
+        <w:t>Обзор модуля:</w:t>
       </w:r>
     </w:p>
     <w:p>
@@ -791,41 +788,303 @@
         <w:t>.</w:t>
       </w:r>
       <w:r>
+        <w:t xml:space="preserve"> Срок жизни билета TGT (</w:t>
+      </w:r>
+      <w:proofErr w:type="spellStart"/>
+      <w:r>
+        <w:t>Ticket-Granting</w:t>
+      </w:r>
+      <w:proofErr w:type="spellEnd"/>
+      <w:r>
         <w:t xml:space="preserve"> </w:t>
       </w:r>
-      <w:r>
-        <w:t>Срок жизни билета TGT (</w:t>
-      </w:r>
       <w:proofErr w:type="spellStart"/>
       <w:r>
-        <w:t>Ticket-Granting</w:t>
+        <w:t>Ticket</w:t>
       </w:r>
       <w:proofErr w:type="spellEnd"/>
       <w:r>
+        <w:t xml:space="preserve">) в протоколе </w:t>
+      </w:r>
+      <w:proofErr w:type="spellStart"/>
+      <w:r>
+        <w:t>Kerberos</w:t>
+      </w:r>
+      <w:proofErr w:type="spellEnd"/>
+      <w:r>
+        <w:t>, используемом в Active Directory по умолчанию, составляет 10 часов.</w:t>
+      </w:r>
+    </w:p>
+    <w:p>
+      <w:pPr>
+        <w:spacing w:after="0"/>
+        <w:jc w:val="both"/>
+      </w:pPr>
+    </w:p>
+    <w:p>
+      <w:pPr>
+        <w:spacing w:after="0"/>
+        <w:jc w:val="both"/>
+        <w:rPr>
+          <w:lang w:val="en-US"/>
+        </w:rPr>
+      </w:pPr>
+      <w:r>
+        <w:t>Можно указать, где будет храниться профиль пользователя.</w:t>
+      </w:r>
+    </w:p>
+    <w:p>
+      <w:pPr>
+        <w:spacing w:after="0"/>
+      </w:pPr>
+      <w:r>
+        <w:t xml:space="preserve">Это про те папки, которые </w:t>
+      </w:r>
+      <w:r>
+        <w:t>будут являться частью профиля</w:t>
+      </w:r>
+      <w:r>
+        <w:t>, но не будут попадать в перемещаемый профиль.</w:t>
+      </w:r>
+      <w:r>
+        <w:br/>
+      </w:r>
+      <w:r>
+        <w:rPr>
+          <w:noProof/>
+        </w:rPr>
+        <w:drawing>
+          <wp:inline distT="0" distB="0" distL="0" distR="0" wp14:anchorId="0D964E80" wp14:editId="2DEE8CA3">
+            <wp:extent cx="3403600" cy="953328"/>
+            <wp:effectExtent l="0" t="0" r="6350" b="0"/>
+            <wp:docPr id="1431311632" name="Рисунок 1"/>
+            <wp:cNvGraphicFramePr>
+              <a:graphicFrameLocks xmlns:a="http://schemas.openxmlformats.org/drawingml/2006/main" noChangeAspect="1"/>
+            </wp:cNvGraphicFramePr>
+            <a:graphic xmlns:a="http://schemas.openxmlformats.org/drawingml/2006/main">
+              <a:graphicData uri="http://schemas.openxmlformats.org/drawingml/2006/picture">
+                <pic:pic xmlns:pic="http://schemas.openxmlformats.org/drawingml/2006/picture">
+                  <pic:nvPicPr>
+                    <pic:cNvPr id="1431311632" name=""/>
+                    <pic:cNvPicPr/>
+                  </pic:nvPicPr>
+                  <pic:blipFill>
+                    <a:blip r:embed="rId6"/>
+                    <a:stretch>
+                      <a:fillRect/>
+                    </a:stretch>
+                  </pic:blipFill>
+                  <pic:spPr>
+                    <a:xfrm>
+                      <a:off x="0" y="0"/>
+                      <a:ext cx="3429107" cy="960472"/>
+                    </a:xfrm>
+                    <a:prstGeom prst="rect">
+                      <a:avLst/>
+                    </a:prstGeom>
+                  </pic:spPr>
+                </pic:pic>
+              </a:graphicData>
+            </a:graphic>
+          </wp:inline>
+        </w:drawing>
+      </w:r>
+    </w:p>
+    <w:p>
+      <w:pPr>
+        <w:spacing w:after="0"/>
+        <w:jc w:val="both"/>
+      </w:pPr>
+      <w:r>
+        <w:t>На изображении</w:t>
+      </w:r>
+      <w:r>
         <w:t xml:space="preserve"> </w:t>
       </w:r>
+      <w:r>
+        <w:t xml:space="preserve">профиль пользователя перемещается на сервер </w:t>
+      </w:r>
+      <w:r>
+        <w:t>\\</w:t>
+      </w:r>
+      <w:r>
+        <w:rPr>
+          <w:lang w:val="en-US"/>
+        </w:rPr>
+        <w:t>lon</w:t>
+      </w:r>
+      <w:r>
+        <w:t>-</w:t>
+      </w:r>
+      <w:r>
+        <w:rPr>
+          <w:lang w:val="en-US"/>
+        </w:rPr>
+        <w:t>dc</w:t>
+      </w:r>
+      <w:r>
+        <w:t>1\</w:t>
+      </w:r>
+      <w:r>
+        <w:t xml:space="preserve">, и подключить эту папу в качестве локального диска </w:t>
+      </w:r>
+      <w:r>
+        <w:rPr>
+          <w:lang w:val="en-US"/>
+        </w:rPr>
+        <w:t>Z</w:t>
+      </w:r>
+      <w:r>
+        <w:t>.</w:t>
+      </w:r>
+    </w:p>
+    <w:p>
+      <w:pPr>
+        <w:spacing w:after="0"/>
+        <w:jc w:val="both"/>
+      </w:pPr>
+      <w:r>
+        <w:t>Это указание, где хранить часть папок пользователя</w:t>
+      </w:r>
+      <w:r>
+        <w:t xml:space="preserve"> (</w:t>
+      </w:r>
+      <w:r>
+        <w:rPr>
+          <w:lang w:val="en-US"/>
+        </w:rPr>
+        <w:t>application</w:t>
+      </w:r>
+      <w:r>
+        <w:t xml:space="preserve"> </w:t>
+      </w:r>
+      <w:r>
+        <w:rPr>
+          <w:lang w:val="en-US"/>
+        </w:rPr>
+        <w:t>data</w:t>
+      </w:r>
+      <w:r>
+        <w:t xml:space="preserve">, меню пуск, и </w:t>
+      </w:r>
       <w:proofErr w:type="spellStart"/>
       <w:r>
-        <w:t>Ticket</w:t>
+        <w:t>др</w:t>
       </w:r>
       <w:proofErr w:type="spellEnd"/>
       <w:r>
-        <w:t xml:space="preserve">) в протоколе </w:t>
+        <w:t xml:space="preserve">). По умолчанию, когда юзер входит в систему впервые, то создаются папки с его локальным профилем в папке </w:t>
+      </w:r>
+      <w:r>
+        <w:rPr>
+          <w:lang w:val="en-US"/>
+        </w:rPr>
+        <w:t>C</w:t>
+      </w:r>
+      <w:r>
+        <w:t>/</w:t>
+      </w:r>
+      <w:r>
+        <w:rPr>
+          <w:lang w:val="en-US"/>
+        </w:rPr>
+        <w:t>Users</w:t>
+      </w:r>
+      <w:r>
+        <w:t xml:space="preserve">/ </w:t>
+      </w:r>
+      <w:proofErr w:type="gramStart"/>
+      <w:r>
+        <w:t xml:space="preserve">- </w:t>
+      </w:r>
+      <w:r>
+        <w:t>это</w:t>
+      </w:r>
+      <w:proofErr w:type="gramEnd"/>
+      <w:r>
+        <w:t xml:space="preserve"> не всегда удобно, и желательно, чтобы они создавались именно там. Особенно, если много машин, на которые могут ходить много разных пользователей. Удобнее, если все данные пользователя будут храниться в одном месте, и пользователь заходит на машину, и у него весь профиль подтягивается по сети. И тогда очень удобно </w:t>
+      </w:r>
+      <w:r>
+        <w:t xml:space="preserve">- </w:t>
+      </w:r>
+      <w:r>
+        <w:t>у него будут сохраняться все настройки, и др.</w:t>
+      </w:r>
+    </w:p>
+    <w:p>
+      <w:pPr>
+        <w:pStyle w:val="a7"/>
+        <w:numPr>
+          <w:ilvl w:val="0"/>
+          <w:numId w:val="5"/>
+        </w:numPr>
+        <w:spacing w:after="0"/>
+        <w:jc w:val="both"/>
+      </w:pPr>
+      <w:r>
+        <w:lastRenderedPageBreak/>
+        <w:t>Задаём это значение в поле профиль, куда пользователь будет иметь право писать файлы.</w:t>
+      </w:r>
+    </w:p>
+    <w:p>
+      <w:pPr>
+        <w:pStyle w:val="a7"/>
+        <w:numPr>
+          <w:ilvl w:val="0"/>
+          <w:numId w:val="5"/>
+        </w:numPr>
+        <w:spacing w:after="0"/>
+        <w:jc w:val="both"/>
+      </w:pPr>
+      <w:r>
+        <w:t>После этого следующий логин в систему приведёт к тому, что в этом месте, которое мы указали создадутся папки для профиля.</w:t>
+      </w:r>
+    </w:p>
+    <w:p>
+      <w:pPr>
+        <w:pStyle w:val="a7"/>
+        <w:numPr>
+          <w:ilvl w:val="0"/>
+          <w:numId w:val="5"/>
+        </w:numPr>
+        <w:spacing w:after="0"/>
+        <w:jc w:val="both"/>
+      </w:pPr>
+      <w:r>
+        <w:t>И начиная с этого момента все входы в систему во всем домене будут уже использовать именно эти папки – не создавать новые, а использовать эти старые.</w:t>
+      </w:r>
+    </w:p>
+    <w:p>
+      <w:pPr>
+        <w:spacing w:after="0"/>
+        <w:jc w:val="both"/>
+      </w:pPr>
+    </w:p>
+    <w:p>
+      <w:pPr>
+        <w:spacing w:after="0"/>
+        <w:jc w:val="both"/>
+        <w:rPr>
+          <w:lang w:val="en-US"/>
+        </w:rPr>
+      </w:pPr>
+      <w:r>
+        <w:t xml:space="preserve">Вообще профиль состоит их 2х частей – постоянной и плавающей, перемещаемой. </w:t>
+      </w:r>
+      <w:r>
+        <w:t>Например,</w:t>
+      </w:r>
+      <w:r>
+        <w:t xml:space="preserve"> настройки </w:t>
       </w:r>
       <w:proofErr w:type="spellStart"/>
       <w:r>
-        <w:t>Kerberos</w:t>
+        <w:t>рабстола</w:t>
       </w:r>
       <w:proofErr w:type="spellEnd"/>
       <w:r>
-        <w:t>, используемом в Active Directory по умолчанию, составляет 10 часов.</w:t>
-      </w:r>
-    </w:p>
-    <w:p>
-      <w:pPr>
-        <w:spacing w:after="0"/>
-        <w:jc w:val="both"/>
-      </w:pPr>
+        <w:t xml:space="preserve"> – это перемещаемый профиль, они независимы для каждой машины, но их тоже можно переместить.</w:t>
+      </w:r>
     </w:p>
     <w:sectPr>
       <w:pgSz w:w="11906" w:h="16838" w:code="9"/>
@@ -1179,6 +1438,119 @@
     </w:lvl>
   </w:abstractNum>
   <w:abstractNum w:abstractNumId="3" w15:restartNumberingAfterBreak="0">
+    <w:nsid w:val="683056B3"/>
+    <w:multiLevelType w:val="hybridMultilevel"/>
+    <w:tmpl w:val="C5A4C668"/>
+    <w:lvl w:ilvl="0" w:tplc="04190001">
+      <w:start w:val="1"/>
+      <w:numFmt w:val="bullet"/>
+      <w:lvlText w:val=""/>
+      <w:lvlJc w:val="left"/>
+      <w:pPr>
+        <w:ind w:left="720" w:hanging="360"/>
+      </w:pPr>
+      <w:rPr>
+        <w:rFonts w:ascii="Symbol" w:hAnsi="Symbol" w:hint="default"/>
+      </w:rPr>
+    </w:lvl>
+    <w:lvl w:ilvl="1" w:tplc="04190003" w:tentative="1">
+      <w:start w:val="1"/>
+      <w:numFmt w:val="bullet"/>
+      <w:lvlText w:val="o"/>
+      <w:lvlJc w:val="left"/>
+      <w:pPr>
+        <w:ind w:left="1440" w:hanging="360"/>
+      </w:pPr>
+      <w:rPr>
+        <w:rFonts w:ascii="Courier New" w:hAnsi="Courier New" w:cs="Courier New" w:hint="default"/>
+      </w:rPr>
+    </w:lvl>
+    <w:lvl w:ilvl="2" w:tplc="04190005" w:tentative="1">
+      <w:start w:val="1"/>
+      <w:numFmt w:val="bullet"/>
+      <w:lvlText w:val=""/>
+      <w:lvlJc w:val="left"/>
+      <w:pPr>
+        <w:ind w:left="2160" w:hanging="360"/>
+      </w:pPr>
+      <w:rPr>
+        <w:rFonts w:ascii="Wingdings" w:hAnsi="Wingdings" w:hint="default"/>
+      </w:rPr>
+    </w:lvl>
+    <w:lvl w:ilvl="3" w:tplc="04190001" w:tentative="1">
+      <w:start w:val="1"/>
+      <w:numFmt w:val="bullet"/>
+      <w:lvlText w:val=""/>
+      <w:lvlJc w:val="left"/>
+      <w:pPr>
+        <w:ind w:left="2880" w:hanging="360"/>
+      </w:pPr>
+      <w:rPr>
+        <w:rFonts w:ascii="Symbol" w:hAnsi="Symbol" w:hint="default"/>
+      </w:rPr>
+    </w:lvl>
+    <w:lvl w:ilvl="4" w:tplc="04190003" w:tentative="1">
+      <w:start w:val="1"/>
+      <w:numFmt w:val="bullet"/>
+      <w:lvlText w:val="o"/>
+      <w:lvlJc w:val="left"/>
+      <w:pPr>
+        <w:ind w:left="3600" w:hanging="360"/>
+      </w:pPr>
+      <w:rPr>
+        <w:rFonts w:ascii="Courier New" w:hAnsi="Courier New" w:cs="Courier New" w:hint="default"/>
+      </w:rPr>
+    </w:lvl>
+    <w:lvl w:ilvl="5" w:tplc="04190005" w:tentative="1">
+      <w:start w:val="1"/>
+      <w:numFmt w:val="bullet"/>
+      <w:lvlText w:val=""/>
+      <w:lvlJc w:val="left"/>
+      <w:pPr>
+        <w:ind w:left="4320" w:hanging="360"/>
+      </w:pPr>
+      <w:rPr>
+        <w:rFonts w:ascii="Wingdings" w:hAnsi="Wingdings" w:hint="default"/>
+      </w:rPr>
+    </w:lvl>
+    <w:lvl w:ilvl="6" w:tplc="04190001" w:tentative="1">
+      <w:start w:val="1"/>
+      <w:numFmt w:val="bullet"/>
+      <w:lvlText w:val=""/>
+      <w:lvlJc w:val="left"/>
+      <w:pPr>
+        <w:ind w:left="5040" w:hanging="360"/>
+      </w:pPr>
+      <w:rPr>
+        <w:rFonts w:ascii="Symbol" w:hAnsi="Symbol" w:hint="default"/>
+      </w:rPr>
+    </w:lvl>
+    <w:lvl w:ilvl="7" w:tplc="04190003" w:tentative="1">
+      <w:start w:val="1"/>
+      <w:numFmt w:val="bullet"/>
+      <w:lvlText w:val="o"/>
+      <w:lvlJc w:val="left"/>
+      <w:pPr>
+        <w:ind w:left="5760" w:hanging="360"/>
+      </w:pPr>
+      <w:rPr>
+        <w:rFonts w:ascii="Courier New" w:hAnsi="Courier New" w:cs="Courier New" w:hint="default"/>
+      </w:rPr>
+    </w:lvl>
+    <w:lvl w:ilvl="8" w:tplc="04190005" w:tentative="1">
+      <w:start w:val="1"/>
+      <w:numFmt w:val="bullet"/>
+      <w:lvlText w:val=""/>
+      <w:lvlJc w:val="left"/>
+      <w:pPr>
+        <w:ind w:left="6480" w:hanging="360"/>
+      </w:pPr>
+      <w:rPr>
+        <w:rFonts w:ascii="Wingdings" w:hAnsi="Wingdings" w:hint="default"/>
+      </w:rPr>
+    </w:lvl>
+  </w:abstractNum>
+  <w:abstractNum w:abstractNumId="4" w15:restartNumberingAfterBreak="0">
     <w:nsid w:val="7823182E"/>
     <w:multiLevelType w:val="hybridMultilevel"/>
     <w:tmpl w:val="8CD8A1BC"/>
@@ -1292,7 +1664,7 @@
     </w:lvl>
   </w:abstractNum>
   <w:num w:numId="1" w16cid:durableId="761535522">
-    <w:abstractNumId w:val="3"/>
+    <w:abstractNumId w:val="4"/>
   </w:num>
   <w:num w:numId="2" w16cid:durableId="912858675">
     <w:abstractNumId w:val="1"/>
@@ -1302,6 +1674,9 @@
   </w:num>
   <w:num w:numId="4" w16cid:durableId="1796171383">
     <w:abstractNumId w:val="0"/>
+  </w:num>
+  <w:num w:numId="5" w16cid:durableId="968896824">
+    <w:abstractNumId w:val="3"/>
   </w:num>
 </w:numbering>
 </file>
@@ -1914,6 +2289,7 @@
   <w:style w:type="character" w:default="1" w:styleId="a0">
     <w:name w:val="Default Paragraph Font"/>
     <w:uiPriority w:val="1"/>
+    <w:semiHidden/>
     <w:unhideWhenUsed/>
   </w:style>
   <w:style w:type="table" w:default="1" w:styleId="a1">
@@ -2234,6 +2610,29 @@
       <w:smallCaps/>
       <w:color w:val="2E74B5" w:themeColor="accent1" w:themeShade="BF"/>
       <w:spacing w:val="5"/>
+    </w:rPr>
+  </w:style>
+  <w:style w:type="character" w:styleId="ac">
+    <w:name w:val="Hyperlink"/>
+    <w:basedOn w:val="a0"/>
+    <w:uiPriority w:val="99"/>
+    <w:unhideWhenUsed/>
+    <w:rsid w:val="00F026E1"/>
+    <w:rPr>
+      <w:color w:val="0563C1" w:themeColor="hyperlink"/>
+      <w:u w:val="single"/>
+    </w:rPr>
+  </w:style>
+  <w:style w:type="character" w:styleId="ad">
+    <w:name w:val="Unresolved Mention"/>
+    <w:basedOn w:val="a0"/>
+    <w:uiPriority w:val="99"/>
+    <w:semiHidden/>
+    <w:unhideWhenUsed/>
+    <w:rsid w:val="00F026E1"/>
+    <w:rPr>
+      <w:color w:val="605E5C"/>
+      <w:shd w:val="clear" w:color="auto" w:fill="E1DFDD"/>
     </w:rPr>
   </w:style>
 </w:styles>

--- a/WindowsServer 2012/Module 3.docx
+++ b/WindowsServer 2012/Module 3.docx
@@ -825,9 +825,6 @@
       <w:pPr>
         <w:spacing w:after="0"/>
         <w:jc w:val="both"/>
-        <w:rPr>
-          <w:lang w:val="en-US"/>
-        </w:rPr>
       </w:pPr>
       <w:r>
         <w:t>Можно указать, где будет храниться профиль пользователя.</w:t>
@@ -838,13 +835,7 @@
         <w:spacing w:after="0"/>
       </w:pPr>
       <w:r>
-        <w:t xml:space="preserve">Это про те папки, которые </w:t>
-      </w:r>
-      <w:r>
-        <w:t>будут являться частью профиля</w:t>
-      </w:r>
-      <w:r>
-        <w:t>, но не будут попадать в перемещаемый профиль.</w:t>
+        <w:t>Это про те папки, которые будут являться частью профиля, но не будут попадать в перемещаемый профиль.</w:t>
       </w:r>
       <w:r>
         <w:br/>
@@ -1002,7 +993,21 @@
       </w:r>
       <w:proofErr w:type="gramEnd"/>
       <w:r>
-        <w:t xml:space="preserve"> не всегда удобно, и желательно, чтобы они создавались именно там. Особенно, если много машин, на которые могут ходить много разных пользователей. Удобнее, если все данные пользователя будут храниться в одном месте, и пользователь заходит на машину, и у него весь профиль подтягивается по сети. И тогда очень удобно </w:t>
+        <w:t xml:space="preserve"> не всегда удобно, </w:t>
+      </w:r>
+      <w:proofErr w:type="gramStart"/>
+      <w:r>
+        <w:t xml:space="preserve">и </w:t>
+      </w:r>
+      <w:r>
+        <w:t xml:space="preserve"> </w:t>
+      </w:r>
+      <w:r>
+        <w:t>желательно</w:t>
+      </w:r>
+      <w:proofErr w:type="gramEnd"/>
+      <w:r>
+        <w:t xml:space="preserve">, чтобы они создавались именно там. Особенно, если много машин, на которые могут ходить много разных пользователей. Удобнее, если все данные пользователя будут храниться в одном месте, и пользователь заходит на машину, и у него весь профиль подтягивается по сети. И тогда очень удобно </w:t>
       </w:r>
       <w:r>
         <w:t xml:space="preserve">- </w:t>
@@ -1064,9 +1069,6 @@
       <w:pPr>
         <w:spacing w:after="0"/>
         <w:jc w:val="both"/>
-        <w:rPr>
-          <w:lang w:val="en-US"/>
-        </w:rPr>
       </w:pPr>
       <w:r>
         <w:t xml:space="preserve">Вообще профиль состоит их 2х частей – постоянной и плавающей, перемещаемой. </w:t>
@@ -1084,6 +1086,3522 @@
       <w:proofErr w:type="spellEnd"/>
       <w:r>
         <w:t xml:space="preserve"> – это перемещаемый профиль, они независимы для каждой машины, но их тоже можно переместить.</w:t>
+      </w:r>
+    </w:p>
+    <w:p>
+      <w:pPr>
+        <w:spacing w:after="0"/>
+        <w:jc w:val="both"/>
+      </w:pPr>
+    </w:p>
+    <w:p>
+      <w:pPr>
+        <w:spacing w:after="0"/>
+        <w:jc w:val="center"/>
+        <w:rPr>
+          <w:b/>
+          <w:bCs/>
+        </w:rPr>
+      </w:pPr>
+      <w:r>
+        <w:rPr>
+          <w:b/>
+          <w:bCs/>
+        </w:rPr>
+        <w:t>ПРАКТИКА</w:t>
+      </w:r>
+    </w:p>
+    <w:p>
+      <w:pPr>
+        <w:spacing w:after="0"/>
+        <w:jc w:val="center"/>
+        <w:rPr>
+          <w:b/>
+          <w:bCs/>
+        </w:rPr>
+      </w:pPr>
+      <w:r>
+        <w:rPr>
+          <w:b/>
+          <w:bCs/>
+        </w:rPr>
+        <w:t>СОЗДАНИЕ ПОЛЬЗОВАТЕЛЯ</w:t>
+      </w:r>
+    </w:p>
+    <w:p>
+      <w:pPr>
+        <w:rPr>
+          <w:b/>
+          <w:bCs/>
+        </w:rPr>
+      </w:pPr>
+      <w:r>
+        <w:rPr>
+          <w:b/>
+          <w:bCs/>
+        </w:rPr>
+        <w:t xml:space="preserve">1. Создание через </w:t>
+      </w:r>
+      <w:r>
+        <w:rPr>
+          <w:b/>
+          <w:bCs/>
+          <w:lang w:val="en-US"/>
+        </w:rPr>
+        <w:t>ADAC</w:t>
+      </w:r>
+      <w:r>
+        <w:rPr>
+          <w:b/>
+          <w:bCs/>
+        </w:rPr>
+        <w:t>.</w:t>
+      </w:r>
+    </w:p>
+    <w:p>
+      <w:r>
+        <w:t>Диспетчер</w:t>
+      </w:r>
+      <w:r>
+        <w:t xml:space="preserve"> </w:t>
+      </w:r>
+      <w:r>
+        <w:t>серверов</w:t>
+      </w:r>
+      <w:r>
+        <w:t xml:space="preserve"> -&gt; </w:t>
+      </w:r>
+      <w:r>
+        <w:t>средства</w:t>
+      </w:r>
+      <w:r>
+        <w:t xml:space="preserve"> -&gt; </w:t>
+      </w:r>
+      <w:r>
+        <w:t>центр</w:t>
+      </w:r>
+      <w:r>
+        <w:t xml:space="preserve"> </w:t>
+      </w:r>
+      <w:r>
+        <w:t>администрирования</w:t>
+      </w:r>
+      <w:r>
+        <w:t xml:space="preserve"> </w:t>
+      </w:r>
+      <w:r>
+        <w:rPr>
+          <w:lang w:val="en-US"/>
+        </w:rPr>
+        <w:t>AD</w:t>
+      </w:r>
+      <w:r>
+        <w:t xml:space="preserve"> (</w:t>
+      </w:r>
+      <w:r>
+        <w:rPr>
+          <w:lang w:val="en-US"/>
+        </w:rPr>
+        <w:t>Active</w:t>
+      </w:r>
+      <w:r>
+        <w:t xml:space="preserve"> </w:t>
+      </w:r>
+      <w:r>
+        <w:rPr>
+          <w:lang w:val="en-US"/>
+        </w:rPr>
+        <w:t>Directory</w:t>
+      </w:r>
+      <w:r>
+        <w:t xml:space="preserve"> </w:t>
+      </w:r>
+      <w:r>
+        <w:rPr>
+          <w:lang w:val="en-US"/>
+        </w:rPr>
+        <w:t>Administrative</w:t>
+      </w:r>
+      <w:r>
+        <w:t xml:space="preserve"> </w:t>
+      </w:r>
+      <w:r>
+        <w:rPr>
+          <w:lang w:val="en-US"/>
+        </w:rPr>
+        <w:t>Center</w:t>
+      </w:r>
+      <w:r>
+        <w:t xml:space="preserve">, </w:t>
+      </w:r>
+      <w:r>
+        <w:rPr>
+          <w:lang w:val="en-US"/>
+        </w:rPr>
+        <w:t>ADAC</w:t>
+      </w:r>
+      <w:r>
+        <w:t>)</w:t>
+      </w:r>
+    </w:p>
+    <w:p>
+      <w:pPr>
+        <w:rPr>
+          <w:lang w:val="en-US"/>
+        </w:rPr>
+      </w:pPr>
+      <w:r>
+        <w:rPr>
+          <w:noProof/>
+        </w:rPr>
+        <w:drawing>
+          <wp:inline distT="0" distB="0" distL="0" distR="0" wp14:anchorId="1E8D98FC" wp14:editId="0758EDB5">
+            <wp:extent cx="5939790" cy="3871595"/>
+            <wp:effectExtent l="0" t="0" r="3810" b="0"/>
+            <wp:docPr id="1738436967" name="Рисунок 1"/>
+            <wp:cNvGraphicFramePr>
+              <a:graphicFrameLocks xmlns:a="http://schemas.openxmlformats.org/drawingml/2006/main" noChangeAspect="1"/>
+            </wp:cNvGraphicFramePr>
+            <a:graphic xmlns:a="http://schemas.openxmlformats.org/drawingml/2006/main">
+              <a:graphicData uri="http://schemas.openxmlformats.org/drawingml/2006/picture">
+                <pic:pic xmlns:pic="http://schemas.openxmlformats.org/drawingml/2006/picture">
+                  <pic:nvPicPr>
+                    <pic:cNvPr id="1738436967" name=""/>
+                    <pic:cNvPicPr/>
+                  </pic:nvPicPr>
+                  <pic:blipFill>
+                    <a:blip r:embed="rId7"/>
+                    <a:stretch>
+                      <a:fillRect/>
+                    </a:stretch>
+                  </pic:blipFill>
+                  <pic:spPr>
+                    <a:xfrm>
+                      <a:off x="0" y="0"/>
+                      <a:ext cx="5939790" cy="3871595"/>
+                    </a:xfrm>
+                    <a:prstGeom prst="rect">
+                      <a:avLst/>
+                    </a:prstGeom>
+                  </pic:spPr>
+                </pic:pic>
+              </a:graphicData>
+            </a:graphic>
+          </wp:inline>
+        </w:drawing>
+      </w:r>
+    </w:p>
+    <w:p>
+      <w:r>
+        <w:t xml:space="preserve">Адаком удобно пользоваться для простых вещей. В нем можно ограничивать пользователя </w:t>
+      </w:r>
+      <w:proofErr w:type="spellStart"/>
+      <w:r>
+        <w:t>адака</w:t>
+      </w:r>
+      <w:proofErr w:type="spellEnd"/>
+      <w:r>
+        <w:t xml:space="preserve"> в правах. Это не инструмент для управления всеми, и для решения всех задач – это инструмент для быстрого выполнения типовых задач, таких как сброс пароля, заведение новых учёток, заведение пользователей в группу, и пр.</w:t>
+      </w:r>
+    </w:p>
+    <w:p/>
+    <w:p>
+      <w:r>
+        <w:lastRenderedPageBreak/>
+        <w:t>Выбрать нужный домен -</w:t>
+      </w:r>
+      <w:r>
+        <w:t xml:space="preserve">&gt; </w:t>
+      </w:r>
+      <w:r>
+        <w:t xml:space="preserve">контейнер </w:t>
+      </w:r>
+      <w:r>
+        <w:rPr>
+          <w:lang w:val="en-US"/>
+        </w:rPr>
+        <w:t>users</w:t>
+      </w:r>
+      <w:r>
+        <w:t xml:space="preserve"> </w:t>
+      </w:r>
+      <w:r>
+        <w:t>-</w:t>
+      </w:r>
+      <w:r>
+        <w:t xml:space="preserve">&gt; </w:t>
+      </w:r>
+      <w:r>
+        <w:t>по нему правой кнопкой мыши -</w:t>
+      </w:r>
+      <w:r>
+        <w:t xml:space="preserve">&gt; </w:t>
+      </w:r>
+      <w:r>
+        <w:t>Создать -</w:t>
+      </w:r>
+      <w:r>
+        <w:t xml:space="preserve">&gt; </w:t>
+      </w:r>
+      <w:r>
+        <w:t>Пользователь</w:t>
+      </w:r>
+      <w:r>
+        <w:t>.</w:t>
+      </w:r>
+    </w:p>
+    <w:p>
+      <w:r>
+        <w:rPr>
+          <w:noProof/>
+        </w:rPr>
+        <w:drawing>
+          <wp:inline distT="0" distB="0" distL="0" distR="0" wp14:anchorId="6AD6FA50" wp14:editId="6EE2FF2A">
+            <wp:extent cx="5939790" cy="4392295"/>
+            <wp:effectExtent l="0" t="0" r="3810" b="8255"/>
+            <wp:docPr id="359292519" name="Рисунок 1"/>
+            <wp:cNvGraphicFramePr>
+              <a:graphicFrameLocks xmlns:a="http://schemas.openxmlformats.org/drawingml/2006/main" noChangeAspect="1"/>
+            </wp:cNvGraphicFramePr>
+            <a:graphic xmlns:a="http://schemas.openxmlformats.org/drawingml/2006/main">
+              <a:graphicData uri="http://schemas.openxmlformats.org/drawingml/2006/picture">
+                <pic:pic xmlns:pic="http://schemas.openxmlformats.org/drawingml/2006/picture">
+                  <pic:nvPicPr>
+                    <pic:cNvPr id="359292519" name=""/>
+                    <pic:cNvPicPr/>
+                  </pic:nvPicPr>
+                  <pic:blipFill>
+                    <a:blip r:embed="rId8"/>
+                    <a:stretch>
+                      <a:fillRect/>
+                    </a:stretch>
+                  </pic:blipFill>
+                  <pic:spPr>
+                    <a:xfrm>
+                      <a:off x="0" y="0"/>
+                      <a:ext cx="5939790" cy="4392295"/>
+                    </a:xfrm>
+                    <a:prstGeom prst="rect">
+                      <a:avLst/>
+                    </a:prstGeom>
+                  </pic:spPr>
+                </pic:pic>
+              </a:graphicData>
+            </a:graphic>
+          </wp:inline>
+        </w:drawing>
+      </w:r>
+    </w:p>
+    <w:p>
+      <w:pPr>
+        <w:spacing w:after="0"/>
+        <w:rPr>
+          <w:b/>
+          <w:bCs/>
+          <w:lang w:val="en-US"/>
+        </w:rPr>
+      </w:pPr>
+    </w:p>
+    <w:p>
+      <w:r>
+        <w:t>При создании пользователя обязательными полями будут:</w:t>
+      </w:r>
+    </w:p>
+    <w:p>
+      <w:r>
+        <w:t>- имя пользователя</w:t>
+      </w:r>
+    </w:p>
+    <w:p>
+      <w:r>
+        <w:t>- логин</w:t>
+      </w:r>
+    </w:p>
+    <w:p>
+      <w:r>
+        <w:t>- пароль</w:t>
+      </w:r>
+    </w:p>
+    <w:p>
+      <w:r>
+        <w:t>И можно создавать.</w:t>
+      </w:r>
+    </w:p>
+    <w:p/>
+    <w:p/>
+    <w:p>
+      <w:pPr>
+        <w:jc w:val="center"/>
+        <w:rPr>
+          <w:b/>
+          <w:bCs/>
+        </w:rPr>
+      </w:pPr>
+      <w:r>
+        <w:rPr>
+          <w:b/>
+          <w:bCs/>
+        </w:rPr>
+        <w:t>ПОСМОТРЕТЬ ПОЛЬЗОВАТЕЛЕЙ</w:t>
+      </w:r>
+    </w:p>
+    <w:p>
+      <w:pPr>
+        <w:rPr>
+          <w:b/>
+          <w:bCs/>
+        </w:rPr>
+      </w:pPr>
+      <w:r>
+        <w:rPr>
+          <w:b/>
+          <w:bCs/>
+        </w:rPr>
+        <w:t xml:space="preserve">1. Через </w:t>
+      </w:r>
+      <w:r>
+        <w:rPr>
+          <w:b/>
+          <w:bCs/>
+          <w:lang w:val="en-US"/>
+        </w:rPr>
+        <w:t>ADAC</w:t>
+      </w:r>
+      <w:r>
+        <w:rPr>
+          <w:b/>
+          <w:bCs/>
+        </w:rPr>
+        <w:t>.</w:t>
+      </w:r>
+      <w:r>
+        <w:rPr>
+          <w:b/>
+          <w:bCs/>
+        </w:rPr>
+        <w:t xml:space="preserve"> </w:t>
+      </w:r>
+    </w:p>
+    <w:p>
+      <w:r>
+        <w:t>Диспетчер</w:t>
+      </w:r>
+      <w:r>
+        <w:t xml:space="preserve"> </w:t>
+      </w:r>
+      <w:r>
+        <w:t>серверов</w:t>
+      </w:r>
+      <w:r>
+        <w:t xml:space="preserve"> -&gt; </w:t>
+      </w:r>
+      <w:r>
+        <w:t>средства</w:t>
+      </w:r>
+      <w:r>
+        <w:t xml:space="preserve"> -&gt; </w:t>
+      </w:r>
+      <w:r>
+        <w:t>центр</w:t>
+      </w:r>
+      <w:r>
+        <w:t xml:space="preserve"> </w:t>
+      </w:r>
+      <w:r>
+        <w:t>администрирования</w:t>
+      </w:r>
+      <w:r>
+        <w:t xml:space="preserve"> </w:t>
+      </w:r>
+      <w:r>
+        <w:rPr>
+          <w:lang w:val="en-US"/>
+        </w:rPr>
+        <w:t>AD</w:t>
+      </w:r>
+      <w:r>
+        <w:t xml:space="preserve"> (</w:t>
+      </w:r>
+      <w:r>
+        <w:rPr>
+          <w:lang w:val="en-US"/>
+        </w:rPr>
+        <w:t>Active</w:t>
+      </w:r>
+      <w:r>
+        <w:t xml:space="preserve"> </w:t>
+      </w:r>
+      <w:r>
+        <w:rPr>
+          <w:lang w:val="en-US"/>
+        </w:rPr>
+        <w:t>Directory</w:t>
+      </w:r>
+      <w:r>
+        <w:t xml:space="preserve"> </w:t>
+      </w:r>
+      <w:r>
+        <w:rPr>
+          <w:lang w:val="en-US"/>
+        </w:rPr>
+        <w:t>Administrative</w:t>
+      </w:r>
+      <w:r>
+        <w:t xml:space="preserve"> </w:t>
+      </w:r>
+      <w:r>
+        <w:rPr>
+          <w:lang w:val="en-US"/>
+        </w:rPr>
+        <w:t>Center</w:t>
+      </w:r>
+      <w:r>
+        <w:t xml:space="preserve">, </w:t>
+      </w:r>
+      <w:r>
+        <w:rPr>
+          <w:lang w:val="en-US"/>
+        </w:rPr>
+        <w:t>ADAC</w:t>
+      </w:r>
+      <w:r>
+        <w:t>)</w:t>
+      </w:r>
+    </w:p>
+    <w:p>
+      <w:pPr>
+        <w:rPr>
+          <w:lang w:val="en-US"/>
+        </w:rPr>
+      </w:pPr>
+      <w:r>
+        <w:rPr>
+          <w:noProof/>
+        </w:rPr>
+        <w:lastRenderedPageBreak/>
+        <w:drawing>
+          <wp:inline distT="0" distB="0" distL="0" distR="0" wp14:anchorId="75FA921C" wp14:editId="28C424D9">
+            <wp:extent cx="5939790" cy="3871595"/>
+            <wp:effectExtent l="0" t="0" r="3810" b="0"/>
+            <wp:docPr id="1427020461" name="Рисунок 1"/>
+            <wp:cNvGraphicFramePr>
+              <a:graphicFrameLocks xmlns:a="http://schemas.openxmlformats.org/drawingml/2006/main" noChangeAspect="1"/>
+            </wp:cNvGraphicFramePr>
+            <a:graphic xmlns:a="http://schemas.openxmlformats.org/drawingml/2006/main">
+              <a:graphicData uri="http://schemas.openxmlformats.org/drawingml/2006/picture">
+                <pic:pic xmlns:pic="http://schemas.openxmlformats.org/drawingml/2006/picture">
+                  <pic:nvPicPr>
+                    <pic:cNvPr id="1738436967" name=""/>
+                    <pic:cNvPicPr/>
+                  </pic:nvPicPr>
+                  <pic:blipFill>
+                    <a:blip r:embed="rId7"/>
+                    <a:stretch>
+                      <a:fillRect/>
+                    </a:stretch>
+                  </pic:blipFill>
+                  <pic:spPr>
+                    <a:xfrm>
+                      <a:off x="0" y="0"/>
+                      <a:ext cx="5939790" cy="3871595"/>
+                    </a:xfrm>
+                    <a:prstGeom prst="rect">
+                      <a:avLst/>
+                    </a:prstGeom>
+                  </pic:spPr>
+                </pic:pic>
+              </a:graphicData>
+            </a:graphic>
+          </wp:inline>
+        </w:drawing>
+      </w:r>
+    </w:p>
+    <w:p/>
+    <w:p>
+      <w:r>
+        <w:t xml:space="preserve">В папки можно заходить двойным щелчком, и созданный пользователь будет в папке </w:t>
+      </w:r>
+      <w:r>
+        <w:rPr>
+          <w:lang w:val="en-US"/>
+        </w:rPr>
+        <w:t>Users</w:t>
+      </w:r>
+      <w:r>
+        <w:t>.</w:t>
+      </w:r>
+    </w:p>
+    <w:p>
+      <w:r>
+        <w:t>Зайти в папку:</w:t>
+      </w:r>
+    </w:p>
+    <w:p>
+      <w:r>
+        <w:rPr>
+          <w:noProof/>
+        </w:rPr>
+        <w:drawing>
+          <wp:inline distT="0" distB="0" distL="0" distR="0" wp14:anchorId="33A1935B" wp14:editId="3F3F18D4">
+            <wp:extent cx="3967480" cy="3380459"/>
+            <wp:effectExtent l="0" t="0" r="0" b="0"/>
+            <wp:docPr id="1815156565" name="Рисунок 1"/>
+            <wp:cNvGraphicFramePr>
+              <a:graphicFrameLocks xmlns:a="http://schemas.openxmlformats.org/drawingml/2006/main" noChangeAspect="1"/>
+            </wp:cNvGraphicFramePr>
+            <a:graphic xmlns:a="http://schemas.openxmlformats.org/drawingml/2006/main">
+              <a:graphicData uri="http://schemas.openxmlformats.org/drawingml/2006/picture">
+                <pic:pic xmlns:pic="http://schemas.openxmlformats.org/drawingml/2006/picture">
+                  <pic:nvPicPr>
+                    <pic:cNvPr id="1815156565" name=""/>
+                    <pic:cNvPicPr/>
+                  </pic:nvPicPr>
+                  <pic:blipFill>
+                    <a:blip r:embed="rId9"/>
+                    <a:stretch>
+                      <a:fillRect/>
+                    </a:stretch>
+                  </pic:blipFill>
+                  <pic:spPr>
+                    <a:xfrm>
+                      <a:off x="0" y="0"/>
+                      <a:ext cx="3971154" cy="3383589"/>
+                    </a:xfrm>
+                    <a:prstGeom prst="rect">
+                      <a:avLst/>
+                    </a:prstGeom>
+                  </pic:spPr>
+                </pic:pic>
+              </a:graphicData>
+            </a:graphic>
+          </wp:inline>
+        </w:drawing>
+      </w:r>
+    </w:p>
+    <w:p>
+      <w:r>
+        <w:t>И тут новый пользователь:</w:t>
+      </w:r>
+    </w:p>
+    <w:p>
+      <w:pPr>
+        <w:rPr>
+          <w:lang w:val="en-US"/>
+        </w:rPr>
+      </w:pPr>
+      <w:r>
+        <w:rPr>
+          <w:noProof/>
+        </w:rPr>
+        <w:lastRenderedPageBreak/>
+        <w:drawing>
+          <wp:inline distT="0" distB="0" distL="0" distR="0" wp14:anchorId="51004EA5" wp14:editId="1EB3D731">
+            <wp:extent cx="6289040" cy="3451105"/>
+            <wp:effectExtent l="0" t="0" r="0" b="0"/>
+            <wp:docPr id="103284875" name="Рисунок 1"/>
+            <wp:cNvGraphicFramePr>
+              <a:graphicFrameLocks xmlns:a="http://schemas.openxmlformats.org/drawingml/2006/main" noChangeAspect="1"/>
+            </wp:cNvGraphicFramePr>
+            <a:graphic xmlns:a="http://schemas.openxmlformats.org/drawingml/2006/main">
+              <a:graphicData uri="http://schemas.openxmlformats.org/drawingml/2006/picture">
+                <pic:pic xmlns:pic="http://schemas.openxmlformats.org/drawingml/2006/picture">
+                  <pic:nvPicPr>
+                    <pic:cNvPr id="103284875" name=""/>
+                    <pic:cNvPicPr/>
+                  </pic:nvPicPr>
+                  <pic:blipFill>
+                    <a:blip r:embed="rId10"/>
+                    <a:stretch>
+                      <a:fillRect/>
+                    </a:stretch>
+                  </pic:blipFill>
+                  <pic:spPr>
+                    <a:xfrm>
+                      <a:off x="0" y="0"/>
+                      <a:ext cx="6315236" cy="3465480"/>
+                    </a:xfrm>
+                    <a:prstGeom prst="rect">
+                      <a:avLst/>
+                    </a:prstGeom>
+                  </pic:spPr>
+                </pic:pic>
+              </a:graphicData>
+            </a:graphic>
+          </wp:inline>
+        </w:drawing>
+      </w:r>
+    </w:p>
+    <w:p>
+      <w:pPr>
+        <w:rPr>
+          <w:lang w:val="en-US"/>
+        </w:rPr>
+      </w:pPr>
+    </w:p>
+    <w:p>
+      <w:pPr>
+        <w:rPr>
+          <w:lang w:val="en-US"/>
+        </w:rPr>
+      </w:pPr>
+      <w:r>
+        <w:rPr>
+          <w:lang w:val="en-US"/>
+        </w:rPr>
+        <w:t>2.</w:t>
+      </w:r>
+      <w:r>
+        <w:rPr>
+          <w:lang w:val="en-US"/>
+        </w:rPr>
+        <w:t xml:space="preserve"> </w:t>
+      </w:r>
+      <w:r>
+        <w:t>Через</w:t>
+      </w:r>
+      <w:r>
+        <w:rPr>
+          <w:lang w:val="en-US"/>
+        </w:rPr>
+        <w:t xml:space="preserve"> </w:t>
+      </w:r>
+      <w:r>
+        <w:rPr>
+          <w:lang w:val="en-US"/>
+        </w:rPr>
+        <w:t>Active</w:t>
+      </w:r>
+      <w:r>
+        <w:rPr>
+          <w:lang w:val="en-US"/>
+        </w:rPr>
+        <w:t xml:space="preserve"> </w:t>
+      </w:r>
+      <w:r>
+        <w:rPr>
+          <w:lang w:val="en-US"/>
+        </w:rPr>
+        <w:t>Directory</w:t>
+      </w:r>
+      <w:r>
+        <w:rPr>
+          <w:lang w:val="en-US"/>
+        </w:rPr>
+        <w:t xml:space="preserve"> </w:t>
+      </w:r>
+      <w:r>
+        <w:rPr>
+          <w:lang w:val="en-US"/>
+        </w:rPr>
+        <w:t>Users</w:t>
+      </w:r>
+      <w:r>
+        <w:rPr>
+          <w:lang w:val="en-US"/>
+        </w:rPr>
+        <w:t xml:space="preserve"> </w:t>
+      </w:r>
+      <w:r>
+        <w:rPr>
+          <w:lang w:val="en-US"/>
+        </w:rPr>
+        <w:t>and</w:t>
+      </w:r>
+      <w:r>
+        <w:rPr>
+          <w:lang w:val="en-US"/>
+        </w:rPr>
+        <w:t xml:space="preserve"> </w:t>
+      </w:r>
+      <w:r>
+        <w:rPr>
+          <w:lang w:val="en-US"/>
+        </w:rPr>
+        <w:t>Computers.</w:t>
+      </w:r>
+    </w:p>
+    <w:p>
+      <w:r>
+        <w:t>Диспетчер</w:t>
+      </w:r>
+      <w:r>
+        <w:t xml:space="preserve"> </w:t>
+      </w:r>
+      <w:r>
+        <w:t>серверов</w:t>
+      </w:r>
+      <w:r>
+        <w:t xml:space="preserve"> -&gt; </w:t>
+      </w:r>
+      <w:r>
+        <w:t>средства</w:t>
+      </w:r>
+      <w:r>
+        <w:t xml:space="preserve"> -&gt; </w:t>
+      </w:r>
+      <w:r>
+        <w:t xml:space="preserve">Пользователи и компьютеры </w:t>
+      </w:r>
+      <w:r>
+        <w:rPr>
+          <w:lang w:val="en-US"/>
+        </w:rPr>
+        <w:t>AD</w:t>
+      </w:r>
+      <w:r>
+        <w:t xml:space="preserve"> (</w:t>
+      </w:r>
+      <w:r>
+        <w:rPr>
+          <w:lang w:val="en-US"/>
+        </w:rPr>
+        <w:t>Active</w:t>
+      </w:r>
+      <w:r>
+        <w:t xml:space="preserve"> </w:t>
+      </w:r>
+      <w:r>
+        <w:rPr>
+          <w:lang w:val="en-US"/>
+        </w:rPr>
+        <w:t>Directory</w:t>
+      </w:r>
+      <w:r>
+        <w:t xml:space="preserve"> </w:t>
+      </w:r>
+      <w:r>
+        <w:rPr>
+          <w:lang w:val="en-US"/>
+        </w:rPr>
+        <w:t>Users</w:t>
+      </w:r>
+      <w:r>
+        <w:t xml:space="preserve"> </w:t>
+      </w:r>
+      <w:r>
+        <w:rPr>
+          <w:lang w:val="en-US"/>
+        </w:rPr>
+        <w:t>and</w:t>
+      </w:r>
+      <w:r>
+        <w:t xml:space="preserve"> </w:t>
+      </w:r>
+      <w:r>
+        <w:rPr>
+          <w:lang w:val="en-US"/>
+        </w:rPr>
+        <w:t>Computers</w:t>
+      </w:r>
+      <w:r>
+        <w:t>).</w:t>
+      </w:r>
+    </w:p>
+    <w:p>
+      <w:pPr>
+        <w:rPr>
+          <w:lang w:val="en-US"/>
+        </w:rPr>
+      </w:pPr>
+      <w:r>
+        <w:rPr>
+          <w:noProof/>
+        </w:rPr>
+        <w:drawing>
+          <wp:inline distT="0" distB="0" distL="0" distR="0" wp14:anchorId="39580378" wp14:editId="301E0AC6">
+            <wp:extent cx="5939790" cy="2575560"/>
+            <wp:effectExtent l="0" t="0" r="3810" b="0"/>
+            <wp:docPr id="513087523" name="Рисунок 1"/>
+            <wp:cNvGraphicFramePr>
+              <a:graphicFrameLocks xmlns:a="http://schemas.openxmlformats.org/drawingml/2006/main" noChangeAspect="1"/>
+            </wp:cNvGraphicFramePr>
+            <a:graphic xmlns:a="http://schemas.openxmlformats.org/drawingml/2006/main">
+              <a:graphicData uri="http://schemas.openxmlformats.org/drawingml/2006/picture">
+                <pic:pic xmlns:pic="http://schemas.openxmlformats.org/drawingml/2006/picture">
+                  <pic:nvPicPr>
+                    <pic:cNvPr id="513087523" name=""/>
+                    <pic:cNvPicPr/>
+                  </pic:nvPicPr>
+                  <pic:blipFill>
+                    <a:blip r:embed="rId11"/>
+                    <a:stretch>
+                      <a:fillRect/>
+                    </a:stretch>
+                  </pic:blipFill>
+                  <pic:spPr>
+                    <a:xfrm>
+                      <a:off x="0" y="0"/>
+                      <a:ext cx="5939790" cy="2575560"/>
+                    </a:xfrm>
+                    <a:prstGeom prst="rect">
+                      <a:avLst/>
+                    </a:prstGeom>
+                  </pic:spPr>
+                </pic:pic>
+              </a:graphicData>
+            </a:graphic>
+          </wp:inline>
+        </w:drawing>
+      </w:r>
+    </w:p>
+    <w:p>
+      <w:pPr>
+        <w:rPr>
+          <w:lang w:val="en-US"/>
+        </w:rPr>
+      </w:pPr>
+      <w:r>
+        <w:t xml:space="preserve">Папка </w:t>
+      </w:r>
+      <w:r>
+        <w:rPr>
+          <w:lang w:val="en-US"/>
+        </w:rPr>
+        <w:t>Users.</w:t>
+      </w:r>
+    </w:p>
+    <w:p>
+      <w:r>
+        <w:rPr>
+          <w:noProof/>
+        </w:rPr>
+        <w:lastRenderedPageBreak/>
+        <w:drawing>
+          <wp:inline distT="0" distB="0" distL="0" distR="0" wp14:anchorId="6B32F22A" wp14:editId="19562844">
+            <wp:extent cx="4633638" cy="4500880"/>
+            <wp:effectExtent l="0" t="0" r="0" b="0"/>
+            <wp:docPr id="614494798" name="Рисунок 1"/>
+            <wp:cNvGraphicFramePr>
+              <a:graphicFrameLocks xmlns:a="http://schemas.openxmlformats.org/drawingml/2006/main" noChangeAspect="1"/>
+            </wp:cNvGraphicFramePr>
+            <a:graphic xmlns:a="http://schemas.openxmlformats.org/drawingml/2006/main">
+              <a:graphicData uri="http://schemas.openxmlformats.org/drawingml/2006/picture">
+                <pic:pic xmlns:pic="http://schemas.openxmlformats.org/drawingml/2006/picture">
+                  <pic:nvPicPr>
+                    <pic:cNvPr id="614494798" name=""/>
+                    <pic:cNvPicPr/>
+                  </pic:nvPicPr>
+                  <pic:blipFill>
+                    <a:blip r:embed="rId12"/>
+                    <a:stretch>
+                      <a:fillRect/>
+                    </a:stretch>
+                  </pic:blipFill>
+                  <pic:spPr>
+                    <a:xfrm>
+                      <a:off x="0" y="0"/>
+                      <a:ext cx="4635517" cy="4502705"/>
+                    </a:xfrm>
+                    <a:prstGeom prst="rect">
+                      <a:avLst/>
+                    </a:prstGeom>
+                  </pic:spPr>
+                </pic:pic>
+              </a:graphicData>
+            </a:graphic>
+          </wp:inline>
+        </w:drawing>
+      </w:r>
+    </w:p>
+    <w:p>
+      <w:pPr>
+        <w:rPr>
+          <w:b/>
+          <w:bCs/>
+        </w:rPr>
+      </w:pPr>
+      <w:r>
+        <w:rPr>
+          <w:b/>
+          <w:bCs/>
+        </w:rPr>
+        <w:t>3</w:t>
+      </w:r>
+      <w:r>
+        <w:rPr>
+          <w:b/>
+          <w:bCs/>
+        </w:rPr>
+        <w:t xml:space="preserve">. </w:t>
+      </w:r>
+      <w:r>
+        <w:rPr>
+          <w:b/>
+          <w:bCs/>
+        </w:rPr>
+        <w:t>Ч</w:t>
+      </w:r>
+      <w:r>
+        <w:rPr>
+          <w:b/>
+          <w:bCs/>
+        </w:rPr>
+        <w:t xml:space="preserve">ерез </w:t>
+      </w:r>
+      <w:r>
+        <w:rPr>
+          <w:b/>
+          <w:bCs/>
+          <w:lang w:val="en-US"/>
+        </w:rPr>
+        <w:t>PowerShell</w:t>
+      </w:r>
+      <w:r>
+        <w:rPr>
+          <w:b/>
+          <w:bCs/>
+        </w:rPr>
+        <w:t>.</w:t>
+      </w:r>
+    </w:p>
+    <w:p>
+      <w:pPr>
+        <w:rPr>
+          <w:b/>
+          <w:bCs/>
+        </w:rPr>
+      </w:pPr>
+      <w:r>
+        <w:rPr>
+          <w:b/>
+          <w:bCs/>
+        </w:rPr>
+        <w:t xml:space="preserve">Посмотреть всех пользователей: </w:t>
+      </w:r>
+      <w:r>
+        <w:rPr>
+          <w:b/>
+          <w:bCs/>
+          <w:lang w:val="en-US"/>
+        </w:rPr>
+        <w:t>get</w:t>
+      </w:r>
+      <w:r>
+        <w:rPr>
+          <w:b/>
+          <w:bCs/>
+        </w:rPr>
+        <w:t>-</w:t>
+      </w:r>
+      <w:proofErr w:type="spellStart"/>
+      <w:r>
+        <w:rPr>
+          <w:b/>
+          <w:bCs/>
+          <w:lang w:val="en-US"/>
+        </w:rPr>
+        <w:t>adUser</w:t>
+      </w:r>
+      <w:proofErr w:type="spellEnd"/>
+    </w:p>
+    <w:p>
+      <w:pPr>
+        <w:rPr>
+          <w:b/>
+          <w:bCs/>
+        </w:rPr>
+      </w:pPr>
+      <w:r>
+        <w:t>По умолчанию пользователи будут показаны в виде объектов.</w:t>
+      </w:r>
+    </w:p>
+    <w:p>
+      <w:r>
+        <w:t>После ввода командлета он запросит фильтр</w:t>
+      </w:r>
+      <w:r>
+        <w:t>, и чтобы посмотреть всех – ввести звездочку.</w:t>
+      </w:r>
+    </w:p>
+    <w:p>
+      <w:pPr>
+        <w:rPr>
+          <w:b/>
+          <w:bCs/>
+        </w:rPr>
+      </w:pPr>
+      <w:r>
+        <w:rPr>
+          <w:noProof/>
+        </w:rPr>
+        <w:drawing>
+          <wp:inline distT="0" distB="0" distL="0" distR="0" wp14:anchorId="4C7D196D" wp14:editId="764540D6">
+            <wp:extent cx="2926080" cy="947378"/>
+            <wp:effectExtent l="0" t="0" r="7620" b="5715"/>
+            <wp:docPr id="440497800" name="Рисунок 1"/>
+            <wp:cNvGraphicFramePr>
+              <a:graphicFrameLocks xmlns:a="http://schemas.openxmlformats.org/drawingml/2006/main" noChangeAspect="1"/>
+            </wp:cNvGraphicFramePr>
+            <a:graphic xmlns:a="http://schemas.openxmlformats.org/drawingml/2006/main">
+              <a:graphicData uri="http://schemas.openxmlformats.org/drawingml/2006/picture">
+                <pic:pic xmlns:pic="http://schemas.openxmlformats.org/drawingml/2006/picture">
+                  <pic:nvPicPr>
+                    <pic:cNvPr id="440497800" name=""/>
+                    <pic:cNvPicPr/>
+                  </pic:nvPicPr>
+                  <pic:blipFill>
+                    <a:blip r:embed="rId13"/>
+                    <a:stretch>
+                      <a:fillRect/>
+                    </a:stretch>
+                  </pic:blipFill>
+                  <pic:spPr>
+                    <a:xfrm>
+                      <a:off x="0" y="0"/>
+                      <a:ext cx="2935219" cy="950337"/>
+                    </a:xfrm>
+                    <a:prstGeom prst="rect">
+                      <a:avLst/>
+                    </a:prstGeom>
+                  </pic:spPr>
+                </pic:pic>
+              </a:graphicData>
+            </a:graphic>
+          </wp:inline>
+        </w:drawing>
+      </w:r>
+    </w:p>
+    <w:p>
+      <w:pPr>
+        <w:rPr>
+          <w:b/>
+          <w:bCs/>
+        </w:rPr>
+      </w:pPr>
+      <w:r>
+        <w:rPr>
+          <w:b/>
+          <w:bCs/>
+        </w:rPr>
+        <w:t xml:space="preserve">Посмотреть конкретного пользователя: </w:t>
+      </w:r>
+      <w:r>
+        <w:rPr>
+          <w:b/>
+          <w:bCs/>
+          <w:lang w:val="en-US"/>
+        </w:rPr>
+        <w:t>get</w:t>
+      </w:r>
+      <w:r>
+        <w:rPr>
+          <w:b/>
+          <w:bCs/>
+        </w:rPr>
+        <w:t>-</w:t>
+      </w:r>
+      <w:proofErr w:type="spellStart"/>
+      <w:r>
+        <w:rPr>
+          <w:b/>
+          <w:bCs/>
+          <w:lang w:val="en-US"/>
+        </w:rPr>
+        <w:t>AdUsers</w:t>
+      </w:r>
+      <w:proofErr w:type="spellEnd"/>
+      <w:r>
+        <w:rPr>
+          <w:b/>
+          <w:bCs/>
+        </w:rPr>
+        <w:t xml:space="preserve"> </w:t>
+      </w:r>
+      <w:proofErr w:type="spellStart"/>
+      <w:r>
+        <w:rPr>
+          <w:b/>
+          <w:bCs/>
+        </w:rPr>
+        <w:t>имяПользователя</w:t>
+      </w:r>
+      <w:proofErr w:type="spellEnd"/>
+    </w:p>
+    <w:p>
+      <w:pPr>
+        <w:rPr>
+          <w:b/>
+          <w:bCs/>
+        </w:rPr>
+      </w:pPr>
+      <w:r>
+        <w:rPr>
+          <w:noProof/>
+        </w:rPr>
+        <w:lastRenderedPageBreak/>
+        <w:drawing>
+          <wp:inline distT="0" distB="0" distL="0" distR="0" wp14:anchorId="59D55491" wp14:editId="681A1E35">
+            <wp:extent cx="5201920" cy="3180990"/>
+            <wp:effectExtent l="0" t="0" r="0" b="635"/>
+            <wp:docPr id="1178151385" name="Рисунок 1"/>
+            <wp:cNvGraphicFramePr>
+              <a:graphicFrameLocks xmlns:a="http://schemas.openxmlformats.org/drawingml/2006/main" noChangeAspect="1"/>
+            </wp:cNvGraphicFramePr>
+            <a:graphic xmlns:a="http://schemas.openxmlformats.org/drawingml/2006/main">
+              <a:graphicData uri="http://schemas.openxmlformats.org/drawingml/2006/picture">
+                <pic:pic xmlns:pic="http://schemas.openxmlformats.org/drawingml/2006/picture">
+                  <pic:nvPicPr>
+                    <pic:cNvPr id="1178151385" name=""/>
+                    <pic:cNvPicPr/>
+                  </pic:nvPicPr>
+                  <pic:blipFill>
+                    <a:blip r:embed="rId14"/>
+                    <a:stretch>
+                      <a:fillRect/>
+                    </a:stretch>
+                  </pic:blipFill>
+                  <pic:spPr>
+                    <a:xfrm>
+                      <a:off x="0" y="0"/>
+                      <a:ext cx="5204811" cy="3182758"/>
+                    </a:xfrm>
+                    <a:prstGeom prst="rect">
+                      <a:avLst/>
+                    </a:prstGeom>
+                  </pic:spPr>
+                </pic:pic>
+              </a:graphicData>
+            </a:graphic>
+          </wp:inline>
+        </w:drawing>
+      </w:r>
+    </w:p>
+    <w:p>
+      <w:pPr>
+        <w:rPr>
+          <w:b/>
+          <w:bCs/>
+        </w:rPr>
+      </w:pPr>
+      <w:r>
+        <w:rPr>
+          <w:b/>
+          <w:bCs/>
+        </w:rPr>
+        <w:t xml:space="preserve">Показать пользователя в виде таблицы сделав перенаправление на командлет </w:t>
+      </w:r>
+      <w:r>
+        <w:rPr>
+          <w:b/>
+          <w:bCs/>
+          <w:lang w:val="en-US"/>
+        </w:rPr>
+        <w:t>format</w:t>
+      </w:r>
+      <w:r>
+        <w:rPr>
+          <w:b/>
+          <w:bCs/>
+        </w:rPr>
+        <w:t>-</w:t>
+      </w:r>
+      <w:r>
+        <w:rPr>
+          <w:b/>
+          <w:bCs/>
+          <w:lang w:val="en-US"/>
+        </w:rPr>
+        <w:t>table</w:t>
+      </w:r>
+      <w:r>
+        <w:rPr>
+          <w:b/>
+          <w:bCs/>
+        </w:rPr>
+        <w:t>:</w:t>
+      </w:r>
+    </w:p>
+    <w:p>
+      <w:pPr>
+        <w:rPr>
+          <w:b/>
+          <w:bCs/>
+          <w:lang w:val="en-US"/>
+        </w:rPr>
+      </w:pPr>
+      <w:r>
+        <w:rPr>
+          <w:noProof/>
+        </w:rPr>
+        <w:drawing>
+          <wp:inline distT="0" distB="0" distL="0" distR="0" wp14:anchorId="4D05C7CC" wp14:editId="71CEB034">
+            <wp:extent cx="5939790" cy="1045845"/>
+            <wp:effectExtent l="0" t="0" r="3810" b="1905"/>
+            <wp:docPr id="875597284" name="Рисунок 1"/>
+            <wp:cNvGraphicFramePr>
+              <a:graphicFrameLocks xmlns:a="http://schemas.openxmlformats.org/drawingml/2006/main" noChangeAspect="1"/>
+            </wp:cNvGraphicFramePr>
+            <a:graphic xmlns:a="http://schemas.openxmlformats.org/drawingml/2006/main">
+              <a:graphicData uri="http://schemas.openxmlformats.org/drawingml/2006/picture">
+                <pic:pic xmlns:pic="http://schemas.openxmlformats.org/drawingml/2006/picture">
+                  <pic:nvPicPr>
+                    <pic:cNvPr id="875597284" name=""/>
+                    <pic:cNvPicPr/>
+                  </pic:nvPicPr>
+                  <pic:blipFill>
+                    <a:blip r:embed="rId15"/>
+                    <a:stretch>
+                      <a:fillRect/>
+                    </a:stretch>
+                  </pic:blipFill>
+                  <pic:spPr>
+                    <a:xfrm>
+                      <a:off x="0" y="0"/>
+                      <a:ext cx="5939790" cy="1045845"/>
+                    </a:xfrm>
+                    <a:prstGeom prst="rect">
+                      <a:avLst/>
+                    </a:prstGeom>
+                  </pic:spPr>
+                </pic:pic>
+              </a:graphicData>
+            </a:graphic>
+          </wp:inline>
+        </w:drawing>
+      </w:r>
+    </w:p>
+    <w:p>
+      <w:r>
+        <w:t>Такой формат удобнее списка тогда, когда нужно сравнивать несколько пользователей.</w:t>
+      </w:r>
+    </w:p>
+    <w:p>
+      <w:pPr>
+        <w:rPr>
+          <w:b/>
+          <w:bCs/>
+        </w:rPr>
+      </w:pPr>
+      <w:proofErr w:type="spellStart"/>
+      <w:r>
+        <w:rPr>
+          <w:b/>
+          <w:bCs/>
+        </w:rPr>
+        <w:t>Алиас</w:t>
+      </w:r>
+      <w:proofErr w:type="spellEnd"/>
+      <w:r>
+        <w:rPr>
+          <w:b/>
+          <w:bCs/>
+        </w:rPr>
+        <w:t xml:space="preserve"> для </w:t>
+      </w:r>
+      <w:r>
+        <w:rPr>
+          <w:b/>
+          <w:bCs/>
+          <w:lang w:val="en-US"/>
+        </w:rPr>
+        <w:t>format</w:t>
+      </w:r>
+      <w:r>
+        <w:rPr>
+          <w:b/>
+          <w:bCs/>
+        </w:rPr>
+        <w:t>-</w:t>
+      </w:r>
+      <w:r>
+        <w:rPr>
+          <w:b/>
+          <w:bCs/>
+          <w:lang w:val="en-US"/>
+        </w:rPr>
+        <w:t>table</w:t>
+      </w:r>
+      <w:r>
+        <w:rPr>
+          <w:b/>
+          <w:bCs/>
+        </w:rPr>
+        <w:t xml:space="preserve"> – </w:t>
+      </w:r>
+      <w:r>
+        <w:rPr>
+          <w:b/>
+          <w:bCs/>
+          <w:lang w:val="en-US"/>
+        </w:rPr>
+        <w:t>ft</w:t>
+      </w:r>
+    </w:p>
+    <w:p>
+      <w:pPr>
+        <w:rPr>
+          <w:b/>
+          <w:bCs/>
+        </w:rPr>
+      </w:pPr>
+      <w:r>
+        <w:rPr>
+          <w:noProof/>
+        </w:rPr>
+        <w:drawing>
+          <wp:inline distT="0" distB="0" distL="0" distR="0" wp14:anchorId="214AA597" wp14:editId="47BF5E82">
+            <wp:extent cx="5939790" cy="638175"/>
+            <wp:effectExtent l="0" t="0" r="3810" b="9525"/>
+            <wp:docPr id="1962730745" name="Рисунок 1"/>
+            <wp:cNvGraphicFramePr>
+              <a:graphicFrameLocks xmlns:a="http://schemas.openxmlformats.org/drawingml/2006/main" noChangeAspect="1"/>
+            </wp:cNvGraphicFramePr>
+            <a:graphic xmlns:a="http://schemas.openxmlformats.org/drawingml/2006/main">
+              <a:graphicData uri="http://schemas.openxmlformats.org/drawingml/2006/picture">
+                <pic:pic xmlns:pic="http://schemas.openxmlformats.org/drawingml/2006/picture">
+                  <pic:nvPicPr>
+                    <pic:cNvPr id="1962730745" name=""/>
+                    <pic:cNvPicPr/>
+                  </pic:nvPicPr>
+                  <pic:blipFill>
+                    <a:blip r:embed="rId16"/>
+                    <a:stretch>
+                      <a:fillRect/>
+                    </a:stretch>
+                  </pic:blipFill>
+                  <pic:spPr>
+                    <a:xfrm>
+                      <a:off x="0" y="0"/>
+                      <a:ext cx="5939790" cy="638175"/>
+                    </a:xfrm>
+                    <a:prstGeom prst="rect">
+                      <a:avLst/>
+                    </a:prstGeom>
+                  </pic:spPr>
+                </pic:pic>
+              </a:graphicData>
+            </a:graphic>
+          </wp:inline>
+        </w:drawing>
+      </w:r>
+    </w:p>
+    <w:p>
+      <w:pPr>
+        <w:rPr>
+          <w:b/>
+          <w:bCs/>
+          <w:lang w:val="en-US"/>
+        </w:rPr>
+      </w:pPr>
+    </w:p>
+    <w:p>
+      <w:pPr>
+        <w:rPr>
+          <w:b/>
+          <w:bCs/>
+          <w:lang w:val="en-US"/>
+        </w:rPr>
+      </w:pPr>
+    </w:p>
+    <w:p>
+      <w:pPr>
+        <w:rPr>
+          <w:b/>
+          <w:bCs/>
+          <w:lang w:val="en-US"/>
+        </w:rPr>
+      </w:pPr>
+    </w:p>
+    <w:p>
+      <w:pPr>
+        <w:rPr>
+          <w:b/>
+          <w:bCs/>
+          <w:lang w:val="en-US"/>
+        </w:rPr>
+      </w:pPr>
+    </w:p>
+    <w:p>
+      <w:pPr>
+        <w:rPr>
+          <w:b/>
+          <w:bCs/>
+          <w:lang w:val="en-US"/>
+        </w:rPr>
+      </w:pPr>
+      <w:proofErr w:type="spellStart"/>
+      <w:r>
+        <w:rPr>
+          <w:b/>
+          <w:bCs/>
+        </w:rPr>
+        <w:t>Алиас</w:t>
+      </w:r>
+      <w:proofErr w:type="spellEnd"/>
+      <w:r>
+        <w:rPr>
+          <w:b/>
+          <w:bCs/>
+          <w:lang w:val="en-US"/>
+        </w:rPr>
+        <w:t xml:space="preserve"> </w:t>
+      </w:r>
+      <w:r>
+        <w:rPr>
+          <w:b/>
+          <w:bCs/>
+        </w:rPr>
+        <w:t>для</w:t>
+      </w:r>
+      <w:r>
+        <w:rPr>
+          <w:b/>
+          <w:bCs/>
+          <w:lang w:val="en-US"/>
+        </w:rPr>
+        <w:t xml:space="preserve"> </w:t>
+      </w:r>
+      <w:r>
+        <w:rPr>
+          <w:b/>
+          <w:bCs/>
+          <w:lang w:val="en-US"/>
+        </w:rPr>
+        <w:t>format</w:t>
+      </w:r>
+      <w:r>
+        <w:rPr>
+          <w:b/>
+          <w:bCs/>
+          <w:lang w:val="en-US"/>
+        </w:rPr>
+        <w:t>-</w:t>
+      </w:r>
+      <w:r>
+        <w:rPr>
+          <w:b/>
+          <w:bCs/>
+          <w:lang w:val="en-US"/>
+        </w:rPr>
+        <w:t>list</w:t>
+      </w:r>
+      <w:r>
+        <w:rPr>
+          <w:b/>
+          <w:bCs/>
+          <w:lang w:val="en-US"/>
+        </w:rPr>
+        <w:t xml:space="preserve"> – </w:t>
+      </w:r>
+      <w:proofErr w:type="spellStart"/>
+      <w:r>
+        <w:rPr>
+          <w:b/>
+          <w:bCs/>
+          <w:lang w:val="en-US"/>
+        </w:rPr>
+        <w:t>fl</w:t>
+      </w:r>
+      <w:proofErr w:type="spellEnd"/>
+    </w:p>
+    <w:p>
+      <w:pPr>
+        <w:rPr>
+          <w:b/>
+          <w:bCs/>
+        </w:rPr>
+      </w:pPr>
+      <w:r>
+        <w:rPr>
+          <w:noProof/>
+        </w:rPr>
+        <w:lastRenderedPageBreak/>
+        <w:drawing>
+          <wp:inline distT="0" distB="0" distL="0" distR="0" wp14:anchorId="1399741A" wp14:editId="0107B8E1">
+            <wp:extent cx="3982720" cy="1925855"/>
+            <wp:effectExtent l="0" t="0" r="0" b="0"/>
+            <wp:docPr id="244877735" name="Рисунок 1"/>
+            <wp:cNvGraphicFramePr>
+              <a:graphicFrameLocks xmlns:a="http://schemas.openxmlformats.org/drawingml/2006/main" noChangeAspect="1"/>
+            </wp:cNvGraphicFramePr>
+            <a:graphic xmlns:a="http://schemas.openxmlformats.org/drawingml/2006/main">
+              <a:graphicData uri="http://schemas.openxmlformats.org/drawingml/2006/picture">
+                <pic:pic xmlns:pic="http://schemas.openxmlformats.org/drawingml/2006/picture">
+                  <pic:nvPicPr>
+                    <pic:cNvPr id="244877735" name=""/>
+                    <pic:cNvPicPr/>
+                  </pic:nvPicPr>
+                  <pic:blipFill>
+                    <a:blip r:embed="rId17"/>
+                    <a:stretch>
+                      <a:fillRect/>
+                    </a:stretch>
+                  </pic:blipFill>
+                  <pic:spPr>
+                    <a:xfrm>
+                      <a:off x="0" y="0"/>
+                      <a:ext cx="3985407" cy="1927154"/>
+                    </a:xfrm>
+                    <a:prstGeom prst="rect">
+                      <a:avLst/>
+                    </a:prstGeom>
+                  </pic:spPr>
+                </pic:pic>
+              </a:graphicData>
+            </a:graphic>
+          </wp:inline>
+        </w:drawing>
+      </w:r>
+    </w:p>
+    <w:p>
+      <w:pPr>
+        <w:jc w:val="center"/>
+        <w:rPr>
+          <w:b/>
+          <w:bCs/>
+        </w:rPr>
+      </w:pPr>
+      <w:r>
+        <w:rPr>
+          <w:b/>
+          <w:bCs/>
+        </w:rPr>
+        <w:t>ДОБАВЛЕНИЕ ПОЛЬЗОВАТЕЛЯ В ГРУППУ</w:t>
+      </w:r>
+    </w:p>
+    <w:p>
+      <w:r>
+        <w:t xml:space="preserve">По умолчанию пользователи создаются в группе </w:t>
+      </w:r>
+      <w:r>
+        <w:t xml:space="preserve">«Пользователи домена» (Domain </w:t>
+      </w:r>
+      <w:r>
+        <w:rPr>
+          <w:lang w:val="en-US"/>
+        </w:rPr>
+        <w:t>Users</w:t>
+      </w:r>
+      <w:r>
+        <w:t xml:space="preserve">). </w:t>
+      </w:r>
+    </w:p>
+    <w:p>
+      <w:pPr>
+        <w:rPr>
+          <w:b/>
+          <w:bCs/>
+        </w:rPr>
+      </w:pPr>
+      <w:r>
+        <w:rPr>
+          <w:b/>
+          <w:bCs/>
+        </w:rPr>
+        <w:t xml:space="preserve">1. </w:t>
+      </w:r>
+      <w:r>
+        <w:rPr>
+          <w:b/>
+          <w:bCs/>
+          <w:lang w:val="en-US"/>
+        </w:rPr>
+        <w:t>PowerShell</w:t>
+      </w:r>
+    </w:p>
+    <w:p>
+      <w:r>
+        <w:t>Командлет</w:t>
+      </w:r>
+      <w:r>
+        <w:t xml:space="preserve"> </w:t>
+      </w:r>
+      <w:r>
+        <w:rPr>
+          <w:lang w:val="en-US"/>
+        </w:rPr>
+        <w:t>Add</w:t>
+      </w:r>
+      <w:r>
+        <w:t>-</w:t>
+      </w:r>
+      <w:proofErr w:type="spellStart"/>
+      <w:r>
+        <w:rPr>
+          <w:lang w:val="en-US"/>
+        </w:rPr>
+        <w:t>ADGroupMember</w:t>
+      </w:r>
+      <w:proofErr w:type="spellEnd"/>
+      <w:r>
+        <w:t xml:space="preserve"> </w:t>
+      </w:r>
+      <w:r>
+        <w:t>при</w:t>
+      </w:r>
+      <w:r>
+        <w:t xml:space="preserve"> </w:t>
+      </w:r>
+      <w:r>
+        <w:t>вводе</w:t>
+      </w:r>
+      <w:r>
+        <w:t xml:space="preserve"> </w:t>
+      </w:r>
+      <w:r>
+        <w:t>задаст</w:t>
+      </w:r>
+      <w:r>
+        <w:t xml:space="preserve"> </w:t>
+      </w:r>
+      <w:r>
+        <w:t>сам нужные вопросы:</w:t>
+      </w:r>
+    </w:p>
+    <w:p>
+      <w:pPr>
+        <w:pStyle w:val="a7"/>
+        <w:numPr>
+          <w:ilvl w:val="0"/>
+          <w:numId w:val="14"/>
+        </w:numPr>
+      </w:pPr>
+      <w:r>
+        <w:rPr>
+          <w:lang w:val="en-US"/>
+        </w:rPr>
+        <w:t>Identity</w:t>
+      </w:r>
+      <w:r>
+        <w:t xml:space="preserve"> - </w:t>
+      </w:r>
+      <w:r>
+        <w:t>г</w:t>
+      </w:r>
+      <w:r>
+        <w:t>руппа, куда хотим добавить пользователя:</w:t>
+      </w:r>
+    </w:p>
+    <w:p>
+      <w:pPr>
+        <w:pStyle w:val="a7"/>
+        <w:numPr>
+          <w:ilvl w:val="0"/>
+          <w:numId w:val="14"/>
+        </w:numPr>
+      </w:pPr>
+      <w:proofErr w:type="gramStart"/>
+      <w:r>
+        <w:rPr>
+          <w:lang w:val="en-US"/>
+        </w:rPr>
+        <w:t>Members</w:t>
+      </w:r>
+      <w:r>
+        <w:t>[</w:t>
+      </w:r>
+      <w:proofErr w:type="gramEnd"/>
+      <w:r>
+        <w:t>…</w:t>
+      </w:r>
+      <w:r>
+        <w:t xml:space="preserve">] - </w:t>
+      </w:r>
+      <w:r>
+        <w:t>имя</w:t>
+      </w:r>
+      <w:r>
+        <w:t xml:space="preserve"> пользователя</w:t>
+      </w:r>
+      <w:r>
+        <w:t>, которого</w:t>
+      </w:r>
+      <w:r>
+        <w:t xml:space="preserve"> нужно добавить</w:t>
+      </w:r>
+      <w:r>
+        <w:t xml:space="preserve">, в качестве аргумента принимается список, чтобы перестать вводить юзеров нужно нажать </w:t>
+      </w:r>
+      <w:proofErr w:type="gramStart"/>
+      <w:r>
+        <w:rPr>
+          <w:lang w:val="en-US"/>
+        </w:rPr>
+        <w:t>enter</w:t>
+      </w:r>
+      <w:r>
+        <w:t xml:space="preserve"> </w:t>
+      </w:r>
+      <w:r>
+        <w:t>:</w:t>
+      </w:r>
+      <w:proofErr w:type="gramEnd"/>
+    </w:p>
+    <w:p>
+      <w:pPr>
+        <w:pStyle w:val="a7"/>
+        <w:ind w:left="1080"/>
+      </w:pPr>
+      <w:r>
+        <w:rPr>
+          <w:noProof/>
+        </w:rPr>
+        <w:drawing>
+          <wp:inline distT="0" distB="0" distL="0" distR="0" wp14:anchorId="688AAC51" wp14:editId="2B0193DE">
+            <wp:extent cx="5400675" cy="1514475"/>
+            <wp:effectExtent l="0" t="0" r="9525" b="9525"/>
+            <wp:docPr id="2013506170" name="Рисунок 1"/>
+            <wp:cNvGraphicFramePr>
+              <a:graphicFrameLocks xmlns:a="http://schemas.openxmlformats.org/drawingml/2006/main" noChangeAspect="1"/>
+            </wp:cNvGraphicFramePr>
+            <a:graphic xmlns:a="http://schemas.openxmlformats.org/drawingml/2006/main">
+              <a:graphicData uri="http://schemas.openxmlformats.org/drawingml/2006/picture">
+                <pic:pic xmlns:pic="http://schemas.openxmlformats.org/drawingml/2006/picture">
+                  <pic:nvPicPr>
+                    <pic:cNvPr id="2013506170" name=""/>
+                    <pic:cNvPicPr/>
+                  </pic:nvPicPr>
+                  <pic:blipFill>
+                    <a:blip r:embed="rId18"/>
+                    <a:stretch>
+                      <a:fillRect/>
+                    </a:stretch>
+                  </pic:blipFill>
+                  <pic:spPr>
+                    <a:xfrm>
+                      <a:off x="0" y="0"/>
+                      <a:ext cx="5400675" cy="1514475"/>
+                    </a:xfrm>
+                    <a:prstGeom prst="rect">
+                      <a:avLst/>
+                    </a:prstGeom>
+                  </pic:spPr>
+                </pic:pic>
+              </a:graphicData>
+            </a:graphic>
+          </wp:inline>
+        </w:drawing>
+      </w:r>
+    </w:p>
+    <w:p>
+      <w:r>
+        <w:t xml:space="preserve">Командлет </w:t>
+      </w:r>
+      <w:r>
+        <w:t>Get-</w:t>
+      </w:r>
+      <w:proofErr w:type="spellStart"/>
+      <w:r>
+        <w:t>ADGroupMember</w:t>
+      </w:r>
+      <w:proofErr w:type="spellEnd"/>
+      <w:r>
+        <w:t xml:space="preserve"> "</w:t>
+      </w:r>
+      <w:r>
+        <w:t>Имя группы</w:t>
+      </w:r>
+      <w:r>
+        <w:t>"</w:t>
+      </w:r>
+    </w:p>
+    <w:p>
+      <w:r>
+        <w:rPr>
+          <w:noProof/>
+        </w:rPr>
+        <w:drawing>
+          <wp:inline distT="0" distB="0" distL="0" distR="0" wp14:anchorId="28182B7B" wp14:editId="54145105">
+            <wp:extent cx="5939790" cy="2983230"/>
+            <wp:effectExtent l="0" t="0" r="3810" b="7620"/>
+            <wp:docPr id="358164068" name="Рисунок 1"/>
+            <wp:cNvGraphicFramePr>
+              <a:graphicFrameLocks xmlns:a="http://schemas.openxmlformats.org/drawingml/2006/main" noChangeAspect="1"/>
+            </wp:cNvGraphicFramePr>
+            <a:graphic xmlns:a="http://schemas.openxmlformats.org/drawingml/2006/main">
+              <a:graphicData uri="http://schemas.openxmlformats.org/drawingml/2006/picture">
+                <pic:pic xmlns:pic="http://schemas.openxmlformats.org/drawingml/2006/picture">
+                  <pic:nvPicPr>
+                    <pic:cNvPr id="358164068" name=""/>
+                    <pic:cNvPicPr/>
+                  </pic:nvPicPr>
+                  <pic:blipFill>
+                    <a:blip r:embed="rId19"/>
+                    <a:stretch>
+                      <a:fillRect/>
+                    </a:stretch>
+                  </pic:blipFill>
+                  <pic:spPr>
+                    <a:xfrm>
+                      <a:off x="0" y="0"/>
+                      <a:ext cx="5939790" cy="2983230"/>
+                    </a:xfrm>
+                    <a:prstGeom prst="rect">
+                      <a:avLst/>
+                    </a:prstGeom>
+                  </pic:spPr>
+                </pic:pic>
+              </a:graphicData>
+            </a:graphic>
+          </wp:inline>
+        </w:drawing>
+      </w:r>
+    </w:p>
+    <w:p/>
+    <w:p>
+      <w:pPr>
+        <w:jc w:val="center"/>
+        <w:rPr>
+          <w:b/>
+          <w:bCs/>
+        </w:rPr>
+      </w:pPr>
+      <w:r>
+        <w:rPr>
+          <w:b/>
+          <w:bCs/>
+        </w:rPr>
+        <w:t>УДАЛЕНИЕ ПОЛЬЗОВАТЕЛЯ ИЗ ГРУППЫ</w:t>
+      </w:r>
+    </w:p>
+    <w:p>
+      <w:r>
+        <w:t xml:space="preserve">При создании пользователя, у него одна из групп помечается как </w:t>
+      </w:r>
+      <w:r>
+        <w:t>основная группа</w:t>
+      </w:r>
+      <w:r>
+        <w:t xml:space="preserve">, стандартно это </w:t>
+      </w:r>
+      <w:r>
+        <w:t xml:space="preserve">«Пользователи домена» (Domain </w:t>
+      </w:r>
+      <w:r>
+        <w:rPr>
+          <w:lang w:val="en-US"/>
+        </w:rPr>
+        <w:t>Users</w:t>
+      </w:r>
+      <w:r>
+        <w:t xml:space="preserve">). </w:t>
+      </w:r>
+    </w:p>
+    <w:p>
+      <w:r>
+        <w:rPr>
+          <w:noProof/>
+        </w:rPr>
+        <w:drawing>
+          <wp:inline distT="0" distB="0" distL="0" distR="0" wp14:anchorId="2B9225BA" wp14:editId="59E23DAD">
+            <wp:extent cx="2780756" cy="3566160"/>
+            <wp:effectExtent l="0" t="0" r="635" b="0"/>
+            <wp:docPr id="409204134" name="Рисунок 1"/>
+            <wp:cNvGraphicFramePr>
+              <a:graphicFrameLocks xmlns:a="http://schemas.openxmlformats.org/drawingml/2006/main" noChangeAspect="1"/>
+            </wp:cNvGraphicFramePr>
+            <a:graphic xmlns:a="http://schemas.openxmlformats.org/drawingml/2006/main">
+              <a:graphicData uri="http://schemas.openxmlformats.org/drawingml/2006/picture">
+                <pic:pic xmlns:pic="http://schemas.openxmlformats.org/drawingml/2006/picture">
+                  <pic:nvPicPr>
+                    <pic:cNvPr id="409204134" name=""/>
+                    <pic:cNvPicPr/>
+                  </pic:nvPicPr>
+                  <pic:blipFill>
+                    <a:blip r:embed="rId20"/>
+                    <a:stretch>
+                      <a:fillRect/>
+                    </a:stretch>
+                  </pic:blipFill>
+                  <pic:spPr>
+                    <a:xfrm>
+                      <a:off x="0" y="0"/>
+                      <a:ext cx="2784961" cy="3571553"/>
+                    </a:xfrm>
+                    <a:prstGeom prst="rect">
+                      <a:avLst/>
+                    </a:prstGeom>
+                  </pic:spPr>
+                </pic:pic>
+              </a:graphicData>
+            </a:graphic>
+          </wp:inline>
+        </w:drawing>
+      </w:r>
+    </w:p>
+    <w:p/>
+    <w:p>
+      <w:pPr>
+        <w:rPr>
+          <w:b/>
+          <w:bCs/>
+        </w:rPr>
+      </w:pPr>
+      <w:r>
+        <w:rPr>
+          <w:b/>
+          <w:bCs/>
+        </w:rPr>
+        <w:t xml:space="preserve">1. </w:t>
+      </w:r>
+      <w:r>
+        <w:rPr>
+          <w:b/>
+          <w:bCs/>
+          <w:lang w:val="en-US"/>
+        </w:rPr>
+        <w:t>PowerShell</w:t>
+      </w:r>
+    </w:p>
+    <w:p>
+      <w:r>
+        <w:t xml:space="preserve">Командлет </w:t>
+      </w:r>
+      <w:proofErr w:type="spellStart"/>
+      <w:r>
+        <w:t>Remove-ADGroupMember</w:t>
+      </w:r>
+      <w:proofErr w:type="spellEnd"/>
+      <w:r>
+        <w:t xml:space="preserve"> </w:t>
+      </w:r>
+      <w:r>
+        <w:t>при</w:t>
+      </w:r>
+      <w:r>
+        <w:t xml:space="preserve"> </w:t>
+      </w:r>
+      <w:r>
+        <w:t>вводе</w:t>
+      </w:r>
+      <w:r>
+        <w:t xml:space="preserve"> </w:t>
+      </w:r>
+      <w:r>
+        <w:t>задаст</w:t>
+      </w:r>
+      <w:r>
+        <w:t xml:space="preserve"> </w:t>
+      </w:r>
+      <w:r>
+        <w:t>сам нужные вопросы:</w:t>
+      </w:r>
+    </w:p>
+    <w:p>
+      <w:pPr>
+        <w:pStyle w:val="a7"/>
+        <w:numPr>
+          <w:ilvl w:val="0"/>
+          <w:numId w:val="15"/>
+        </w:numPr>
+      </w:pPr>
+      <w:r>
+        <w:rPr>
+          <w:lang w:val="en-US"/>
+        </w:rPr>
+        <w:t>Identity</w:t>
+      </w:r>
+      <w:r>
+        <w:t xml:space="preserve"> - </w:t>
+      </w:r>
+      <w:r>
+        <w:t xml:space="preserve">группа, откуда хотим </w:t>
+      </w:r>
+      <w:proofErr w:type="spellStart"/>
+      <w:r>
+        <w:t>удлить</w:t>
+      </w:r>
+      <w:proofErr w:type="spellEnd"/>
+      <w:r>
+        <w:t xml:space="preserve"> пользователя:</w:t>
+      </w:r>
+    </w:p>
+    <w:p>
+      <w:pPr>
+        <w:pStyle w:val="a7"/>
+        <w:numPr>
+          <w:ilvl w:val="0"/>
+          <w:numId w:val="15"/>
+        </w:numPr>
+      </w:pPr>
+      <w:proofErr w:type="gramStart"/>
+      <w:r>
+        <w:rPr>
+          <w:lang w:val="en-US"/>
+        </w:rPr>
+        <w:t>Members</w:t>
+      </w:r>
+      <w:r>
+        <w:t>[</w:t>
+      </w:r>
+      <w:proofErr w:type="gramEnd"/>
+      <w:r>
+        <w:t>…</w:t>
+      </w:r>
+      <w:r>
+        <w:t xml:space="preserve">] - </w:t>
+      </w:r>
+      <w:r>
+        <w:t xml:space="preserve">имя пользователя, которого нужно удалить, в качестве аргумента принимается список, чтобы перестать вводить юзеров нужно нажать </w:t>
+      </w:r>
+      <w:proofErr w:type="gramStart"/>
+      <w:r>
+        <w:rPr>
+          <w:lang w:val="en-US"/>
+        </w:rPr>
+        <w:t>enter</w:t>
+      </w:r>
+      <w:r>
+        <w:t xml:space="preserve"> </w:t>
+      </w:r>
+      <w:r>
+        <w:t>:</w:t>
+      </w:r>
+      <w:proofErr w:type="gramEnd"/>
+    </w:p>
+    <w:p>
+      <w:pPr>
+        <w:pStyle w:val="a7"/>
+        <w:ind w:left="1080"/>
+      </w:pPr>
+      <w:r>
+        <w:rPr>
+          <w:noProof/>
+        </w:rPr>
+        <w:drawing>
+          <wp:inline distT="0" distB="0" distL="0" distR="0" wp14:anchorId="52F36135" wp14:editId="67D55C93">
+            <wp:extent cx="5939790" cy="1227455"/>
+            <wp:effectExtent l="0" t="0" r="3810" b="0"/>
+            <wp:docPr id="1444849943" name="Рисунок 1"/>
+            <wp:cNvGraphicFramePr>
+              <a:graphicFrameLocks xmlns:a="http://schemas.openxmlformats.org/drawingml/2006/main" noChangeAspect="1"/>
+            </wp:cNvGraphicFramePr>
+            <a:graphic xmlns:a="http://schemas.openxmlformats.org/drawingml/2006/main">
+              <a:graphicData uri="http://schemas.openxmlformats.org/drawingml/2006/picture">
+                <pic:pic xmlns:pic="http://schemas.openxmlformats.org/drawingml/2006/picture">
+                  <pic:nvPicPr>
+                    <pic:cNvPr id="1444849943" name=""/>
+                    <pic:cNvPicPr/>
+                  </pic:nvPicPr>
+                  <pic:blipFill>
+                    <a:blip r:embed="rId21"/>
+                    <a:stretch>
+                      <a:fillRect/>
+                    </a:stretch>
+                  </pic:blipFill>
+                  <pic:spPr>
+                    <a:xfrm>
+                      <a:off x="0" y="0"/>
+                      <a:ext cx="5939790" cy="1227455"/>
+                    </a:xfrm>
+                    <a:prstGeom prst="rect">
+                      <a:avLst/>
+                    </a:prstGeom>
+                  </pic:spPr>
+                </pic:pic>
+              </a:graphicData>
+            </a:graphic>
+          </wp:inline>
+        </w:drawing>
+      </w:r>
+    </w:p>
+    <w:p/>
+    <w:p>
+      <w:pPr>
+        <w:jc w:val="center"/>
+        <w:rPr>
+          <w:b/>
+          <w:bCs/>
+        </w:rPr>
+      </w:pPr>
+      <w:r>
+        <w:rPr>
+          <w:b/>
+          <w:bCs/>
+        </w:rPr>
+        <w:t>СКОПИРОВАТЬ ПОЛЬЗОВАТЕЛЯ</w:t>
+      </w:r>
+    </w:p>
+    <w:p>
+      <w:r>
+        <w:t xml:space="preserve">Хорошая практика заводить одного пользователя не для того, чтобы отдать учетку в пользование человеку, а чтобы использовать её как шаблон для </w:t>
+      </w:r>
+      <w:r>
+        <w:lastRenderedPageBreak/>
+        <w:t>создания других учёток, от которого можно скопироваться т.к. пользователи обычно одинаковые.</w:t>
+      </w:r>
+    </w:p>
+    <w:p>
+      <w:r>
+        <w:rPr>
+          <w:noProof/>
+        </w:rPr>
+        <w:drawing>
+          <wp:inline distT="0" distB="0" distL="0" distR="0" wp14:anchorId="01551742" wp14:editId="3869FAEC">
+            <wp:extent cx="5939790" cy="2512695"/>
+            <wp:effectExtent l="0" t="0" r="3810" b="1905"/>
+            <wp:docPr id="1993984461" name="Рисунок 1"/>
+            <wp:cNvGraphicFramePr>
+              <a:graphicFrameLocks xmlns:a="http://schemas.openxmlformats.org/drawingml/2006/main" noChangeAspect="1"/>
+            </wp:cNvGraphicFramePr>
+            <a:graphic xmlns:a="http://schemas.openxmlformats.org/drawingml/2006/main">
+              <a:graphicData uri="http://schemas.openxmlformats.org/drawingml/2006/picture">
+                <pic:pic xmlns:pic="http://schemas.openxmlformats.org/drawingml/2006/picture">
+                  <pic:nvPicPr>
+                    <pic:cNvPr id="1993984461" name=""/>
+                    <pic:cNvPicPr/>
+                  </pic:nvPicPr>
+                  <pic:blipFill>
+                    <a:blip r:embed="rId22"/>
+                    <a:stretch>
+                      <a:fillRect/>
+                    </a:stretch>
+                  </pic:blipFill>
+                  <pic:spPr>
+                    <a:xfrm>
+                      <a:off x="0" y="0"/>
+                      <a:ext cx="5939790" cy="2512695"/>
+                    </a:xfrm>
+                    <a:prstGeom prst="rect">
+                      <a:avLst/>
+                    </a:prstGeom>
+                  </pic:spPr>
+                </pic:pic>
+              </a:graphicData>
+            </a:graphic>
+          </wp:inline>
+        </w:drawing>
+      </w:r>
+    </w:p>
+    <w:p/>
+    <w:p/>
+    <w:p>
+      <w:r>
+        <w:t>Урок 2. Уп</w:t>
+      </w:r>
+      <w:r>
+        <w:t>равление группами</w:t>
+      </w:r>
+      <w:r>
+        <w:t>.</w:t>
+      </w:r>
+    </w:p>
+    <w:p>
+      <w:r>
+        <w:t>Типы групп</w:t>
+      </w:r>
+    </w:p>
+    <w:p>
+      <w:r>
+        <w:t>Области действия групп</w:t>
+      </w:r>
+    </w:p>
+    <w:p>
+      <w:r>
+        <w:t>Реализация управления группами</w:t>
+      </w:r>
+    </w:p>
+    <w:p>
+      <w:r>
+        <w:t>Группы по умолчанию</w:t>
+      </w:r>
+    </w:p>
+    <w:p>
+      <w:r>
+        <w:t>Специальные идентификаторы</w:t>
+      </w:r>
+    </w:p>
+    <w:p>
+      <w:r>
+        <w:t>Демонстрация: Управление группами</w:t>
+      </w:r>
+    </w:p>
+    <w:p/>
+    <w:p>
+      <w:r>
+        <w:t>При создании пользователей, они обладают какими-то правами. Эти права им можно назначать.</w:t>
+      </w:r>
+    </w:p>
+    <w:p>
+      <w:r>
+        <w:t>Самый удобный способ создания прав, чтобы назначать их пользователям – это создание групп.</w:t>
+      </w:r>
+    </w:p>
+    <w:p>
+      <w:r>
+        <w:t>Группы бывают 2х типов:</w:t>
+      </w:r>
+    </w:p>
+    <w:p>
+      <w:pPr>
+        <w:pStyle w:val="a7"/>
+        <w:numPr>
+          <w:ilvl w:val="0"/>
+          <w:numId w:val="16"/>
+        </w:numPr>
+      </w:pPr>
+      <w:r>
+        <w:t>Группы рассылки (</w:t>
+      </w:r>
+      <w:r>
+        <w:rPr>
+          <w:lang w:val="en-US"/>
+        </w:rPr>
+        <w:t>Distribution</w:t>
+      </w:r>
+      <w:r>
+        <w:t xml:space="preserve"> </w:t>
+      </w:r>
+      <w:r>
+        <w:rPr>
+          <w:lang w:val="en-US"/>
+        </w:rPr>
+        <w:t>Groups</w:t>
+      </w:r>
+      <w:r>
+        <w:t>)</w:t>
+      </w:r>
+    </w:p>
+    <w:p>
+      <w:pPr>
+        <w:pStyle w:val="a7"/>
+      </w:pPr>
+      <w:r>
+        <w:t xml:space="preserve">Не включена защита (нет </w:t>
+      </w:r>
+      <w:r>
+        <w:rPr>
+          <w:lang w:val="en-US"/>
+        </w:rPr>
+        <w:t>SID</w:t>
+      </w:r>
+      <w:r>
+        <w:t>),</w:t>
+      </w:r>
+      <w:r>
+        <w:t xml:space="preserve"> </w:t>
+      </w:r>
+      <w:r>
+        <w:t>не могут быть предоставлены разрешения. Это просто собрание пользователей, и чаще всего используется с приложением электронной почты. Чтобы у нас был один адрес электронной почты, мы отправили на этот адрес письмо, и оно попало в почтовые ящики всем, пользователям, которые входят в эту группу.</w:t>
+      </w:r>
+    </w:p>
+    <w:p>
+      <w:pPr>
+        <w:pStyle w:val="a7"/>
+      </w:pPr>
+      <w:r>
+        <w:lastRenderedPageBreak/>
+        <w:t>В</w:t>
+      </w:r>
+      <w:r>
+        <w:t xml:space="preserve"> </w:t>
+      </w:r>
+      <w:r>
+        <w:t>целом</w:t>
+      </w:r>
+      <w:r>
+        <w:t xml:space="preserve">, </w:t>
+      </w:r>
+      <w:r>
+        <w:rPr>
+          <w:lang w:val="en-US"/>
+        </w:rPr>
+        <w:t>Distribution</w:t>
+      </w:r>
+      <w:r>
+        <w:t xml:space="preserve"> </w:t>
+      </w:r>
+      <w:r>
+        <w:rPr>
+          <w:lang w:val="en-US"/>
+        </w:rPr>
+        <w:t>Groups</w:t>
+      </w:r>
+      <w:r>
+        <w:t xml:space="preserve"> </w:t>
+      </w:r>
+      <w:r>
+        <w:t>без</w:t>
+      </w:r>
+      <w:r>
+        <w:t xml:space="preserve"> </w:t>
+      </w:r>
+      <w:r>
+        <w:t>приложений электронной почты будут бесполезны.</w:t>
+      </w:r>
+    </w:p>
+    <w:p>
+      <w:pPr>
+        <w:pStyle w:val="a7"/>
+      </w:pPr>
+      <w:r>
+        <w:t>Это типа списка рассылки.</w:t>
+      </w:r>
+    </w:p>
+    <w:p>
+      <w:pPr>
+        <w:pStyle w:val="a7"/>
+        <w:numPr>
+          <w:ilvl w:val="0"/>
+          <w:numId w:val="16"/>
+        </w:numPr>
+      </w:pPr>
+      <w:r>
+        <w:t>Группы безопасности (</w:t>
+      </w:r>
+      <w:r>
+        <w:rPr>
+          <w:lang w:val="en-US"/>
+        </w:rPr>
+        <w:t>Security</w:t>
+      </w:r>
+      <w:r>
+        <w:t xml:space="preserve"> </w:t>
+      </w:r>
+      <w:r>
+        <w:rPr>
+          <w:lang w:val="en-US"/>
+        </w:rPr>
+        <w:t>Groups</w:t>
+      </w:r>
+      <w:r>
+        <w:t>)</w:t>
+      </w:r>
+    </w:p>
+    <w:p>
+      <w:pPr>
+        <w:pStyle w:val="a7"/>
+      </w:pPr>
+      <w:r>
+        <w:t xml:space="preserve">Имеет собственный идентификатор </w:t>
+      </w:r>
+      <w:r>
+        <w:rPr>
+          <w:lang w:val="en-US"/>
+        </w:rPr>
+        <w:t>SID</w:t>
+      </w:r>
+      <w:r>
+        <w:t>, и на этот идентификатор можно вешать разрешения.</w:t>
+      </w:r>
+    </w:p>
+    <w:p>
+      <w:pPr>
+        <w:pStyle w:val="a7"/>
+      </w:pPr>
+      <w:r>
+        <w:t>Эти группы тоже можно сделать типа списком рассылки, но основное применение их, не связано с электронной почтой.</w:t>
+      </w:r>
+    </w:p>
+    <w:p>
+      <w:r>
+        <w:t xml:space="preserve">Группы можно переводить из одного режима в другой – группу безопасности сделать группой рассылки и наоборот, но одновременно группа не может быть и группой рассылки, и группой безопасности. </w:t>
+      </w:r>
+      <w:r>
+        <w:rPr>
+          <w:lang w:val="en-US"/>
+        </w:rPr>
+        <w:t>SID</w:t>
+      </w:r>
+      <w:r>
+        <w:t xml:space="preserve"> </w:t>
+      </w:r>
+      <w:r>
+        <w:t>или есть, или нет.</w:t>
+      </w:r>
+    </w:p>
+    <w:p/>
+    <w:p>
+      <w:pPr>
+        <w:rPr>
+          <w:b/>
+          <w:bCs/>
+        </w:rPr>
+      </w:pPr>
+      <w:r>
+        <w:rPr>
+          <w:b/>
+          <w:bCs/>
+        </w:rPr>
+        <w:t>Какие бывают области распространения групп?</w:t>
+      </w:r>
+    </w:p>
+    <w:p>
+      <w:pPr>
+        <w:rPr>
+          <w:b/>
+          <w:bCs/>
+        </w:rPr>
+      </w:pPr>
+      <w:r>
+        <w:rPr>
+          <w:b/>
+          <w:bCs/>
+        </w:rPr>
+        <w:t>У каждой группы есть область, в пределах которой она будет распространяться</w:t>
+      </w:r>
+    </w:p>
+    <w:p>
+      <w:r>
+        <w:rPr>
+          <w:noProof/>
+        </w:rPr>
+        <w:drawing>
+          <wp:inline distT="0" distB="0" distL="0" distR="0" wp14:anchorId="29DAE87F" wp14:editId="555F9976">
+            <wp:extent cx="5939790" cy="4109085"/>
+            <wp:effectExtent l="0" t="0" r="3810" b="5715"/>
+            <wp:docPr id="1649576829" name="Рисунок 1"/>
+            <wp:cNvGraphicFramePr>
+              <a:graphicFrameLocks xmlns:a="http://schemas.openxmlformats.org/drawingml/2006/main" noChangeAspect="1"/>
+            </wp:cNvGraphicFramePr>
+            <a:graphic xmlns:a="http://schemas.openxmlformats.org/drawingml/2006/main">
+              <a:graphicData uri="http://schemas.openxmlformats.org/drawingml/2006/picture">
+                <pic:pic xmlns:pic="http://schemas.openxmlformats.org/drawingml/2006/picture">
+                  <pic:nvPicPr>
+                    <pic:cNvPr id="1649576829" name=""/>
+                    <pic:cNvPicPr/>
+                  </pic:nvPicPr>
+                  <pic:blipFill>
+                    <a:blip r:embed="rId23"/>
+                    <a:stretch>
+                      <a:fillRect/>
+                    </a:stretch>
+                  </pic:blipFill>
+                  <pic:spPr>
+                    <a:xfrm>
+                      <a:off x="0" y="0"/>
+                      <a:ext cx="5939790" cy="4109085"/>
+                    </a:xfrm>
+                    <a:prstGeom prst="rect">
+                      <a:avLst/>
+                    </a:prstGeom>
+                  </pic:spPr>
+                </pic:pic>
+              </a:graphicData>
+            </a:graphic>
+          </wp:inline>
+        </w:drawing>
+      </w:r>
+    </w:p>
+    <w:p>
+      <w:r>
+        <w:t>Группы бывают:</w:t>
+      </w:r>
+    </w:p>
+    <w:p>
+      <w:r>
+        <w:rPr>
+          <w:b/>
+          <w:bCs/>
+        </w:rPr>
+        <w:t>- локальные на машине (</w:t>
+      </w:r>
+      <w:r>
+        <w:rPr>
+          <w:b/>
+          <w:bCs/>
+          <w:lang w:val="en-US"/>
+        </w:rPr>
+        <w:t>Local</w:t>
+      </w:r>
+      <w:r>
+        <w:rPr>
+          <w:b/>
+          <w:bCs/>
+        </w:rPr>
+        <w:t>).</w:t>
+      </w:r>
+      <w:r>
+        <w:t xml:space="preserve"> Они прописываются в настройках самой машины. Эту группу нельзя включать в другие нелокальные группы. Про эту группу знает только этот комп – соседний ничего про неё не знает – у него свои локальные группы. В такую группу можно включать кого угодно, но за </w:t>
+      </w:r>
+      <w:r>
+        <w:lastRenderedPageBreak/>
+        <w:t>пределами этого компьютера никто не будет знать, что мы включили кого-то в эту самую группу. Примером такой группы является локальный админ.</w:t>
+      </w:r>
+    </w:p>
+    <w:p>
+      <w:r>
+        <w:rPr>
+          <w:b/>
+          <w:bCs/>
+        </w:rPr>
+        <w:t>- (</w:t>
+      </w:r>
+      <w:r>
+        <w:rPr>
+          <w:b/>
+          <w:bCs/>
+          <w:lang w:val="en-US"/>
+        </w:rPr>
+        <w:t>Domain</w:t>
+      </w:r>
+      <w:r>
+        <w:rPr>
+          <w:b/>
+          <w:bCs/>
+        </w:rPr>
+        <w:t xml:space="preserve"> </w:t>
+      </w:r>
+      <w:r>
+        <w:rPr>
+          <w:b/>
+          <w:bCs/>
+          <w:lang w:val="en-US"/>
+        </w:rPr>
+        <w:t>Local</w:t>
+      </w:r>
+      <w:r>
+        <w:rPr>
+          <w:b/>
+          <w:bCs/>
+        </w:rPr>
+        <w:t>).</w:t>
+      </w:r>
+      <w:r>
+        <w:t xml:space="preserve"> </w:t>
+      </w:r>
+      <w:r>
+        <w:t>Создаётся на контроллере домена</w:t>
+      </w:r>
+      <w:r>
+        <w:t>, и реплицируется между всеми контроллерами домена.</w:t>
+      </w:r>
+      <w:r>
+        <w:t xml:space="preserve"> </w:t>
+      </w:r>
+      <w:r>
+        <w:t xml:space="preserve">Область действия группы в приделах домена. </w:t>
+      </w:r>
+      <w:r>
+        <w:t xml:space="preserve">За пределы домена она не реплицируется, и соседние домены о такой группе не знают. </w:t>
+      </w:r>
+      <w:r>
+        <w:t>Все узлы в домене будут знать – кто является членами этой группы</w:t>
+      </w:r>
+      <w:r>
+        <w:t>. Пример такой группы – это администратор домена, о котором знают все машины домена. Это происходит, т.к. на всех машинах в домене, в группу локальные администраторы включена группа – администраторы домена. В эту группу нельзя включать локально прописанных пользователей на конкретной машине.</w:t>
+      </w:r>
+    </w:p>
+    <w:p>
+      <w:r>
+        <w:rPr>
+          <w:b/>
+          <w:bCs/>
+        </w:rPr>
+        <w:t>- универсальные (</w:t>
+      </w:r>
+      <w:r>
+        <w:rPr>
+          <w:b/>
+          <w:bCs/>
+          <w:lang w:val="en-US"/>
+        </w:rPr>
+        <w:t>Universal</w:t>
+      </w:r>
+      <w:r>
+        <w:rPr>
+          <w:b/>
+          <w:bCs/>
+        </w:rPr>
+        <w:t>).</w:t>
+      </w:r>
+      <w:r>
+        <w:t xml:space="preserve"> </w:t>
+      </w:r>
+      <w:r>
+        <w:t xml:space="preserve">Универсальная группа реплицируется между всеми участниками леса, т.е. между всеми контроллерами в лесу. </w:t>
+      </w:r>
+    </w:p>
+    <w:p>
+      <w:pPr>
+        <w:rPr>
+          <w:b/>
+          <w:bCs/>
+        </w:rPr>
+      </w:pPr>
+      <w:r>
+        <w:rPr>
+          <w:b/>
+          <w:bCs/>
+        </w:rPr>
+        <w:t>- глобальные (</w:t>
+      </w:r>
+      <w:r>
+        <w:rPr>
+          <w:b/>
+          <w:bCs/>
+          <w:lang w:val="en-US"/>
+        </w:rPr>
+        <w:t>Global</w:t>
+      </w:r>
+      <w:r>
+        <w:rPr>
+          <w:b/>
+          <w:bCs/>
+        </w:rPr>
+        <w:t>).</w:t>
+      </w:r>
+      <w:r>
+        <w:rPr>
+          <w:b/>
+          <w:bCs/>
+        </w:rPr>
+        <w:t xml:space="preserve">  </w:t>
+      </w:r>
+      <w:r>
+        <w:rPr>
+          <w:b/>
+          <w:bCs/>
+        </w:rPr>
+        <w:t xml:space="preserve">Нихуя не понятно. </w:t>
+      </w:r>
+    </w:p>
+    <w:p>
+      <w:r>
+        <w:t>Роль – это возможность, группа – участники.</w:t>
+      </w:r>
+    </w:p>
+    <w:p>
+      <w:r>
+        <w:t>Плохая идея давать права на конечную учётную запись, хорошая – создать группу, и давать права на группу, и потом включать пользователей в эту группу.</w:t>
+      </w:r>
+      <w:r>
+        <w:t xml:space="preserve"> </w:t>
+      </w:r>
+    </w:p>
+    <w:p>
+      <w:r>
+        <w:t xml:space="preserve"> </w:t>
+      </w:r>
+    </w:p>
+    <w:p>
+      <w:pPr>
+        <w:rPr>
+          <w:lang w:val="en-US"/>
+        </w:rPr>
+      </w:pPr>
+      <w:r>
+        <w:rPr>
+          <w:lang w:val="en-US"/>
+        </w:rPr>
+        <w:t>IGDLA</w:t>
+      </w:r>
+    </w:p>
+    <w:p>
+      <w:r>
+        <w:t xml:space="preserve">1. У нас есть конечная учётка, которая включается в </w:t>
+      </w:r>
+      <w:r>
+        <w:t>глобальную группу по своей роли, например сотрудники отдела продаж и сотрудники отдела аудиторов.</w:t>
+      </w:r>
+    </w:p>
+    <w:p>
+      <w:r>
+        <w:rPr>
+          <w:noProof/>
+        </w:rPr>
+        <w:drawing>
+          <wp:inline distT="0" distB="0" distL="0" distR="0" wp14:anchorId="2A9CDF82" wp14:editId="084E8F1D">
+            <wp:extent cx="5939790" cy="1965960"/>
+            <wp:effectExtent l="0" t="0" r="3810" b="0"/>
+            <wp:docPr id="598877055" name="Рисунок 1"/>
+            <wp:cNvGraphicFramePr>
+              <a:graphicFrameLocks xmlns:a="http://schemas.openxmlformats.org/drawingml/2006/main" noChangeAspect="1"/>
+            </wp:cNvGraphicFramePr>
+            <a:graphic xmlns:a="http://schemas.openxmlformats.org/drawingml/2006/main">
+              <a:graphicData uri="http://schemas.openxmlformats.org/drawingml/2006/picture">
+                <pic:pic xmlns:pic="http://schemas.openxmlformats.org/drawingml/2006/picture">
+                  <pic:nvPicPr>
+                    <pic:cNvPr id="598877055" name=""/>
+                    <pic:cNvPicPr/>
+                  </pic:nvPicPr>
+                  <pic:blipFill>
+                    <a:blip r:embed="rId24"/>
+                    <a:stretch>
+                      <a:fillRect/>
+                    </a:stretch>
+                  </pic:blipFill>
+                  <pic:spPr>
+                    <a:xfrm>
+                      <a:off x="0" y="0"/>
+                      <a:ext cx="5939790" cy="1965960"/>
+                    </a:xfrm>
+                    <a:prstGeom prst="rect">
+                      <a:avLst/>
+                    </a:prstGeom>
+                  </pic:spPr>
+                </pic:pic>
+              </a:graphicData>
+            </a:graphic>
+          </wp:inline>
+        </w:drawing>
+      </w:r>
+    </w:p>
+    <w:p>
+      <w:pPr>
+        <w:rPr>
+          <w:lang w:val="en-US"/>
+        </w:rPr>
+      </w:pPr>
+      <w:r>
+        <w:t xml:space="preserve">2. Потом все эти глобальные группы будут добавляться в одну </w:t>
+      </w:r>
+      <w:r>
+        <w:rPr>
+          <w:lang w:val="en-US"/>
+        </w:rPr>
+        <w:t>domain</w:t>
+      </w:r>
+      <w:r>
+        <w:t>-</w:t>
+      </w:r>
+      <w:r>
+        <w:rPr>
+          <w:lang w:val="en-US"/>
+        </w:rPr>
+        <w:t>local</w:t>
+      </w:r>
+      <w:r>
+        <w:t xml:space="preserve"> группу с названием </w:t>
+      </w:r>
+      <w:r>
+        <w:rPr>
+          <w:lang w:val="en-US"/>
+        </w:rPr>
+        <w:t>ACL</w:t>
+      </w:r>
+      <w:r>
+        <w:t>_</w:t>
+      </w:r>
+      <w:r>
+        <w:rPr>
+          <w:lang w:val="en-US"/>
+        </w:rPr>
+        <w:t>Sales</w:t>
+      </w:r>
+      <w:r>
+        <w:t>_</w:t>
+      </w:r>
+      <w:r>
+        <w:rPr>
+          <w:lang w:val="en-US"/>
+        </w:rPr>
+        <w:t>Read</w:t>
+      </w:r>
+      <w:r>
+        <w:t>.</w:t>
+      </w:r>
+    </w:p>
+    <w:p>
+      <w:r>
+        <w:t xml:space="preserve">Очень удобно, когда группы созданы только для того, чтобы быть </w:t>
+      </w:r>
+      <w:proofErr w:type="spellStart"/>
+      <w:r>
+        <w:t>аксесс</w:t>
+      </w:r>
+      <w:proofErr w:type="spellEnd"/>
+      <w:r>
+        <w:t xml:space="preserve"> листами, т.е. чтобы на них давать доступ</w:t>
+      </w:r>
+      <w:r>
+        <w:tab/>
+        <w:t xml:space="preserve">к конкретным ресурсам.  </w:t>
+      </w:r>
+    </w:p>
+    <w:p>
+      <w:r>
+        <w:rPr>
+          <w:noProof/>
+        </w:rPr>
+        <w:lastRenderedPageBreak/>
+        <w:drawing>
+          <wp:inline distT="0" distB="0" distL="0" distR="0" wp14:anchorId="65539CEB" wp14:editId="233E8CF9">
+            <wp:extent cx="5359400" cy="2639593"/>
+            <wp:effectExtent l="0" t="0" r="0" b="8890"/>
+            <wp:docPr id="370322402" name="Рисунок 1"/>
+            <wp:cNvGraphicFramePr>
+              <a:graphicFrameLocks xmlns:a="http://schemas.openxmlformats.org/drawingml/2006/main" noChangeAspect="1"/>
+            </wp:cNvGraphicFramePr>
+            <a:graphic xmlns:a="http://schemas.openxmlformats.org/drawingml/2006/main">
+              <a:graphicData uri="http://schemas.openxmlformats.org/drawingml/2006/picture">
+                <pic:pic xmlns:pic="http://schemas.openxmlformats.org/drawingml/2006/picture">
+                  <pic:nvPicPr>
+                    <pic:cNvPr id="370322402" name=""/>
+                    <pic:cNvPicPr/>
+                  </pic:nvPicPr>
+                  <pic:blipFill>
+                    <a:blip r:embed="rId25"/>
+                    <a:stretch>
+                      <a:fillRect/>
+                    </a:stretch>
+                  </pic:blipFill>
+                  <pic:spPr>
+                    <a:xfrm>
+                      <a:off x="0" y="0"/>
+                      <a:ext cx="5366146" cy="2642916"/>
+                    </a:xfrm>
+                    <a:prstGeom prst="rect">
+                      <a:avLst/>
+                    </a:prstGeom>
+                  </pic:spPr>
+                </pic:pic>
+              </a:graphicData>
+            </a:graphic>
+          </wp:inline>
+        </w:drawing>
+      </w:r>
+    </w:p>
+    <w:p>
+      <w:r>
+        <w:t xml:space="preserve">3. И уже этой группе даётся доступ к ресурсу. </w:t>
+      </w:r>
+    </w:p>
+    <w:p>
+      <w:r>
+        <w:rPr>
+          <w:noProof/>
+        </w:rPr>
+        <w:drawing>
+          <wp:inline distT="0" distB="0" distL="0" distR="0" wp14:anchorId="7D2FE629" wp14:editId="6AE74B7E">
+            <wp:extent cx="5939790" cy="3999230"/>
+            <wp:effectExtent l="0" t="0" r="3810" b="1270"/>
+            <wp:docPr id="1235786456" name="Рисунок 1"/>
+            <wp:cNvGraphicFramePr>
+              <a:graphicFrameLocks xmlns:a="http://schemas.openxmlformats.org/drawingml/2006/main" noChangeAspect="1"/>
+            </wp:cNvGraphicFramePr>
+            <a:graphic xmlns:a="http://schemas.openxmlformats.org/drawingml/2006/main">
+              <a:graphicData uri="http://schemas.openxmlformats.org/drawingml/2006/picture">
+                <pic:pic xmlns:pic="http://schemas.openxmlformats.org/drawingml/2006/picture">
+                  <pic:nvPicPr>
+                    <pic:cNvPr id="1235786456" name=""/>
+                    <pic:cNvPicPr/>
+                  </pic:nvPicPr>
+                  <pic:blipFill>
+                    <a:blip r:embed="rId26"/>
+                    <a:stretch>
+                      <a:fillRect/>
+                    </a:stretch>
+                  </pic:blipFill>
+                  <pic:spPr>
+                    <a:xfrm>
+                      <a:off x="0" y="0"/>
+                      <a:ext cx="5939790" cy="3999230"/>
+                    </a:xfrm>
+                    <a:prstGeom prst="rect">
+                      <a:avLst/>
+                    </a:prstGeom>
+                  </pic:spPr>
+                </pic:pic>
+              </a:graphicData>
+            </a:graphic>
+          </wp:inline>
+        </w:drawing>
+      </w:r>
+    </w:p>
+    <w:p/>
+    <w:p>
+      <w:r>
+        <w:t>Группы по умолчанию.</w:t>
+      </w:r>
+    </w:p>
+    <w:p>
+      <w:r>
+        <w:t>При установке контроллера домена в первом домене, в первом лесу, устанавливаются и уже созданные некоторые учётные записи и некоторые группы.</w:t>
+      </w:r>
+    </w:p>
+    <w:p>
+      <w:r>
+        <w:t>Создается запись админа, гостя, и создаются группы, в которые эти учётные записи будут входить.</w:t>
+      </w:r>
+    </w:p>
+    <w:p>
+      <w:r>
+        <w:lastRenderedPageBreak/>
+        <w:t>Нужно тщательно управлять этими группами, т.к. они имеют более широкие привилегии, чем это необходимо.</w:t>
+      </w:r>
+      <w:r>
+        <w:t xml:space="preserve"> </w:t>
+      </w:r>
+    </w:p>
+    <w:p>
+      <w:r>
+        <w:t>На все эти группы по умолчанию распространяется некоторая дополнительная защита. Можно еще дополнительную защиту сделать самостоятельно</w:t>
+      </w:r>
+      <w:r>
+        <w:t xml:space="preserve">. Эти группы должны защищаться больше, чем обычные группы. Если хакер вломится в группу сотрудников отдела продаж – </w:t>
+      </w:r>
+      <w:proofErr w:type="gramStart"/>
+      <w:r>
+        <w:t>будет конечно</w:t>
+      </w:r>
+      <w:proofErr w:type="gramEnd"/>
+      <w:r>
+        <w:t xml:space="preserve"> неприятно, но если он вломится в одну из групп ниже, то будет совсем плохо. Есть механизмы, с помощью которых система сама может защищать членство в этих группах – если кто-то внезапно туда попадёт – она сама их выкинет.</w:t>
+      </w:r>
+    </w:p>
+    <w:p>
+      <w:r>
+        <w:t>Можно столкнуться с тем, что некоторые из этих групп даже недоступны для работы сними – нельзя их переименовать, нельзя удалить – т.е. они защищены дополнительно.</w:t>
+      </w:r>
+    </w:p>
+    <w:p>
+      <w:r>
+        <w:t xml:space="preserve">1. </w:t>
+      </w:r>
+      <w:r>
+        <w:rPr>
+          <w:lang w:val="en-US"/>
+        </w:rPr>
+        <w:t>Enterprise</w:t>
+      </w:r>
+      <w:r>
+        <w:t xml:space="preserve"> </w:t>
+      </w:r>
+      <w:r>
+        <w:rPr>
+          <w:lang w:val="en-US"/>
+        </w:rPr>
+        <w:t>Admins</w:t>
+      </w:r>
+      <w:r>
+        <w:t xml:space="preserve"> – </w:t>
+      </w:r>
+      <w:r>
+        <w:t xml:space="preserve">реплицируется на все контроллеры домена во всём лесу. Содержит админов, которые теоретически могут управлять всем лесом. Члены этой группы будут входить в группу </w:t>
+      </w:r>
+      <w:r>
+        <w:rPr>
+          <w:lang w:val="en-US"/>
+        </w:rPr>
+        <w:t>domain</w:t>
+      </w:r>
+      <w:r>
+        <w:t xml:space="preserve"> </w:t>
+      </w:r>
+      <w:r>
+        <w:rPr>
+          <w:lang w:val="en-US"/>
+        </w:rPr>
+        <w:t>admins</w:t>
+      </w:r>
+      <w:r>
+        <w:t xml:space="preserve"> в каждом домене леса.</w:t>
+      </w:r>
+    </w:p>
+    <w:p>
+      <w:r>
+        <w:t xml:space="preserve">2. </w:t>
+      </w:r>
+      <w:r>
+        <w:rPr>
+          <w:lang w:val="en-US"/>
+        </w:rPr>
+        <w:t>Schema</w:t>
+      </w:r>
+      <w:r>
+        <w:t xml:space="preserve"> </w:t>
+      </w:r>
+      <w:r>
+        <w:rPr>
+          <w:lang w:val="en-US"/>
+        </w:rPr>
+        <w:t>Admins</w:t>
+      </w:r>
+      <w:r>
+        <w:t xml:space="preserve"> – </w:t>
+      </w:r>
+      <w:r>
+        <w:t xml:space="preserve">админы, которые могут менять схему. Т.к. схема одна на весь лес, то и группа такая одна на весь лес. Создаётся в самом первом домене леса. </w:t>
+      </w:r>
+    </w:p>
+    <w:p>
+      <w:r>
+        <w:t xml:space="preserve">3. </w:t>
+      </w:r>
+      <w:r>
+        <w:rPr>
+          <w:lang w:val="en-US"/>
+        </w:rPr>
+        <w:t>Administrators</w:t>
+      </w:r>
+      <w:r>
+        <w:t xml:space="preserve"> – создаётся в каждом домене. Группа с локальными а</w:t>
+      </w:r>
+      <w:r>
+        <w:t xml:space="preserve">дминами на контроллерах домена. На обычных машинах, которые могут являться членами домена, а могут не являться есть возможность создавать локальных пользователей. Но если это контроллер домена, локальных пользователей привычными механизмами создавать нет возможности. Там тупо нет </w:t>
+      </w:r>
+      <w:r>
+        <w:rPr>
+          <w:lang w:val="en-US"/>
+        </w:rPr>
+        <w:t>local</w:t>
+      </w:r>
+      <w:r>
+        <w:t xml:space="preserve"> </w:t>
+      </w:r>
+      <w:r>
+        <w:rPr>
+          <w:lang w:val="en-US"/>
+        </w:rPr>
+        <w:t>users</w:t>
+      </w:r>
+      <w:r>
+        <w:t xml:space="preserve"> </w:t>
+      </w:r>
+      <w:r>
+        <w:rPr>
+          <w:lang w:val="en-US"/>
+        </w:rPr>
+        <w:t>and</w:t>
+      </w:r>
+      <w:r>
+        <w:t xml:space="preserve"> </w:t>
+      </w:r>
+      <w:r>
+        <w:rPr>
+          <w:lang w:val="en-US"/>
+        </w:rPr>
+        <w:t>computers</w:t>
+      </w:r>
+      <w:r>
+        <w:t xml:space="preserve">. </w:t>
+      </w:r>
+      <w:r>
+        <w:t xml:space="preserve">Но иногда необходимо иметь права локального админа на контроллере домена, без предоставления прав доменного админа. Если такое нужно, то нужно включить пользователя в группу </w:t>
+      </w:r>
+      <w:r>
+        <w:rPr>
+          <w:lang w:val="en-US"/>
+        </w:rPr>
+        <w:t>Administrators</w:t>
+      </w:r>
+      <w:r>
+        <w:t xml:space="preserve"> </w:t>
+      </w:r>
+      <w:r>
+        <w:t>–</w:t>
+      </w:r>
+      <w:r>
+        <w:t xml:space="preserve"> </w:t>
+      </w:r>
+      <w:r>
+        <w:t>это встроенный контейнер в каждом контроллере</w:t>
+      </w:r>
+      <w:r>
+        <w:t xml:space="preserve"> </w:t>
+      </w:r>
+      <w:r>
+        <w:t>домена.</w:t>
+      </w:r>
+    </w:p>
+    <w:p>
+      <w:r>
+        <w:t xml:space="preserve">4. </w:t>
+      </w:r>
+      <w:r>
+        <w:rPr>
+          <w:lang w:val="en-US"/>
+        </w:rPr>
+        <w:t>Domain</w:t>
+      </w:r>
+      <w:r>
+        <w:t xml:space="preserve"> </w:t>
+      </w:r>
+      <w:r>
+        <w:rPr>
+          <w:lang w:val="en-US"/>
+        </w:rPr>
+        <w:t>Admins</w:t>
+      </w:r>
+      <w:r>
+        <w:t xml:space="preserve"> – </w:t>
+      </w:r>
+      <w:r>
+        <w:t xml:space="preserve">группа храниться в пределах домена, реплицируется в пределах домена. Включает в себя учётки, которые имеют права админов на все машины в </w:t>
+      </w:r>
+      <w:r>
+        <w:t>домене</w:t>
+      </w:r>
+      <w:r>
+        <w:t xml:space="preserve">. Входит в локальную группу </w:t>
+      </w:r>
+      <w:r>
+        <w:rPr>
+          <w:lang w:val="en-US"/>
+        </w:rPr>
+        <w:t>Administrators</w:t>
+      </w:r>
+      <w:r>
+        <w:t xml:space="preserve"> на каждой машине, которая входит в домен.</w:t>
+      </w:r>
+    </w:p>
+    <w:p>
+      <w:r>
+        <w:rPr>
+          <w:lang w:val="en-US"/>
+        </w:rPr>
+        <w:t xml:space="preserve">5. </w:t>
+      </w:r>
+      <w:r>
+        <w:rPr>
+          <w:lang w:val="en-US"/>
+        </w:rPr>
+        <w:t>Server Operators, Account Operators,</w:t>
+      </w:r>
+      <w:r>
+        <w:rPr>
+          <w:lang w:val="en-US"/>
+        </w:rPr>
+        <w:t xml:space="preserve"> </w:t>
+      </w:r>
+      <w:r>
+        <w:rPr>
+          <w:lang w:val="en-US"/>
+        </w:rPr>
+        <w:t>Backup</w:t>
+      </w:r>
+      <w:r>
+        <w:rPr>
+          <w:lang w:val="en-US"/>
+        </w:rPr>
+        <w:t xml:space="preserve"> Operators,</w:t>
+      </w:r>
+      <w:r>
+        <w:rPr>
+          <w:lang w:val="en-US"/>
+        </w:rPr>
+        <w:t xml:space="preserve"> Print</w:t>
+      </w:r>
+      <w:r>
+        <w:rPr>
+          <w:lang w:val="en-US"/>
+        </w:rPr>
+        <w:t xml:space="preserve"> Operators</w:t>
+      </w:r>
+      <w:r>
+        <w:rPr>
+          <w:lang w:val="en-US"/>
+        </w:rPr>
+        <w:t xml:space="preserve">, </w:t>
+      </w:r>
+      <w:r>
+        <w:rPr>
+          <w:lang w:val="en-US"/>
+        </w:rPr>
+        <w:t>Cert Publishers</w:t>
+      </w:r>
+      <w:r>
+        <w:rPr>
+          <w:lang w:val="en-US"/>
+        </w:rPr>
+        <w:t xml:space="preserve"> – </w:t>
+      </w:r>
+      <w:r>
+        <w:t>группы</w:t>
+      </w:r>
+      <w:r>
+        <w:rPr>
+          <w:lang w:val="en-US"/>
+        </w:rPr>
+        <w:t xml:space="preserve"> </w:t>
+      </w:r>
+      <w:r>
+        <w:t>в</w:t>
+      </w:r>
+      <w:r>
+        <w:rPr>
+          <w:lang w:val="en-US"/>
+        </w:rPr>
+        <w:t xml:space="preserve"> </w:t>
+      </w:r>
+      <w:r>
+        <w:t>пределах</w:t>
+      </w:r>
+      <w:r>
+        <w:rPr>
+          <w:lang w:val="en-US"/>
+        </w:rPr>
+        <w:t xml:space="preserve"> </w:t>
+      </w:r>
+      <w:r>
+        <w:t>домена</w:t>
+      </w:r>
+      <w:r>
+        <w:rPr>
+          <w:lang w:val="en-US"/>
+        </w:rPr>
+        <w:t xml:space="preserve">. </w:t>
+      </w:r>
+      <w:r>
+        <w:t xml:space="preserve">В эти группы можно включать пользователей, если нужно предоставить им </w:t>
+      </w:r>
+      <w:proofErr w:type="spellStart"/>
+      <w:proofErr w:type="gramStart"/>
+      <w:r>
+        <w:t>доп.привилегии</w:t>
+      </w:r>
+      <w:proofErr w:type="spellEnd"/>
+      <w:proofErr w:type="gramEnd"/>
+      <w:r>
+        <w:t xml:space="preserve">. </w:t>
+      </w:r>
+    </w:p>
+    <w:p>
+      <w:pPr>
+        <w:rPr>
+          <w:lang w:val="en-US"/>
+        </w:rPr>
+      </w:pPr>
+    </w:p>
+    <w:p/>
+    <w:p/>
+    <w:p>
+      <w:pPr>
+        <w:rPr>
+          <w:b/>
+          <w:bCs/>
+        </w:rPr>
+      </w:pPr>
+      <w:r>
+        <w:rPr>
+          <w:b/>
+          <w:bCs/>
+        </w:rPr>
+        <w:lastRenderedPageBreak/>
+        <w:t>Специальные группы удостоверений</w:t>
+      </w:r>
+      <w:r>
+        <w:rPr>
+          <w:b/>
+          <w:bCs/>
+        </w:rPr>
+        <w:t>.</w:t>
+      </w:r>
+    </w:p>
+    <w:p>
+      <w:r>
+        <w:t>Сущности, которые не являются ни группами, ни учётными записями.</w:t>
+      </w:r>
+    </w:p>
+    <w:p>
+      <w:r>
+        <w:t xml:space="preserve">Также создаются автоматически при установке </w:t>
+      </w:r>
+      <w:r>
+        <w:rPr>
+          <w:lang w:val="en-US"/>
+        </w:rPr>
+        <w:t>AD</w:t>
+      </w:r>
+      <w:r>
+        <w:t>.</w:t>
+      </w:r>
+    </w:p>
+    <w:p>
+      <w:r>
+        <w:t>Их можно расценивать как группы, но на самом деле это не группы, это именно сущности, которые ведут себя как будто это группы.</w:t>
+      </w:r>
+    </w:p>
+    <w:p>
+      <w:r>
+        <w:t>Эти группы существуют для упрощения, например, когда нужно дать доступ для всех.</w:t>
+      </w:r>
+    </w:p>
+    <w:p>
+      <w:r>
+        <w:t>Членство в этих группах контролируется операционной системой.</w:t>
+      </w:r>
+    </w:p>
+    <w:p>
+      <w:r>
+        <w:t xml:space="preserve">Лучше эти группы не </w:t>
+      </w:r>
+      <w:proofErr w:type="gramStart"/>
+      <w:r>
+        <w:t>использовать</w:t>
+      </w:r>
+      <w:proofErr w:type="gramEnd"/>
+      <w:r>
+        <w:t xml:space="preserve"> а прописывать явно кому и что можно.</w:t>
+      </w:r>
+    </w:p>
+    <w:p/>
+    <w:p>
+      <w:r>
+        <w:t>Специальные группы удостоверений включают в себя:</w:t>
+      </w:r>
+    </w:p>
+    <w:p>
+      <w:pPr>
+        <w:rPr>
+          <w:lang w:val="en-US"/>
+        </w:rPr>
+      </w:pPr>
+      <w:r>
+        <w:rPr>
+          <w:lang w:val="en-US"/>
+        </w:rPr>
+        <w:t>-</w:t>
+      </w:r>
+      <w:r>
+        <w:rPr>
+          <w:lang w:val="en-US"/>
+        </w:rPr>
+        <w:t xml:space="preserve"> </w:t>
+      </w:r>
+      <w:r>
+        <w:rPr>
+          <w:lang w:val="en-US"/>
+        </w:rPr>
+        <w:t>Anonymous Logon</w:t>
+      </w:r>
+    </w:p>
+    <w:p>
+      <w:r>
+        <w:t xml:space="preserve">- </w:t>
+      </w:r>
+      <w:r>
+        <w:rPr>
+          <w:lang w:val="en-US"/>
+        </w:rPr>
+        <w:t>Authenticated</w:t>
+      </w:r>
+      <w:r>
+        <w:t xml:space="preserve"> </w:t>
+      </w:r>
+      <w:r>
+        <w:rPr>
+          <w:lang w:val="en-US"/>
+        </w:rPr>
+        <w:t>Users</w:t>
+      </w:r>
+      <w:r>
+        <w:t xml:space="preserve"> </w:t>
+      </w:r>
+      <w:r>
+        <w:t>(все аутентифицированные пользователи) – допустим мы предъявили свою учётку контроллеру домена, мы</w:t>
+      </w:r>
+      <w:r>
+        <w:t xml:space="preserve"> виртуально попадаем</w:t>
+      </w:r>
+      <w:r>
+        <w:t xml:space="preserve"> в эту группу</w:t>
+      </w:r>
+      <w:r>
+        <w:t xml:space="preserve">. Содержимое этой группы получить невозможно, но можно прописывать её в свойства </w:t>
+      </w:r>
+      <w:proofErr w:type="spellStart"/>
+      <w:r>
+        <w:t>аксесс</w:t>
+      </w:r>
+      <w:proofErr w:type="spellEnd"/>
+      <w:r>
+        <w:t xml:space="preserve"> листов. Типа, например на какую-то папку аутентифицированные пользователи доступ имеют – не важно кто они, в какую группу входят.</w:t>
+      </w:r>
+    </w:p>
+    <w:p>
+      <w:r>
+        <w:t xml:space="preserve">- </w:t>
+      </w:r>
+      <w:r>
+        <w:rPr>
+          <w:lang w:val="en-US"/>
+        </w:rPr>
+        <w:t>Interactive</w:t>
+      </w:r>
+      <w:r>
+        <w:t xml:space="preserve"> – </w:t>
+      </w:r>
+      <w:r>
+        <w:t>все пользователи, которые зашли на железку, на которой предоставляется доступ – человек, который реально сидит на машине. Это сама машина проверила</w:t>
+      </w:r>
+    </w:p>
+    <w:p>
+      <w:r>
+        <w:t xml:space="preserve">- </w:t>
+      </w:r>
+      <w:r>
+        <w:rPr>
+          <w:lang w:val="en-US"/>
+        </w:rPr>
+        <w:t>Network</w:t>
+      </w:r>
+      <w:r>
+        <w:t xml:space="preserve"> – </w:t>
+      </w:r>
+      <w:r>
+        <w:t>что-то, что получило доступ по сети – скрипт, живой человек с другой машины. Проверила какая-то другая машина, и прибежала с тикетом.</w:t>
+      </w:r>
+    </w:p>
+    <w:p>
+      <w:r>
+        <w:t xml:space="preserve">- </w:t>
+      </w:r>
+      <w:r>
+        <w:rPr>
+          <w:lang w:val="en-US"/>
+        </w:rPr>
+        <w:t>Creator</w:t>
+      </w:r>
+      <w:r>
+        <w:t xml:space="preserve"> </w:t>
+      </w:r>
+      <w:r>
+        <w:rPr>
+          <w:lang w:val="en-US"/>
+        </w:rPr>
+        <w:t>Owner</w:t>
+      </w:r>
+      <w:r>
+        <w:t xml:space="preserve"> </w:t>
+      </w:r>
+      <w:r>
+        <w:t>–</w:t>
+      </w:r>
+      <w:r>
+        <w:t xml:space="preserve"> </w:t>
+      </w:r>
+      <w:r>
+        <w:t>может быть встречен при доступе к файлам. Каждый раз, когда кто-то создаёт фа</w:t>
+      </w:r>
+      <w:r>
+        <w:tab/>
+      </w:r>
+      <w:proofErr w:type="spellStart"/>
+      <w:r>
+        <w:t>йл</w:t>
+      </w:r>
+      <w:proofErr w:type="spellEnd"/>
+      <w:r>
+        <w:t>, он помечается кем он создан. И создатель может давать на файл какие-то разрешения, и может пометить что владельцем является кто-то еще. И эта группа с правами для создателя и владельца дать какие-то специальные разрешения.</w:t>
+      </w:r>
+    </w:p>
+    <w:p/>
+    <w:p>
+      <w:pPr>
+        <w:jc w:val="center"/>
+        <w:rPr>
+          <w:b/>
+          <w:bCs/>
+        </w:rPr>
+      </w:pPr>
+      <w:r>
+        <w:rPr>
+          <w:b/>
+          <w:bCs/>
+        </w:rPr>
+        <w:t>ПРАКТИКА</w:t>
+      </w:r>
+    </w:p>
+    <w:p>
+      <w:pPr>
+        <w:rPr>
+          <w:b/>
+          <w:bCs/>
+        </w:rPr>
+      </w:pPr>
+    </w:p>
+    <w:p/>
+    <w:p/>
+    <w:p>
+      <w:r>
+        <w:t xml:space="preserve"> </w:t>
+      </w:r>
+    </w:p>
+    <w:p>
+      <w:r>
+        <w:t xml:space="preserve"> </w:t>
       </w:r>
     </w:p>
     <w:sectPr>
@@ -1099,6 +4617,95 @@
 <file path=word/numbering.xml><?xml version="1.0" encoding="utf-8"?>
 <w:numbering xmlns:wpc="http://schemas.microsoft.com/office/word/2010/wordprocessingCanvas" xmlns:cx="http://schemas.microsoft.com/office/drawing/2014/chartex" xmlns:cx1="http://schemas.microsoft.com/office/drawing/2015/9/8/chartex" xmlns:cx2="http://schemas.microsoft.com/office/drawing/2015/10/21/chartex" xmlns:cx3="http://schemas.microsoft.com/office/drawing/2016/5/9/chartex" xmlns:cx4="http://schemas.microsoft.com/office/drawing/2016/5/10/chartex" xmlns:cx5="http://schemas.microsoft.com/office/drawing/2016/5/11/chartex" xmlns:cx6="http://schemas.microsoft.com/office/drawing/2016/5/12/chartex" xmlns:cx7="http://schemas.microsoft.com/office/drawing/2016/5/13/chartex" xmlns:cx8="http://schemas.microsoft.com/office/drawing/2016/5/14/chartex" xmlns:mc="http://schemas.openxmlformats.org/markup-compatibility/2006" xmlns:aink="http://schemas.microsoft.com/office/drawing/2016/ink" xmlns:am3d="http://schemas.microsoft.com/office/drawing/2017/model3d" xmlns:o="urn:schemas-microsoft-com:office:office" xmlns:oel="http://schemas.microsoft.com/office/2019/extlst" xmlns:r="http://schemas.openxmlformats.org/officeDocument/2006/relationships" xmlns:m="http://schemas.openxmlformats.org/officeDocument/2006/math" xmlns:v="urn:schemas-microsoft-com:vml" xmlns:wp14="http://schemas.microsoft.com/office/word/2010/wordprocessingDrawing" xmlns:wp="http://schemas.openxmlformats.org/drawingml/2006/wordprocessingDrawing" xmlns:w10="urn:schemas-microsoft-com:office:word" xmlns:w="http://schemas.openxmlformats.org/wordprocessingml/2006/main" xmlns:w14="http://schemas.microsoft.com/office/word/2010/wordml" xmlns:w15="http://schemas.microsoft.com/office/word/2012/wordml" xmlns:w16cex="http://schemas.microsoft.com/office/word/2018/wordml/cex" xmlns:w16cid="http://schemas.microsoft.com/office/word/2016/wordml/cid" xmlns:w16="http://schemas.microsoft.com/office/word/2018/wordml" xmlns:w16du="http://schemas.microsoft.com/office/word/2023/wordml/word16du" xmlns:w16sdtdh="http://schemas.microsoft.com/office/word/2020/wordml/sdtdatahash" xmlns:w16sdtfl="http://schemas.microsoft.com/office/word/2024/wordml/sdtformatlock" xmlns:w16se="http://schemas.microsoft.com/office/word/2015/wordml/symex" xmlns:wpg="http://schemas.microsoft.com/office/word/2010/wordprocessingGroup" xmlns:wpi="http://schemas.microsoft.com/office/word/2010/wordprocessingInk" xmlns:wne="http://schemas.microsoft.com/office/word/2006/wordml" xmlns:wps="http://schemas.microsoft.com/office/word/2010/wordprocessingShape" mc:Ignorable="w14 w15 w16se w16cid w16 w16cex w16sdtdh w16sdtfl w16du wp14">
   <w:abstractNum w:abstractNumId="0" w15:restartNumberingAfterBreak="0">
+    <w:nsid w:val="0711545A"/>
+    <w:multiLevelType w:val="hybridMultilevel"/>
+    <w:tmpl w:val="6BC4B634"/>
+    <w:lvl w:ilvl="0" w:tplc="0419000F">
+      <w:start w:val="1"/>
+      <w:numFmt w:val="decimal"/>
+      <w:lvlText w:val="%1."/>
+      <w:lvlJc w:val="left"/>
+      <w:pPr>
+        <w:ind w:left="720" w:hanging="360"/>
+      </w:pPr>
+      <w:rPr>
+        <w:rFonts w:hint="default"/>
+      </w:rPr>
+    </w:lvl>
+    <w:lvl w:ilvl="1" w:tplc="04190019" w:tentative="1">
+      <w:start w:val="1"/>
+      <w:numFmt w:val="lowerLetter"/>
+      <w:lvlText w:val="%2."/>
+      <w:lvlJc w:val="left"/>
+      <w:pPr>
+        <w:ind w:left="1440" w:hanging="360"/>
+      </w:pPr>
+    </w:lvl>
+    <w:lvl w:ilvl="2" w:tplc="0419001B" w:tentative="1">
+      <w:start w:val="1"/>
+      <w:numFmt w:val="lowerRoman"/>
+      <w:lvlText w:val="%3."/>
+      <w:lvlJc w:val="right"/>
+      <w:pPr>
+        <w:ind w:left="2160" w:hanging="180"/>
+      </w:pPr>
+    </w:lvl>
+    <w:lvl w:ilvl="3" w:tplc="0419000F" w:tentative="1">
+      <w:start w:val="1"/>
+      <w:numFmt w:val="decimal"/>
+      <w:lvlText w:val="%4."/>
+      <w:lvlJc w:val="left"/>
+      <w:pPr>
+        <w:ind w:left="2880" w:hanging="360"/>
+      </w:pPr>
+    </w:lvl>
+    <w:lvl w:ilvl="4" w:tplc="04190019" w:tentative="1">
+      <w:start w:val="1"/>
+      <w:numFmt w:val="lowerLetter"/>
+      <w:lvlText w:val="%5."/>
+      <w:lvlJc w:val="left"/>
+      <w:pPr>
+        <w:ind w:left="3600" w:hanging="360"/>
+      </w:pPr>
+    </w:lvl>
+    <w:lvl w:ilvl="5" w:tplc="0419001B" w:tentative="1">
+      <w:start w:val="1"/>
+      <w:numFmt w:val="lowerRoman"/>
+      <w:lvlText w:val="%6."/>
+      <w:lvlJc w:val="right"/>
+      <w:pPr>
+        <w:ind w:left="4320" w:hanging="180"/>
+      </w:pPr>
+    </w:lvl>
+    <w:lvl w:ilvl="6" w:tplc="0419000F" w:tentative="1">
+      <w:start w:val="1"/>
+      <w:numFmt w:val="decimal"/>
+      <w:lvlText w:val="%7."/>
+      <w:lvlJc w:val="left"/>
+      <w:pPr>
+        <w:ind w:left="5040" w:hanging="360"/>
+      </w:pPr>
+    </w:lvl>
+    <w:lvl w:ilvl="7" w:tplc="04190019" w:tentative="1">
+      <w:start w:val="1"/>
+      <w:numFmt w:val="lowerLetter"/>
+      <w:lvlText w:val="%8."/>
+      <w:lvlJc w:val="left"/>
+      <w:pPr>
+        <w:ind w:left="5760" w:hanging="360"/>
+      </w:pPr>
+    </w:lvl>
+    <w:lvl w:ilvl="8" w:tplc="0419001B" w:tentative="1">
+      <w:start w:val="1"/>
+      <w:numFmt w:val="lowerRoman"/>
+      <w:lvlText w:val="%9."/>
+      <w:lvlJc w:val="right"/>
+      <w:pPr>
+        <w:ind w:left="6480" w:hanging="180"/>
+      </w:pPr>
+    </w:lvl>
+  </w:abstractNum>
+  <w:abstractNum w:abstractNumId="1" w15:restartNumberingAfterBreak="0">
     <w:nsid w:val="1FBD5DCF"/>
     <w:multiLevelType w:val="hybridMultilevel"/>
     <w:tmpl w:val="1A26810A"/>
@@ -1211,7 +4818,274 @@
       </w:rPr>
     </w:lvl>
   </w:abstractNum>
-  <w:abstractNum w:abstractNumId="1" w15:restartNumberingAfterBreak="0">
+  <w:abstractNum w:abstractNumId="2" w15:restartNumberingAfterBreak="0">
+    <w:nsid w:val="21B5638E"/>
+    <w:multiLevelType w:val="hybridMultilevel"/>
+    <w:tmpl w:val="1D34948E"/>
+    <w:lvl w:ilvl="0" w:tplc="0419000F">
+      <w:start w:val="1"/>
+      <w:numFmt w:val="decimal"/>
+      <w:lvlText w:val="%1."/>
+      <w:lvlJc w:val="left"/>
+      <w:pPr>
+        <w:ind w:left="720" w:hanging="360"/>
+      </w:pPr>
+      <w:rPr>
+        <w:rFonts w:hint="default"/>
+      </w:rPr>
+    </w:lvl>
+    <w:lvl w:ilvl="1" w:tplc="04190019" w:tentative="1">
+      <w:start w:val="1"/>
+      <w:numFmt w:val="lowerLetter"/>
+      <w:lvlText w:val="%2."/>
+      <w:lvlJc w:val="left"/>
+      <w:pPr>
+        <w:ind w:left="1440" w:hanging="360"/>
+      </w:pPr>
+    </w:lvl>
+    <w:lvl w:ilvl="2" w:tplc="0419001B" w:tentative="1">
+      <w:start w:val="1"/>
+      <w:numFmt w:val="lowerRoman"/>
+      <w:lvlText w:val="%3."/>
+      <w:lvlJc w:val="right"/>
+      <w:pPr>
+        <w:ind w:left="2160" w:hanging="180"/>
+      </w:pPr>
+    </w:lvl>
+    <w:lvl w:ilvl="3" w:tplc="0419000F" w:tentative="1">
+      <w:start w:val="1"/>
+      <w:numFmt w:val="decimal"/>
+      <w:lvlText w:val="%4."/>
+      <w:lvlJc w:val="left"/>
+      <w:pPr>
+        <w:ind w:left="2880" w:hanging="360"/>
+      </w:pPr>
+    </w:lvl>
+    <w:lvl w:ilvl="4" w:tplc="04190019" w:tentative="1">
+      <w:start w:val="1"/>
+      <w:numFmt w:val="lowerLetter"/>
+      <w:lvlText w:val="%5."/>
+      <w:lvlJc w:val="left"/>
+      <w:pPr>
+        <w:ind w:left="3600" w:hanging="360"/>
+      </w:pPr>
+    </w:lvl>
+    <w:lvl w:ilvl="5" w:tplc="0419001B" w:tentative="1">
+      <w:start w:val="1"/>
+      <w:numFmt w:val="lowerRoman"/>
+      <w:lvlText w:val="%6."/>
+      <w:lvlJc w:val="right"/>
+      <w:pPr>
+        <w:ind w:left="4320" w:hanging="180"/>
+      </w:pPr>
+    </w:lvl>
+    <w:lvl w:ilvl="6" w:tplc="0419000F" w:tentative="1">
+      <w:start w:val="1"/>
+      <w:numFmt w:val="decimal"/>
+      <w:lvlText w:val="%7."/>
+      <w:lvlJc w:val="left"/>
+      <w:pPr>
+        <w:ind w:left="5040" w:hanging="360"/>
+      </w:pPr>
+    </w:lvl>
+    <w:lvl w:ilvl="7" w:tplc="04190019" w:tentative="1">
+      <w:start w:val="1"/>
+      <w:numFmt w:val="lowerLetter"/>
+      <w:lvlText w:val="%8."/>
+      <w:lvlJc w:val="left"/>
+      <w:pPr>
+        <w:ind w:left="5760" w:hanging="360"/>
+      </w:pPr>
+    </w:lvl>
+    <w:lvl w:ilvl="8" w:tplc="0419001B" w:tentative="1">
+      <w:start w:val="1"/>
+      <w:numFmt w:val="lowerRoman"/>
+      <w:lvlText w:val="%9."/>
+      <w:lvlJc w:val="right"/>
+      <w:pPr>
+        <w:ind w:left="6480" w:hanging="180"/>
+      </w:pPr>
+    </w:lvl>
+  </w:abstractNum>
+  <w:abstractNum w:abstractNumId="3" w15:restartNumberingAfterBreak="0">
+    <w:nsid w:val="2CA041DB"/>
+    <w:multiLevelType w:val="hybridMultilevel"/>
+    <w:tmpl w:val="17545DAA"/>
+    <w:lvl w:ilvl="0" w:tplc="0419000F">
+      <w:start w:val="1"/>
+      <w:numFmt w:val="decimal"/>
+      <w:lvlText w:val="%1."/>
+      <w:lvlJc w:val="left"/>
+      <w:pPr>
+        <w:ind w:left="720" w:hanging="360"/>
+      </w:pPr>
+      <w:rPr>
+        <w:rFonts w:hint="default"/>
+      </w:rPr>
+    </w:lvl>
+    <w:lvl w:ilvl="1" w:tplc="04190019" w:tentative="1">
+      <w:start w:val="1"/>
+      <w:numFmt w:val="lowerLetter"/>
+      <w:lvlText w:val="%2."/>
+      <w:lvlJc w:val="left"/>
+      <w:pPr>
+        <w:ind w:left="1440" w:hanging="360"/>
+      </w:pPr>
+    </w:lvl>
+    <w:lvl w:ilvl="2" w:tplc="0419001B" w:tentative="1">
+      <w:start w:val="1"/>
+      <w:numFmt w:val="lowerRoman"/>
+      <w:lvlText w:val="%3."/>
+      <w:lvlJc w:val="right"/>
+      <w:pPr>
+        <w:ind w:left="2160" w:hanging="180"/>
+      </w:pPr>
+    </w:lvl>
+    <w:lvl w:ilvl="3" w:tplc="0419000F" w:tentative="1">
+      <w:start w:val="1"/>
+      <w:numFmt w:val="decimal"/>
+      <w:lvlText w:val="%4."/>
+      <w:lvlJc w:val="left"/>
+      <w:pPr>
+        <w:ind w:left="2880" w:hanging="360"/>
+      </w:pPr>
+    </w:lvl>
+    <w:lvl w:ilvl="4" w:tplc="04190019" w:tentative="1">
+      <w:start w:val="1"/>
+      <w:numFmt w:val="lowerLetter"/>
+      <w:lvlText w:val="%5."/>
+      <w:lvlJc w:val="left"/>
+      <w:pPr>
+        <w:ind w:left="3600" w:hanging="360"/>
+      </w:pPr>
+    </w:lvl>
+    <w:lvl w:ilvl="5" w:tplc="0419001B" w:tentative="1">
+      <w:start w:val="1"/>
+      <w:numFmt w:val="lowerRoman"/>
+      <w:lvlText w:val="%6."/>
+      <w:lvlJc w:val="right"/>
+      <w:pPr>
+        <w:ind w:left="4320" w:hanging="180"/>
+      </w:pPr>
+    </w:lvl>
+    <w:lvl w:ilvl="6" w:tplc="0419000F" w:tentative="1">
+      <w:start w:val="1"/>
+      <w:numFmt w:val="decimal"/>
+      <w:lvlText w:val="%7."/>
+      <w:lvlJc w:val="left"/>
+      <w:pPr>
+        <w:ind w:left="5040" w:hanging="360"/>
+      </w:pPr>
+    </w:lvl>
+    <w:lvl w:ilvl="7" w:tplc="04190019" w:tentative="1">
+      <w:start w:val="1"/>
+      <w:numFmt w:val="lowerLetter"/>
+      <w:lvlText w:val="%8."/>
+      <w:lvlJc w:val="left"/>
+      <w:pPr>
+        <w:ind w:left="5760" w:hanging="360"/>
+      </w:pPr>
+    </w:lvl>
+    <w:lvl w:ilvl="8" w:tplc="0419001B" w:tentative="1">
+      <w:start w:val="1"/>
+      <w:numFmt w:val="lowerRoman"/>
+      <w:lvlText w:val="%9."/>
+      <w:lvlJc w:val="right"/>
+      <w:pPr>
+        <w:ind w:left="6480" w:hanging="180"/>
+      </w:pPr>
+    </w:lvl>
+  </w:abstractNum>
+  <w:abstractNum w:abstractNumId="4" w15:restartNumberingAfterBreak="0">
+    <w:nsid w:val="34141085"/>
+    <w:multiLevelType w:val="hybridMultilevel"/>
+    <w:tmpl w:val="89FC04E6"/>
+    <w:lvl w:ilvl="0" w:tplc="0419000F">
+      <w:start w:val="1"/>
+      <w:numFmt w:val="decimal"/>
+      <w:lvlText w:val="%1."/>
+      <w:lvlJc w:val="left"/>
+      <w:pPr>
+        <w:ind w:left="720" w:hanging="360"/>
+      </w:pPr>
+      <w:rPr>
+        <w:rFonts w:hint="default"/>
+      </w:rPr>
+    </w:lvl>
+    <w:lvl w:ilvl="1" w:tplc="04190019" w:tentative="1">
+      <w:start w:val="1"/>
+      <w:numFmt w:val="lowerLetter"/>
+      <w:lvlText w:val="%2."/>
+      <w:lvlJc w:val="left"/>
+      <w:pPr>
+        <w:ind w:left="1440" w:hanging="360"/>
+      </w:pPr>
+    </w:lvl>
+    <w:lvl w:ilvl="2" w:tplc="0419001B" w:tentative="1">
+      <w:start w:val="1"/>
+      <w:numFmt w:val="lowerRoman"/>
+      <w:lvlText w:val="%3."/>
+      <w:lvlJc w:val="right"/>
+      <w:pPr>
+        <w:ind w:left="2160" w:hanging="180"/>
+      </w:pPr>
+    </w:lvl>
+    <w:lvl w:ilvl="3" w:tplc="0419000F" w:tentative="1">
+      <w:start w:val="1"/>
+      <w:numFmt w:val="decimal"/>
+      <w:lvlText w:val="%4."/>
+      <w:lvlJc w:val="left"/>
+      <w:pPr>
+        <w:ind w:left="2880" w:hanging="360"/>
+      </w:pPr>
+    </w:lvl>
+    <w:lvl w:ilvl="4" w:tplc="04190019" w:tentative="1">
+      <w:start w:val="1"/>
+      <w:numFmt w:val="lowerLetter"/>
+      <w:lvlText w:val="%5."/>
+      <w:lvlJc w:val="left"/>
+      <w:pPr>
+        <w:ind w:left="3600" w:hanging="360"/>
+      </w:pPr>
+    </w:lvl>
+    <w:lvl w:ilvl="5" w:tplc="0419001B" w:tentative="1">
+      <w:start w:val="1"/>
+      <w:numFmt w:val="lowerRoman"/>
+      <w:lvlText w:val="%6."/>
+      <w:lvlJc w:val="right"/>
+      <w:pPr>
+        <w:ind w:left="4320" w:hanging="180"/>
+      </w:pPr>
+    </w:lvl>
+    <w:lvl w:ilvl="6" w:tplc="0419000F" w:tentative="1">
+      <w:start w:val="1"/>
+      <w:numFmt w:val="decimal"/>
+      <w:lvlText w:val="%7."/>
+      <w:lvlJc w:val="left"/>
+      <w:pPr>
+        <w:ind w:left="5040" w:hanging="360"/>
+      </w:pPr>
+    </w:lvl>
+    <w:lvl w:ilvl="7" w:tplc="04190019" w:tentative="1">
+      <w:start w:val="1"/>
+      <w:numFmt w:val="lowerLetter"/>
+      <w:lvlText w:val="%8."/>
+      <w:lvlJc w:val="left"/>
+      <w:pPr>
+        <w:ind w:left="5760" w:hanging="360"/>
+      </w:pPr>
+    </w:lvl>
+    <w:lvl w:ilvl="8" w:tplc="0419001B" w:tentative="1">
+      <w:start w:val="1"/>
+      <w:numFmt w:val="lowerRoman"/>
+      <w:lvlText w:val="%9."/>
+      <w:lvlJc w:val="right"/>
+      <w:pPr>
+        <w:ind w:left="6480" w:hanging="180"/>
+      </w:pPr>
+    </w:lvl>
+  </w:abstractNum>
+  <w:abstractNum w:abstractNumId="5" w15:restartNumberingAfterBreak="0">
     <w:nsid w:val="37C66927"/>
     <w:multiLevelType w:val="hybridMultilevel"/>
     <w:tmpl w:val="B9B26406"/>
@@ -1324,7 +5198,209 @@
       </w:rPr>
     </w:lvl>
   </w:abstractNum>
-  <w:abstractNum w:abstractNumId="2" w15:restartNumberingAfterBreak="0">
+  <w:abstractNum w:abstractNumId="6" w15:restartNumberingAfterBreak="0">
+    <w:nsid w:val="3ABA1EAB"/>
+    <w:multiLevelType w:val="hybridMultilevel"/>
+    <w:tmpl w:val="48623D62"/>
+    <w:lvl w:ilvl="0" w:tplc="0419000F">
+      <w:start w:val="1"/>
+      <w:numFmt w:val="decimal"/>
+      <w:lvlText w:val="%1."/>
+      <w:lvlJc w:val="left"/>
+      <w:pPr>
+        <w:ind w:left="720" w:hanging="360"/>
+      </w:pPr>
+      <w:rPr>
+        <w:rFonts w:hint="default"/>
+      </w:rPr>
+    </w:lvl>
+    <w:lvl w:ilvl="1" w:tplc="04190019" w:tentative="1">
+      <w:start w:val="1"/>
+      <w:numFmt w:val="lowerLetter"/>
+      <w:lvlText w:val="%2."/>
+      <w:lvlJc w:val="left"/>
+      <w:pPr>
+        <w:ind w:left="1440" w:hanging="360"/>
+      </w:pPr>
+    </w:lvl>
+    <w:lvl w:ilvl="2" w:tplc="0419001B" w:tentative="1">
+      <w:start w:val="1"/>
+      <w:numFmt w:val="lowerRoman"/>
+      <w:lvlText w:val="%3."/>
+      <w:lvlJc w:val="right"/>
+      <w:pPr>
+        <w:ind w:left="2160" w:hanging="180"/>
+      </w:pPr>
+    </w:lvl>
+    <w:lvl w:ilvl="3" w:tplc="0419000F" w:tentative="1">
+      <w:start w:val="1"/>
+      <w:numFmt w:val="decimal"/>
+      <w:lvlText w:val="%4."/>
+      <w:lvlJc w:val="left"/>
+      <w:pPr>
+        <w:ind w:left="2880" w:hanging="360"/>
+      </w:pPr>
+    </w:lvl>
+    <w:lvl w:ilvl="4" w:tplc="04190019" w:tentative="1">
+      <w:start w:val="1"/>
+      <w:numFmt w:val="lowerLetter"/>
+      <w:lvlText w:val="%5."/>
+      <w:lvlJc w:val="left"/>
+      <w:pPr>
+        <w:ind w:left="3600" w:hanging="360"/>
+      </w:pPr>
+    </w:lvl>
+    <w:lvl w:ilvl="5" w:tplc="0419001B" w:tentative="1">
+      <w:start w:val="1"/>
+      <w:numFmt w:val="lowerRoman"/>
+      <w:lvlText w:val="%6."/>
+      <w:lvlJc w:val="right"/>
+      <w:pPr>
+        <w:ind w:left="4320" w:hanging="180"/>
+      </w:pPr>
+    </w:lvl>
+    <w:lvl w:ilvl="6" w:tplc="0419000F" w:tentative="1">
+      <w:start w:val="1"/>
+      <w:numFmt w:val="decimal"/>
+      <w:lvlText w:val="%7."/>
+      <w:lvlJc w:val="left"/>
+      <w:pPr>
+        <w:ind w:left="5040" w:hanging="360"/>
+      </w:pPr>
+    </w:lvl>
+    <w:lvl w:ilvl="7" w:tplc="04190019" w:tentative="1">
+      <w:start w:val="1"/>
+      <w:numFmt w:val="lowerLetter"/>
+      <w:lvlText w:val="%8."/>
+      <w:lvlJc w:val="left"/>
+      <w:pPr>
+        <w:ind w:left="5760" w:hanging="360"/>
+      </w:pPr>
+    </w:lvl>
+    <w:lvl w:ilvl="8" w:tplc="0419001B" w:tentative="1">
+      <w:start w:val="1"/>
+      <w:numFmt w:val="lowerRoman"/>
+      <w:lvlText w:val="%9."/>
+      <w:lvlJc w:val="right"/>
+      <w:pPr>
+        <w:ind w:left="6480" w:hanging="180"/>
+      </w:pPr>
+    </w:lvl>
+  </w:abstractNum>
+  <w:abstractNum w:abstractNumId="7" w15:restartNumberingAfterBreak="0">
+    <w:nsid w:val="3B1316C7"/>
+    <w:multiLevelType w:val="hybridMultilevel"/>
+    <w:tmpl w:val="2DDCA38E"/>
+    <w:lvl w:ilvl="0" w:tplc="04190001">
+      <w:start w:val="1"/>
+      <w:numFmt w:val="bullet"/>
+      <w:lvlText w:val=""/>
+      <w:lvlJc w:val="left"/>
+      <w:pPr>
+        <w:ind w:left="720" w:hanging="360"/>
+      </w:pPr>
+      <w:rPr>
+        <w:rFonts w:ascii="Symbol" w:hAnsi="Symbol" w:hint="default"/>
+      </w:rPr>
+    </w:lvl>
+    <w:lvl w:ilvl="1" w:tplc="04190003" w:tentative="1">
+      <w:start w:val="1"/>
+      <w:numFmt w:val="bullet"/>
+      <w:lvlText w:val="o"/>
+      <w:lvlJc w:val="left"/>
+      <w:pPr>
+        <w:ind w:left="1440" w:hanging="360"/>
+      </w:pPr>
+      <w:rPr>
+        <w:rFonts w:ascii="Courier New" w:hAnsi="Courier New" w:cs="Courier New" w:hint="default"/>
+      </w:rPr>
+    </w:lvl>
+    <w:lvl w:ilvl="2" w:tplc="04190005" w:tentative="1">
+      <w:start w:val="1"/>
+      <w:numFmt w:val="bullet"/>
+      <w:lvlText w:val=""/>
+      <w:lvlJc w:val="left"/>
+      <w:pPr>
+        <w:ind w:left="2160" w:hanging="360"/>
+      </w:pPr>
+      <w:rPr>
+        <w:rFonts w:ascii="Wingdings" w:hAnsi="Wingdings" w:hint="default"/>
+      </w:rPr>
+    </w:lvl>
+    <w:lvl w:ilvl="3" w:tplc="04190001" w:tentative="1">
+      <w:start w:val="1"/>
+      <w:numFmt w:val="bullet"/>
+      <w:lvlText w:val=""/>
+      <w:lvlJc w:val="left"/>
+      <w:pPr>
+        <w:ind w:left="2880" w:hanging="360"/>
+      </w:pPr>
+      <w:rPr>
+        <w:rFonts w:ascii="Symbol" w:hAnsi="Symbol" w:hint="default"/>
+      </w:rPr>
+    </w:lvl>
+    <w:lvl w:ilvl="4" w:tplc="04190003" w:tentative="1">
+      <w:start w:val="1"/>
+      <w:numFmt w:val="bullet"/>
+      <w:lvlText w:val="o"/>
+      <w:lvlJc w:val="left"/>
+      <w:pPr>
+        <w:ind w:left="3600" w:hanging="360"/>
+      </w:pPr>
+      <w:rPr>
+        <w:rFonts w:ascii="Courier New" w:hAnsi="Courier New" w:cs="Courier New" w:hint="default"/>
+      </w:rPr>
+    </w:lvl>
+    <w:lvl w:ilvl="5" w:tplc="04190005" w:tentative="1">
+      <w:start w:val="1"/>
+      <w:numFmt w:val="bullet"/>
+      <w:lvlText w:val=""/>
+      <w:lvlJc w:val="left"/>
+      <w:pPr>
+        <w:ind w:left="4320" w:hanging="360"/>
+      </w:pPr>
+      <w:rPr>
+        <w:rFonts w:ascii="Wingdings" w:hAnsi="Wingdings" w:hint="default"/>
+      </w:rPr>
+    </w:lvl>
+    <w:lvl w:ilvl="6" w:tplc="04190001" w:tentative="1">
+      <w:start w:val="1"/>
+      <w:numFmt w:val="bullet"/>
+      <w:lvlText w:val=""/>
+      <w:lvlJc w:val="left"/>
+      <w:pPr>
+        <w:ind w:left="5040" w:hanging="360"/>
+      </w:pPr>
+      <w:rPr>
+        <w:rFonts w:ascii="Symbol" w:hAnsi="Symbol" w:hint="default"/>
+      </w:rPr>
+    </w:lvl>
+    <w:lvl w:ilvl="7" w:tplc="04190003" w:tentative="1">
+      <w:start w:val="1"/>
+      <w:numFmt w:val="bullet"/>
+      <w:lvlText w:val="o"/>
+      <w:lvlJc w:val="left"/>
+      <w:pPr>
+        <w:ind w:left="5760" w:hanging="360"/>
+      </w:pPr>
+      <w:rPr>
+        <w:rFonts w:ascii="Courier New" w:hAnsi="Courier New" w:cs="Courier New" w:hint="default"/>
+      </w:rPr>
+    </w:lvl>
+    <w:lvl w:ilvl="8" w:tplc="04190005" w:tentative="1">
+      <w:start w:val="1"/>
+      <w:numFmt w:val="bullet"/>
+      <w:lvlText w:val=""/>
+      <w:lvlJc w:val="left"/>
+      <w:pPr>
+        <w:ind w:left="6480" w:hanging="360"/>
+      </w:pPr>
+      <w:rPr>
+        <w:rFonts w:ascii="Wingdings" w:hAnsi="Wingdings" w:hint="default"/>
+      </w:rPr>
+    </w:lvl>
+  </w:abstractNum>
+  <w:abstractNum w:abstractNumId="8" w15:restartNumberingAfterBreak="0">
     <w:nsid w:val="3B3A6466"/>
     <w:multiLevelType w:val="hybridMultilevel"/>
     <w:tmpl w:val="E384BC20"/>
@@ -1437,7 +5513,654 @@
       </w:rPr>
     </w:lvl>
   </w:abstractNum>
-  <w:abstractNum w:abstractNumId="3" w15:restartNumberingAfterBreak="0">
+  <w:abstractNum w:abstractNumId="9" w15:restartNumberingAfterBreak="0">
+    <w:nsid w:val="3B920940"/>
+    <w:multiLevelType w:val="hybridMultilevel"/>
+    <w:tmpl w:val="81AAEA8C"/>
+    <w:lvl w:ilvl="0" w:tplc="0419000F">
+      <w:start w:val="1"/>
+      <w:numFmt w:val="decimal"/>
+      <w:lvlText w:val="%1."/>
+      <w:lvlJc w:val="left"/>
+      <w:pPr>
+        <w:ind w:left="720" w:hanging="360"/>
+      </w:pPr>
+      <w:rPr>
+        <w:rFonts w:hint="default"/>
+      </w:rPr>
+    </w:lvl>
+    <w:lvl w:ilvl="1" w:tplc="04190019" w:tentative="1">
+      <w:start w:val="1"/>
+      <w:numFmt w:val="lowerLetter"/>
+      <w:lvlText w:val="%2."/>
+      <w:lvlJc w:val="left"/>
+      <w:pPr>
+        <w:ind w:left="1440" w:hanging="360"/>
+      </w:pPr>
+    </w:lvl>
+    <w:lvl w:ilvl="2" w:tplc="0419001B" w:tentative="1">
+      <w:start w:val="1"/>
+      <w:numFmt w:val="lowerRoman"/>
+      <w:lvlText w:val="%3."/>
+      <w:lvlJc w:val="right"/>
+      <w:pPr>
+        <w:ind w:left="2160" w:hanging="180"/>
+      </w:pPr>
+    </w:lvl>
+    <w:lvl w:ilvl="3" w:tplc="0419000F" w:tentative="1">
+      <w:start w:val="1"/>
+      <w:numFmt w:val="decimal"/>
+      <w:lvlText w:val="%4."/>
+      <w:lvlJc w:val="left"/>
+      <w:pPr>
+        <w:ind w:left="2880" w:hanging="360"/>
+      </w:pPr>
+    </w:lvl>
+    <w:lvl w:ilvl="4" w:tplc="04190019" w:tentative="1">
+      <w:start w:val="1"/>
+      <w:numFmt w:val="lowerLetter"/>
+      <w:lvlText w:val="%5."/>
+      <w:lvlJc w:val="left"/>
+      <w:pPr>
+        <w:ind w:left="3600" w:hanging="360"/>
+      </w:pPr>
+    </w:lvl>
+    <w:lvl w:ilvl="5" w:tplc="0419001B" w:tentative="1">
+      <w:start w:val="1"/>
+      <w:numFmt w:val="lowerRoman"/>
+      <w:lvlText w:val="%6."/>
+      <w:lvlJc w:val="right"/>
+      <w:pPr>
+        <w:ind w:left="4320" w:hanging="180"/>
+      </w:pPr>
+    </w:lvl>
+    <w:lvl w:ilvl="6" w:tplc="0419000F" w:tentative="1">
+      <w:start w:val="1"/>
+      <w:numFmt w:val="decimal"/>
+      <w:lvlText w:val="%7."/>
+      <w:lvlJc w:val="left"/>
+      <w:pPr>
+        <w:ind w:left="5040" w:hanging="360"/>
+      </w:pPr>
+    </w:lvl>
+    <w:lvl w:ilvl="7" w:tplc="04190019" w:tentative="1">
+      <w:start w:val="1"/>
+      <w:numFmt w:val="lowerLetter"/>
+      <w:lvlText w:val="%8."/>
+      <w:lvlJc w:val="left"/>
+      <w:pPr>
+        <w:ind w:left="5760" w:hanging="360"/>
+      </w:pPr>
+    </w:lvl>
+    <w:lvl w:ilvl="8" w:tplc="0419001B" w:tentative="1">
+      <w:start w:val="1"/>
+      <w:numFmt w:val="lowerRoman"/>
+      <w:lvlText w:val="%9."/>
+      <w:lvlJc w:val="right"/>
+      <w:pPr>
+        <w:ind w:left="6480" w:hanging="180"/>
+      </w:pPr>
+    </w:lvl>
+  </w:abstractNum>
+  <w:abstractNum w:abstractNumId="10" w15:restartNumberingAfterBreak="0">
+    <w:nsid w:val="46735F7C"/>
+    <w:multiLevelType w:val="hybridMultilevel"/>
+    <w:tmpl w:val="8F9A967C"/>
+    <w:lvl w:ilvl="0" w:tplc="A23AFA08">
+      <w:start w:val="5"/>
+      <w:numFmt w:val="bullet"/>
+      <w:lvlText w:val="-"/>
+      <w:lvlJc w:val="left"/>
+      <w:pPr>
+        <w:ind w:left="720" w:hanging="360"/>
+      </w:pPr>
+      <w:rPr>
+        <w:rFonts w:ascii="Times New Roman" w:eastAsiaTheme="minorHAnsi" w:hAnsi="Times New Roman" w:cs="Times New Roman" w:hint="default"/>
+      </w:rPr>
+    </w:lvl>
+    <w:lvl w:ilvl="1" w:tplc="04190003" w:tentative="1">
+      <w:start w:val="1"/>
+      <w:numFmt w:val="bullet"/>
+      <w:lvlText w:val="o"/>
+      <w:lvlJc w:val="left"/>
+      <w:pPr>
+        <w:ind w:left="1440" w:hanging="360"/>
+      </w:pPr>
+      <w:rPr>
+        <w:rFonts w:ascii="Courier New" w:hAnsi="Courier New" w:cs="Courier New" w:hint="default"/>
+      </w:rPr>
+    </w:lvl>
+    <w:lvl w:ilvl="2" w:tplc="04190005" w:tentative="1">
+      <w:start w:val="1"/>
+      <w:numFmt w:val="bullet"/>
+      <w:lvlText w:val=""/>
+      <w:lvlJc w:val="left"/>
+      <w:pPr>
+        <w:ind w:left="2160" w:hanging="360"/>
+      </w:pPr>
+      <w:rPr>
+        <w:rFonts w:ascii="Wingdings" w:hAnsi="Wingdings" w:hint="default"/>
+      </w:rPr>
+    </w:lvl>
+    <w:lvl w:ilvl="3" w:tplc="04190001" w:tentative="1">
+      <w:start w:val="1"/>
+      <w:numFmt w:val="bullet"/>
+      <w:lvlText w:val=""/>
+      <w:lvlJc w:val="left"/>
+      <w:pPr>
+        <w:ind w:left="2880" w:hanging="360"/>
+      </w:pPr>
+      <w:rPr>
+        <w:rFonts w:ascii="Symbol" w:hAnsi="Symbol" w:hint="default"/>
+      </w:rPr>
+    </w:lvl>
+    <w:lvl w:ilvl="4" w:tplc="04190003" w:tentative="1">
+      <w:start w:val="1"/>
+      <w:numFmt w:val="bullet"/>
+      <w:lvlText w:val="o"/>
+      <w:lvlJc w:val="left"/>
+      <w:pPr>
+        <w:ind w:left="3600" w:hanging="360"/>
+      </w:pPr>
+      <w:rPr>
+        <w:rFonts w:ascii="Courier New" w:hAnsi="Courier New" w:cs="Courier New" w:hint="default"/>
+      </w:rPr>
+    </w:lvl>
+    <w:lvl w:ilvl="5" w:tplc="04190005" w:tentative="1">
+      <w:start w:val="1"/>
+      <w:numFmt w:val="bullet"/>
+      <w:lvlText w:val=""/>
+      <w:lvlJc w:val="left"/>
+      <w:pPr>
+        <w:ind w:left="4320" w:hanging="360"/>
+      </w:pPr>
+      <w:rPr>
+        <w:rFonts w:ascii="Wingdings" w:hAnsi="Wingdings" w:hint="default"/>
+      </w:rPr>
+    </w:lvl>
+    <w:lvl w:ilvl="6" w:tplc="04190001" w:tentative="1">
+      <w:start w:val="1"/>
+      <w:numFmt w:val="bullet"/>
+      <w:lvlText w:val=""/>
+      <w:lvlJc w:val="left"/>
+      <w:pPr>
+        <w:ind w:left="5040" w:hanging="360"/>
+      </w:pPr>
+      <w:rPr>
+        <w:rFonts w:ascii="Symbol" w:hAnsi="Symbol" w:hint="default"/>
+      </w:rPr>
+    </w:lvl>
+    <w:lvl w:ilvl="7" w:tplc="04190003" w:tentative="1">
+      <w:start w:val="1"/>
+      <w:numFmt w:val="bullet"/>
+      <w:lvlText w:val="o"/>
+      <w:lvlJc w:val="left"/>
+      <w:pPr>
+        <w:ind w:left="5760" w:hanging="360"/>
+      </w:pPr>
+      <w:rPr>
+        <w:rFonts w:ascii="Courier New" w:hAnsi="Courier New" w:cs="Courier New" w:hint="default"/>
+      </w:rPr>
+    </w:lvl>
+    <w:lvl w:ilvl="8" w:tplc="04190005" w:tentative="1">
+      <w:start w:val="1"/>
+      <w:numFmt w:val="bullet"/>
+      <w:lvlText w:val=""/>
+      <w:lvlJc w:val="left"/>
+      <w:pPr>
+        <w:ind w:left="6480" w:hanging="360"/>
+      </w:pPr>
+      <w:rPr>
+        <w:rFonts w:ascii="Wingdings" w:hAnsi="Wingdings" w:hint="default"/>
+      </w:rPr>
+    </w:lvl>
+  </w:abstractNum>
+  <w:abstractNum w:abstractNumId="11" w15:restartNumberingAfterBreak="0">
+    <w:nsid w:val="4CBB6471"/>
+    <w:multiLevelType w:val="hybridMultilevel"/>
+    <w:tmpl w:val="45DC5DC0"/>
+    <w:lvl w:ilvl="0" w:tplc="FFFFFFFF">
+      <w:start w:val="1"/>
+      <w:numFmt w:val="decimal"/>
+      <w:lvlText w:val="%1."/>
+      <w:lvlJc w:val="left"/>
+      <w:pPr>
+        <w:ind w:left="1080" w:hanging="360"/>
+      </w:pPr>
+      <w:rPr>
+        <w:rFonts w:hint="default"/>
+      </w:rPr>
+    </w:lvl>
+    <w:lvl w:ilvl="1" w:tplc="FFFFFFFF" w:tentative="1">
+      <w:start w:val="1"/>
+      <w:numFmt w:val="lowerLetter"/>
+      <w:lvlText w:val="%2."/>
+      <w:lvlJc w:val="left"/>
+      <w:pPr>
+        <w:ind w:left="1800" w:hanging="360"/>
+      </w:pPr>
+    </w:lvl>
+    <w:lvl w:ilvl="2" w:tplc="FFFFFFFF" w:tentative="1">
+      <w:start w:val="1"/>
+      <w:numFmt w:val="lowerRoman"/>
+      <w:lvlText w:val="%3."/>
+      <w:lvlJc w:val="right"/>
+      <w:pPr>
+        <w:ind w:left="2520" w:hanging="180"/>
+      </w:pPr>
+    </w:lvl>
+    <w:lvl w:ilvl="3" w:tplc="FFFFFFFF" w:tentative="1">
+      <w:start w:val="1"/>
+      <w:numFmt w:val="decimal"/>
+      <w:lvlText w:val="%4."/>
+      <w:lvlJc w:val="left"/>
+      <w:pPr>
+        <w:ind w:left="3240" w:hanging="360"/>
+      </w:pPr>
+    </w:lvl>
+    <w:lvl w:ilvl="4" w:tplc="FFFFFFFF" w:tentative="1">
+      <w:start w:val="1"/>
+      <w:numFmt w:val="lowerLetter"/>
+      <w:lvlText w:val="%5."/>
+      <w:lvlJc w:val="left"/>
+      <w:pPr>
+        <w:ind w:left="3960" w:hanging="360"/>
+      </w:pPr>
+    </w:lvl>
+    <w:lvl w:ilvl="5" w:tplc="FFFFFFFF" w:tentative="1">
+      <w:start w:val="1"/>
+      <w:numFmt w:val="lowerRoman"/>
+      <w:lvlText w:val="%6."/>
+      <w:lvlJc w:val="right"/>
+      <w:pPr>
+        <w:ind w:left="4680" w:hanging="180"/>
+      </w:pPr>
+    </w:lvl>
+    <w:lvl w:ilvl="6" w:tplc="FFFFFFFF" w:tentative="1">
+      <w:start w:val="1"/>
+      <w:numFmt w:val="decimal"/>
+      <w:lvlText w:val="%7."/>
+      <w:lvlJc w:val="left"/>
+      <w:pPr>
+        <w:ind w:left="5400" w:hanging="360"/>
+      </w:pPr>
+    </w:lvl>
+    <w:lvl w:ilvl="7" w:tplc="FFFFFFFF" w:tentative="1">
+      <w:start w:val="1"/>
+      <w:numFmt w:val="lowerLetter"/>
+      <w:lvlText w:val="%8."/>
+      <w:lvlJc w:val="left"/>
+      <w:pPr>
+        <w:ind w:left="6120" w:hanging="360"/>
+      </w:pPr>
+    </w:lvl>
+    <w:lvl w:ilvl="8" w:tplc="FFFFFFFF" w:tentative="1">
+      <w:start w:val="1"/>
+      <w:numFmt w:val="lowerRoman"/>
+      <w:lvlText w:val="%9."/>
+      <w:lvlJc w:val="right"/>
+      <w:pPr>
+        <w:ind w:left="6840" w:hanging="180"/>
+      </w:pPr>
+    </w:lvl>
+  </w:abstractNum>
+  <w:abstractNum w:abstractNumId="12" w15:restartNumberingAfterBreak="0">
+    <w:nsid w:val="4FF24ACF"/>
+    <w:multiLevelType w:val="hybridMultilevel"/>
+    <w:tmpl w:val="45DC5DC0"/>
+    <w:lvl w:ilvl="0" w:tplc="84CE445E">
+      <w:start w:val="1"/>
+      <w:numFmt w:val="decimal"/>
+      <w:lvlText w:val="%1."/>
+      <w:lvlJc w:val="left"/>
+      <w:pPr>
+        <w:ind w:left="1080" w:hanging="360"/>
+      </w:pPr>
+      <w:rPr>
+        <w:rFonts w:hint="default"/>
+      </w:rPr>
+    </w:lvl>
+    <w:lvl w:ilvl="1" w:tplc="04190019" w:tentative="1">
+      <w:start w:val="1"/>
+      <w:numFmt w:val="lowerLetter"/>
+      <w:lvlText w:val="%2."/>
+      <w:lvlJc w:val="left"/>
+      <w:pPr>
+        <w:ind w:left="1800" w:hanging="360"/>
+      </w:pPr>
+    </w:lvl>
+    <w:lvl w:ilvl="2" w:tplc="0419001B" w:tentative="1">
+      <w:start w:val="1"/>
+      <w:numFmt w:val="lowerRoman"/>
+      <w:lvlText w:val="%3."/>
+      <w:lvlJc w:val="right"/>
+      <w:pPr>
+        <w:ind w:left="2520" w:hanging="180"/>
+      </w:pPr>
+    </w:lvl>
+    <w:lvl w:ilvl="3" w:tplc="0419000F" w:tentative="1">
+      <w:start w:val="1"/>
+      <w:numFmt w:val="decimal"/>
+      <w:lvlText w:val="%4."/>
+      <w:lvlJc w:val="left"/>
+      <w:pPr>
+        <w:ind w:left="3240" w:hanging="360"/>
+      </w:pPr>
+    </w:lvl>
+    <w:lvl w:ilvl="4" w:tplc="04190019" w:tentative="1">
+      <w:start w:val="1"/>
+      <w:numFmt w:val="lowerLetter"/>
+      <w:lvlText w:val="%5."/>
+      <w:lvlJc w:val="left"/>
+      <w:pPr>
+        <w:ind w:left="3960" w:hanging="360"/>
+      </w:pPr>
+    </w:lvl>
+    <w:lvl w:ilvl="5" w:tplc="0419001B" w:tentative="1">
+      <w:start w:val="1"/>
+      <w:numFmt w:val="lowerRoman"/>
+      <w:lvlText w:val="%6."/>
+      <w:lvlJc w:val="right"/>
+      <w:pPr>
+        <w:ind w:left="4680" w:hanging="180"/>
+      </w:pPr>
+    </w:lvl>
+    <w:lvl w:ilvl="6" w:tplc="0419000F" w:tentative="1">
+      <w:start w:val="1"/>
+      <w:numFmt w:val="decimal"/>
+      <w:lvlText w:val="%7."/>
+      <w:lvlJc w:val="left"/>
+      <w:pPr>
+        <w:ind w:left="5400" w:hanging="360"/>
+      </w:pPr>
+    </w:lvl>
+    <w:lvl w:ilvl="7" w:tplc="04190019" w:tentative="1">
+      <w:start w:val="1"/>
+      <w:numFmt w:val="lowerLetter"/>
+      <w:lvlText w:val="%8."/>
+      <w:lvlJc w:val="left"/>
+      <w:pPr>
+        <w:ind w:left="6120" w:hanging="360"/>
+      </w:pPr>
+    </w:lvl>
+    <w:lvl w:ilvl="8" w:tplc="0419001B" w:tentative="1">
+      <w:start w:val="1"/>
+      <w:numFmt w:val="lowerRoman"/>
+      <w:lvlText w:val="%9."/>
+      <w:lvlJc w:val="right"/>
+      <w:pPr>
+        <w:ind w:left="6840" w:hanging="180"/>
+      </w:pPr>
+    </w:lvl>
+  </w:abstractNum>
+  <w:abstractNum w:abstractNumId="13" w15:restartNumberingAfterBreak="0">
+    <w:nsid w:val="54FF7882"/>
+    <w:multiLevelType w:val="hybridMultilevel"/>
+    <w:tmpl w:val="B59A6F48"/>
+    <w:lvl w:ilvl="0" w:tplc="0419000F">
+      <w:start w:val="1"/>
+      <w:numFmt w:val="decimal"/>
+      <w:lvlText w:val="%1."/>
+      <w:lvlJc w:val="left"/>
+      <w:pPr>
+        <w:ind w:left="720" w:hanging="360"/>
+      </w:pPr>
+      <w:rPr>
+        <w:rFonts w:hint="default"/>
+      </w:rPr>
+    </w:lvl>
+    <w:lvl w:ilvl="1" w:tplc="04190019" w:tentative="1">
+      <w:start w:val="1"/>
+      <w:numFmt w:val="lowerLetter"/>
+      <w:lvlText w:val="%2."/>
+      <w:lvlJc w:val="left"/>
+      <w:pPr>
+        <w:ind w:left="1440" w:hanging="360"/>
+      </w:pPr>
+    </w:lvl>
+    <w:lvl w:ilvl="2" w:tplc="0419001B" w:tentative="1">
+      <w:start w:val="1"/>
+      <w:numFmt w:val="lowerRoman"/>
+      <w:lvlText w:val="%3."/>
+      <w:lvlJc w:val="right"/>
+      <w:pPr>
+        <w:ind w:left="2160" w:hanging="180"/>
+      </w:pPr>
+    </w:lvl>
+    <w:lvl w:ilvl="3" w:tplc="0419000F" w:tentative="1">
+      <w:start w:val="1"/>
+      <w:numFmt w:val="decimal"/>
+      <w:lvlText w:val="%4."/>
+      <w:lvlJc w:val="left"/>
+      <w:pPr>
+        <w:ind w:left="2880" w:hanging="360"/>
+      </w:pPr>
+    </w:lvl>
+    <w:lvl w:ilvl="4" w:tplc="04190019" w:tentative="1">
+      <w:start w:val="1"/>
+      <w:numFmt w:val="lowerLetter"/>
+      <w:lvlText w:val="%5."/>
+      <w:lvlJc w:val="left"/>
+      <w:pPr>
+        <w:ind w:left="3600" w:hanging="360"/>
+      </w:pPr>
+    </w:lvl>
+    <w:lvl w:ilvl="5" w:tplc="0419001B" w:tentative="1">
+      <w:start w:val="1"/>
+      <w:numFmt w:val="lowerRoman"/>
+      <w:lvlText w:val="%6."/>
+      <w:lvlJc w:val="right"/>
+      <w:pPr>
+        <w:ind w:left="4320" w:hanging="180"/>
+      </w:pPr>
+    </w:lvl>
+    <w:lvl w:ilvl="6" w:tplc="0419000F" w:tentative="1">
+      <w:start w:val="1"/>
+      <w:numFmt w:val="decimal"/>
+      <w:lvlText w:val="%7."/>
+      <w:lvlJc w:val="left"/>
+      <w:pPr>
+        <w:ind w:left="5040" w:hanging="360"/>
+      </w:pPr>
+    </w:lvl>
+    <w:lvl w:ilvl="7" w:tplc="04190019" w:tentative="1">
+      <w:start w:val="1"/>
+      <w:numFmt w:val="lowerLetter"/>
+      <w:lvlText w:val="%8."/>
+      <w:lvlJc w:val="left"/>
+      <w:pPr>
+        <w:ind w:left="5760" w:hanging="360"/>
+      </w:pPr>
+    </w:lvl>
+    <w:lvl w:ilvl="8" w:tplc="0419001B" w:tentative="1">
+      <w:start w:val="1"/>
+      <w:numFmt w:val="lowerRoman"/>
+      <w:lvlText w:val="%9."/>
+      <w:lvlJc w:val="right"/>
+      <w:pPr>
+        <w:ind w:left="6480" w:hanging="180"/>
+      </w:pPr>
+    </w:lvl>
+  </w:abstractNum>
+  <w:abstractNum w:abstractNumId="14" w15:restartNumberingAfterBreak="0">
+    <w:nsid w:val="5F3E16C9"/>
+    <w:multiLevelType w:val="hybridMultilevel"/>
+    <w:tmpl w:val="F8BE5B24"/>
+    <w:lvl w:ilvl="0" w:tplc="0419000F">
+      <w:start w:val="1"/>
+      <w:numFmt w:val="decimal"/>
+      <w:lvlText w:val="%1."/>
+      <w:lvlJc w:val="left"/>
+      <w:pPr>
+        <w:ind w:left="720" w:hanging="360"/>
+      </w:pPr>
+      <w:rPr>
+        <w:rFonts w:hint="default"/>
+      </w:rPr>
+    </w:lvl>
+    <w:lvl w:ilvl="1" w:tplc="04190019" w:tentative="1">
+      <w:start w:val="1"/>
+      <w:numFmt w:val="lowerLetter"/>
+      <w:lvlText w:val="%2."/>
+      <w:lvlJc w:val="left"/>
+      <w:pPr>
+        <w:ind w:left="1440" w:hanging="360"/>
+      </w:pPr>
+    </w:lvl>
+    <w:lvl w:ilvl="2" w:tplc="0419001B" w:tentative="1">
+      <w:start w:val="1"/>
+      <w:numFmt w:val="lowerRoman"/>
+      <w:lvlText w:val="%3."/>
+      <w:lvlJc w:val="right"/>
+      <w:pPr>
+        <w:ind w:left="2160" w:hanging="180"/>
+      </w:pPr>
+    </w:lvl>
+    <w:lvl w:ilvl="3" w:tplc="0419000F" w:tentative="1">
+      <w:start w:val="1"/>
+      <w:numFmt w:val="decimal"/>
+      <w:lvlText w:val="%4."/>
+      <w:lvlJc w:val="left"/>
+      <w:pPr>
+        <w:ind w:left="2880" w:hanging="360"/>
+      </w:pPr>
+    </w:lvl>
+    <w:lvl w:ilvl="4" w:tplc="04190019" w:tentative="1">
+      <w:start w:val="1"/>
+      <w:numFmt w:val="lowerLetter"/>
+      <w:lvlText w:val="%5."/>
+      <w:lvlJc w:val="left"/>
+      <w:pPr>
+        <w:ind w:left="3600" w:hanging="360"/>
+      </w:pPr>
+    </w:lvl>
+    <w:lvl w:ilvl="5" w:tplc="0419001B" w:tentative="1">
+      <w:start w:val="1"/>
+      <w:numFmt w:val="lowerRoman"/>
+      <w:lvlText w:val="%6."/>
+      <w:lvlJc w:val="right"/>
+      <w:pPr>
+        <w:ind w:left="4320" w:hanging="180"/>
+      </w:pPr>
+    </w:lvl>
+    <w:lvl w:ilvl="6" w:tplc="0419000F" w:tentative="1">
+      <w:start w:val="1"/>
+      <w:numFmt w:val="decimal"/>
+      <w:lvlText w:val="%7."/>
+      <w:lvlJc w:val="left"/>
+      <w:pPr>
+        <w:ind w:left="5040" w:hanging="360"/>
+      </w:pPr>
+    </w:lvl>
+    <w:lvl w:ilvl="7" w:tplc="04190019" w:tentative="1">
+      <w:start w:val="1"/>
+      <w:numFmt w:val="lowerLetter"/>
+      <w:lvlText w:val="%8."/>
+      <w:lvlJc w:val="left"/>
+      <w:pPr>
+        <w:ind w:left="5760" w:hanging="360"/>
+      </w:pPr>
+    </w:lvl>
+    <w:lvl w:ilvl="8" w:tplc="0419001B" w:tentative="1">
+      <w:start w:val="1"/>
+      <w:numFmt w:val="lowerRoman"/>
+      <w:lvlText w:val="%9."/>
+      <w:lvlJc w:val="right"/>
+      <w:pPr>
+        <w:ind w:left="6480" w:hanging="180"/>
+      </w:pPr>
+    </w:lvl>
+  </w:abstractNum>
+  <w:abstractNum w:abstractNumId="15" w15:restartNumberingAfterBreak="0">
+    <w:nsid w:val="64BC4B41"/>
+    <w:multiLevelType w:val="hybridMultilevel"/>
+    <w:tmpl w:val="296A54A4"/>
+    <w:lvl w:ilvl="0" w:tplc="0419000F">
+      <w:start w:val="1"/>
+      <w:numFmt w:val="decimal"/>
+      <w:lvlText w:val="%1."/>
+      <w:lvlJc w:val="left"/>
+      <w:pPr>
+        <w:ind w:left="720" w:hanging="360"/>
+      </w:pPr>
+      <w:rPr>
+        <w:rFonts w:hint="default"/>
+      </w:rPr>
+    </w:lvl>
+    <w:lvl w:ilvl="1" w:tplc="04190019" w:tentative="1">
+      <w:start w:val="1"/>
+      <w:numFmt w:val="lowerLetter"/>
+      <w:lvlText w:val="%2."/>
+      <w:lvlJc w:val="left"/>
+      <w:pPr>
+        <w:ind w:left="1440" w:hanging="360"/>
+      </w:pPr>
+    </w:lvl>
+    <w:lvl w:ilvl="2" w:tplc="0419001B" w:tentative="1">
+      <w:start w:val="1"/>
+      <w:numFmt w:val="lowerRoman"/>
+      <w:lvlText w:val="%3."/>
+      <w:lvlJc w:val="right"/>
+      <w:pPr>
+        <w:ind w:left="2160" w:hanging="180"/>
+      </w:pPr>
+    </w:lvl>
+    <w:lvl w:ilvl="3" w:tplc="0419000F" w:tentative="1">
+      <w:start w:val="1"/>
+      <w:numFmt w:val="decimal"/>
+      <w:lvlText w:val="%4."/>
+      <w:lvlJc w:val="left"/>
+      <w:pPr>
+        <w:ind w:left="2880" w:hanging="360"/>
+      </w:pPr>
+    </w:lvl>
+    <w:lvl w:ilvl="4" w:tplc="04190019" w:tentative="1">
+      <w:start w:val="1"/>
+      <w:numFmt w:val="lowerLetter"/>
+      <w:lvlText w:val="%5."/>
+      <w:lvlJc w:val="left"/>
+      <w:pPr>
+        <w:ind w:left="3600" w:hanging="360"/>
+      </w:pPr>
+    </w:lvl>
+    <w:lvl w:ilvl="5" w:tplc="0419001B" w:tentative="1">
+      <w:start w:val="1"/>
+      <w:numFmt w:val="lowerRoman"/>
+      <w:lvlText w:val="%6."/>
+      <w:lvlJc w:val="right"/>
+      <w:pPr>
+        <w:ind w:left="4320" w:hanging="180"/>
+      </w:pPr>
+    </w:lvl>
+    <w:lvl w:ilvl="6" w:tplc="0419000F" w:tentative="1">
+      <w:start w:val="1"/>
+      <w:numFmt w:val="decimal"/>
+      <w:lvlText w:val="%7."/>
+      <w:lvlJc w:val="left"/>
+      <w:pPr>
+        <w:ind w:left="5040" w:hanging="360"/>
+      </w:pPr>
+    </w:lvl>
+    <w:lvl w:ilvl="7" w:tplc="04190019" w:tentative="1">
+      <w:start w:val="1"/>
+      <w:numFmt w:val="lowerLetter"/>
+      <w:lvlText w:val="%8."/>
+      <w:lvlJc w:val="left"/>
+      <w:pPr>
+        <w:ind w:left="5760" w:hanging="360"/>
+      </w:pPr>
+    </w:lvl>
+    <w:lvl w:ilvl="8" w:tplc="0419001B" w:tentative="1">
+      <w:start w:val="1"/>
+      <w:numFmt w:val="lowerRoman"/>
+      <w:lvlText w:val="%9."/>
+      <w:lvlJc w:val="right"/>
+      <w:pPr>
+        <w:ind w:left="6480" w:hanging="180"/>
+      </w:pPr>
+    </w:lvl>
+  </w:abstractNum>
+  <w:abstractNum w:abstractNumId="16" w15:restartNumberingAfterBreak="0">
     <w:nsid w:val="683056B3"/>
     <w:multiLevelType w:val="hybridMultilevel"/>
     <w:tmpl w:val="C5A4C668"/>
@@ -1550,7 +6273,7 @@
       </w:rPr>
     </w:lvl>
   </w:abstractNum>
-  <w:abstractNum w:abstractNumId="4" w15:restartNumberingAfterBreak="0">
+  <w:abstractNum w:abstractNumId="17" w15:restartNumberingAfterBreak="0">
     <w:nsid w:val="7823182E"/>
     <w:multiLevelType w:val="hybridMultilevel"/>
     <w:tmpl w:val="8CD8A1BC"/>
@@ -1663,20 +6386,151 @@
       </w:rPr>
     </w:lvl>
   </w:abstractNum>
+  <w:abstractNum w:abstractNumId="18" w15:restartNumberingAfterBreak="0">
+    <w:nsid w:val="78B0553C"/>
+    <w:multiLevelType w:val="hybridMultilevel"/>
+    <w:tmpl w:val="9848945E"/>
+    <w:lvl w:ilvl="0" w:tplc="0419000F">
+      <w:start w:val="1"/>
+      <w:numFmt w:val="decimal"/>
+      <w:lvlText w:val="%1."/>
+      <w:lvlJc w:val="left"/>
+      <w:pPr>
+        <w:ind w:left="720" w:hanging="360"/>
+      </w:pPr>
+      <w:rPr>
+        <w:rFonts w:hint="default"/>
+      </w:rPr>
+    </w:lvl>
+    <w:lvl w:ilvl="1" w:tplc="04190019" w:tentative="1">
+      <w:start w:val="1"/>
+      <w:numFmt w:val="lowerLetter"/>
+      <w:lvlText w:val="%2."/>
+      <w:lvlJc w:val="left"/>
+      <w:pPr>
+        <w:ind w:left="1440" w:hanging="360"/>
+      </w:pPr>
+    </w:lvl>
+    <w:lvl w:ilvl="2" w:tplc="0419001B" w:tentative="1">
+      <w:start w:val="1"/>
+      <w:numFmt w:val="lowerRoman"/>
+      <w:lvlText w:val="%3."/>
+      <w:lvlJc w:val="right"/>
+      <w:pPr>
+        <w:ind w:left="2160" w:hanging="180"/>
+      </w:pPr>
+    </w:lvl>
+    <w:lvl w:ilvl="3" w:tplc="0419000F" w:tentative="1">
+      <w:start w:val="1"/>
+      <w:numFmt w:val="decimal"/>
+      <w:lvlText w:val="%4."/>
+      <w:lvlJc w:val="left"/>
+      <w:pPr>
+        <w:ind w:left="2880" w:hanging="360"/>
+      </w:pPr>
+    </w:lvl>
+    <w:lvl w:ilvl="4" w:tplc="04190019" w:tentative="1">
+      <w:start w:val="1"/>
+      <w:numFmt w:val="lowerLetter"/>
+      <w:lvlText w:val="%5."/>
+      <w:lvlJc w:val="left"/>
+      <w:pPr>
+        <w:ind w:left="3600" w:hanging="360"/>
+      </w:pPr>
+    </w:lvl>
+    <w:lvl w:ilvl="5" w:tplc="0419001B" w:tentative="1">
+      <w:start w:val="1"/>
+      <w:numFmt w:val="lowerRoman"/>
+      <w:lvlText w:val="%6."/>
+      <w:lvlJc w:val="right"/>
+      <w:pPr>
+        <w:ind w:left="4320" w:hanging="180"/>
+      </w:pPr>
+    </w:lvl>
+    <w:lvl w:ilvl="6" w:tplc="0419000F" w:tentative="1">
+      <w:start w:val="1"/>
+      <w:numFmt w:val="decimal"/>
+      <w:lvlText w:val="%7."/>
+      <w:lvlJc w:val="left"/>
+      <w:pPr>
+        <w:ind w:left="5040" w:hanging="360"/>
+      </w:pPr>
+    </w:lvl>
+    <w:lvl w:ilvl="7" w:tplc="04190019" w:tentative="1">
+      <w:start w:val="1"/>
+      <w:numFmt w:val="lowerLetter"/>
+      <w:lvlText w:val="%8."/>
+      <w:lvlJc w:val="left"/>
+      <w:pPr>
+        <w:ind w:left="5760" w:hanging="360"/>
+      </w:pPr>
+    </w:lvl>
+    <w:lvl w:ilvl="8" w:tplc="0419001B" w:tentative="1">
+      <w:start w:val="1"/>
+      <w:numFmt w:val="lowerRoman"/>
+      <w:lvlText w:val="%9."/>
+      <w:lvlJc w:val="right"/>
+      <w:pPr>
+        <w:ind w:left="6480" w:hanging="180"/>
+      </w:pPr>
+    </w:lvl>
+  </w:abstractNum>
   <w:num w:numId="1" w16cid:durableId="761535522">
+    <w:abstractNumId w:val="17"/>
+  </w:num>
+  <w:num w:numId="2" w16cid:durableId="912858675">
+    <w:abstractNumId w:val="5"/>
+  </w:num>
+  <w:num w:numId="3" w16cid:durableId="605775766">
+    <w:abstractNumId w:val="8"/>
+  </w:num>
+  <w:num w:numId="4" w16cid:durableId="1796171383">
+    <w:abstractNumId w:val="1"/>
+  </w:num>
+  <w:num w:numId="5" w16cid:durableId="968896824">
+    <w:abstractNumId w:val="16"/>
+  </w:num>
+  <w:num w:numId="6" w16cid:durableId="540630951">
+    <w:abstractNumId w:val="13"/>
+  </w:num>
+  <w:num w:numId="7" w16cid:durableId="1620338142">
+    <w:abstractNumId w:val="0"/>
+  </w:num>
+  <w:num w:numId="8" w16cid:durableId="625352897">
     <w:abstractNumId w:val="4"/>
   </w:num>
-  <w:num w:numId="2" w16cid:durableId="912858675">
-    <w:abstractNumId w:val="1"/>
+  <w:num w:numId="9" w16cid:durableId="557327733">
+    <w:abstractNumId w:val="6"/>
   </w:num>
-  <w:num w:numId="3" w16cid:durableId="605775766">
+  <w:num w:numId="10" w16cid:durableId="1268344720">
+    <w:abstractNumId w:val="9"/>
+  </w:num>
+  <w:num w:numId="11" w16cid:durableId="399602512">
+    <w:abstractNumId w:val="15"/>
+  </w:num>
+  <w:num w:numId="12" w16cid:durableId="1056195751">
+    <w:abstractNumId w:val="3"/>
+  </w:num>
+  <w:num w:numId="13" w16cid:durableId="1287079486">
     <w:abstractNumId w:val="2"/>
   </w:num>
-  <w:num w:numId="4" w16cid:durableId="1796171383">
-    <w:abstractNumId w:val="0"/>
+  <w:num w:numId="14" w16cid:durableId="733743025">
+    <w:abstractNumId w:val="12"/>
   </w:num>
-  <w:num w:numId="5" w16cid:durableId="968896824">
-    <w:abstractNumId w:val="3"/>
+  <w:num w:numId="15" w16cid:durableId="220678075">
+    <w:abstractNumId w:val="11"/>
+  </w:num>
+  <w:num w:numId="16" w16cid:durableId="425882946">
+    <w:abstractNumId w:val="7"/>
+  </w:num>
+  <w:num w:numId="17" w16cid:durableId="35472971">
+    <w:abstractNumId w:val="14"/>
+  </w:num>
+  <w:num w:numId="18" w16cid:durableId="257717107">
+    <w:abstractNumId w:val="18"/>
+  </w:num>
+  <w:num w:numId="19" w16cid:durableId="962151246">
+    <w:abstractNumId w:val="10"/>
   </w:num>
 </w:numbering>
 </file>
@@ -2079,7 +6933,7 @@
   <w:style w:type="paragraph" w:default="1" w:styleId="a">
     <w:name w:val="Normal"/>
     <w:qFormat/>
-    <w:rsid w:val="00B915B7"/>
+    <w:rsid w:val="007202EE"/>
     <w:pPr>
       <w:spacing w:line="240" w:lineRule="auto"/>
     </w:pPr>

--- a/WindowsServer 2012/Module 3.docx
+++ b/WindowsServer 2012/Module 3.docx
@@ -3759,17 +3759,91 @@
         <w:t xml:space="preserve"> </w:t>
       </w:r>
     </w:p>
-    <w:p>
-      <w:r>
-        <w:t xml:space="preserve"> </w:t>
-      </w:r>
-    </w:p>
-    <w:p>
-      <w:pPr>
-        <w:rPr>
-          <w:lang w:val="en-US"/>
-        </w:rPr>
-      </w:pPr>
+    <w:p/>
+    <w:p>
+      <w:r>
+        <w:t>Как поменять область действия группы?</w:t>
+      </w:r>
+    </w:p>
+    <w:p>
+      <w:r>
+        <w:t>Если есть группа безопасности или распространения, то иногда можно поменять её область действия, но не всегда.</w:t>
+      </w:r>
+    </w:p>
+    <w:p>
+      <w:r>
+        <w:t xml:space="preserve">Нельзя </w:t>
+      </w:r>
+      <w:proofErr w:type="gramStart"/>
+      <w:r>
+        <w:t>из группы</w:t>
+      </w:r>
+      <w:proofErr w:type="gramEnd"/>
+      <w:r>
+        <w:t xml:space="preserve"> в которой есть пользователи сделать группу, которая не будет позволять включать этих пользователей в себя.</w:t>
+      </w:r>
+    </w:p>
+    <w:p>
+      <w:r>
+        <w:t xml:space="preserve">Допустим есть </w:t>
+      </w:r>
+      <w:proofErr w:type="spellStart"/>
+      <w:r>
+        <w:t>домэйн</w:t>
+      </w:r>
+      <w:proofErr w:type="spellEnd"/>
+      <w:r>
+        <w:t xml:space="preserve">-локал группа, из которой мы пытаемся сделать универсальную. </w:t>
+      </w:r>
+      <w:proofErr w:type="spellStart"/>
+      <w:r>
+        <w:t>Домэйн</w:t>
+      </w:r>
+      <w:proofErr w:type="spellEnd"/>
+      <w:r>
+        <w:t>-локал может включать в себя участников из других лесов, а универсальная нет. Замена в таком случае будет возможна, только в том случае, если у неё нет участников, которые не смогут попасть в универсальную группу.</w:t>
+      </w:r>
+    </w:p>
+    <w:p>
+      <w:r>
+        <w:t xml:space="preserve">Из универсальной можно сделать как </w:t>
+      </w:r>
+      <w:proofErr w:type="spellStart"/>
+      <w:r>
+        <w:t>домэйн</w:t>
+      </w:r>
+      <w:proofErr w:type="spellEnd"/>
+      <w:r>
+        <w:t xml:space="preserve">-локал, так и </w:t>
+      </w:r>
+      <w:proofErr w:type="spellStart"/>
+      <w:r>
+        <w:t>глобал</w:t>
+      </w:r>
+      <w:proofErr w:type="spellEnd"/>
+      <w:r>
+        <w:t>.</w:t>
+      </w:r>
+    </w:p>
+    <w:p>
+      <w:r>
+        <w:t xml:space="preserve">Из </w:t>
+      </w:r>
+      <w:proofErr w:type="spellStart"/>
+      <w:r>
+        <w:t>глобал</w:t>
+      </w:r>
+      <w:proofErr w:type="spellEnd"/>
+      <w:r>
+        <w:t xml:space="preserve"> можно сделать только универсальную.</w:t>
+      </w:r>
+    </w:p>
+    <w:p>
+      <w:r>
+        <w:t xml:space="preserve"> </w:t>
+      </w:r>
+    </w:p>
+    <w:p>
       <w:r>
         <w:rPr>
           <w:lang w:val="en-US"/>
@@ -3790,6 +3864,7 @@
         <w:rPr>
           <w:noProof/>
         </w:rPr>
+        <w:lastRenderedPageBreak/>
         <w:drawing>
           <wp:inline distT="0" distB="0" distL="0" distR="0" wp14:anchorId="2A9CDF82" wp14:editId="084E8F1D">
             <wp:extent cx="5939790" cy="1965960"/>
@@ -3828,11 +3903,6 @@
       </w:r>
     </w:p>
     <w:p>
-      <w:pPr>
-        <w:rPr>
-          <w:lang w:val="en-US"/>
-        </w:rPr>
-      </w:pPr>
       <w:r>
         <w:t xml:space="preserve">2. Потом все эти глобальные группы будут добавляться в одну </w:t>
       </w:r>
@@ -3904,7 +3974,6 @@
         <w:rPr>
           <w:noProof/>
         </w:rPr>
-        <w:lastRenderedPageBreak/>
         <w:drawing>
           <wp:inline distT="0" distB="0" distL="0" distR="0" wp14:anchorId="65539CEB" wp14:editId="233E8CF9">
             <wp:extent cx="5359400" cy="2639593"/>
@@ -3952,6 +4021,7 @@
         <w:rPr>
           <w:noProof/>
         </w:rPr>
+        <w:lastRenderedPageBreak/>
         <w:drawing>
           <wp:inline distT="0" distB="0" distL="0" distR="0" wp14:anchorId="7D2FE629" wp14:editId="6AE74B7E">
             <wp:extent cx="5939790" cy="3999230"/>
@@ -4007,36 +4077,36 @@
     </w:p>
     <w:p>
       <w:r>
+        <w:t>Нужно тщательно управлять этими группами, т.к. они имеют более широкие привилегии, чем это необходимо.</w:t>
+      </w:r>
+      <w:r>
+        <w:t xml:space="preserve"> </w:t>
+      </w:r>
+    </w:p>
+    <w:p>
+      <w:r>
+        <w:t>На все эти группы по умолчанию распространяется некоторая дополнительная защита. Можно еще дополнительную защиту сделать самостоятельно</w:t>
+      </w:r>
+      <w:r>
+        <w:t xml:space="preserve">. Эти группы должны защищаться больше, чем обычные группы. Если хакер вломится в группу сотрудников отдела продаж – </w:t>
+      </w:r>
+      <w:proofErr w:type="gramStart"/>
+      <w:r>
+        <w:t>будет конечно</w:t>
+      </w:r>
+      <w:proofErr w:type="gramEnd"/>
+      <w:r>
+        <w:t xml:space="preserve"> неприятно, но если он вломится в одну из групп ниже, то будет совсем плохо. Есть механизмы, с помощью которых система сама может защищать членство в этих группах – если кто-то внезапно туда попадёт – она сама их выкинет.</w:t>
+      </w:r>
+    </w:p>
+    <w:p>
+      <w:r>
+        <w:t>Можно столкнуться с тем, что некоторые из этих групп даже недоступны для работы сними – нельзя их переименовать, нельзя удалить – т.е. они защищены дополнительно.</w:t>
+      </w:r>
+    </w:p>
+    <w:p>
+      <w:r>
         <w:lastRenderedPageBreak/>
-        <w:t>Нужно тщательно управлять этими группами, т.к. они имеют более широкие привилегии, чем это необходимо.</w:t>
-      </w:r>
-      <w:r>
-        <w:t xml:space="preserve"> </w:t>
-      </w:r>
-    </w:p>
-    <w:p>
-      <w:r>
-        <w:t>На все эти группы по умолчанию распространяется некоторая дополнительная защита. Можно еще дополнительную защиту сделать самостоятельно</w:t>
-      </w:r>
-      <w:r>
-        <w:t xml:space="preserve">. Эти группы должны защищаться больше, чем обычные группы. Если хакер вломится в группу сотрудников отдела продаж – </w:t>
-      </w:r>
-      <w:proofErr w:type="gramStart"/>
-      <w:r>
-        <w:t>будет конечно</w:t>
-      </w:r>
-      <w:proofErr w:type="gramEnd"/>
-      <w:r>
-        <w:t xml:space="preserve"> неприятно, но если он вломится в одну из групп ниже, то будет совсем плохо. Есть механизмы, с помощью которых система сама может защищать членство в этих группах – если кто-то внезапно туда попадёт – она сама их выкинет.</w:t>
-      </w:r>
-    </w:p>
-    <w:p>
-      <w:r>
-        <w:t>Можно столкнуться с тем, что некоторые из этих групп даже недоступны для работы сними – нельзя их переименовать, нельзя удалить – т.е. они защищены дополнительно.</w:t>
-      </w:r>
-    </w:p>
-    <w:p>
-      <w:r>
         <w:t xml:space="preserve">1. </w:t>
       </w:r>
       <w:r>
@@ -4249,25 +4319,7 @@
         <w:rPr>
           <w:lang w:val="en-US"/>
         </w:rPr>
-        <w:t>Backup</w:t>
-      </w:r>
-      <w:r>
-        <w:rPr>
-          <w:lang w:val="en-US"/>
-        </w:rPr>
-        <w:t xml:space="preserve"> Operators,</w:t>
-      </w:r>
-      <w:r>
-        <w:rPr>
-          <w:lang w:val="en-US"/>
-        </w:rPr>
-        <w:t xml:space="preserve"> Print</w:t>
-      </w:r>
-      <w:r>
-        <w:rPr>
-          <w:lang w:val="en-US"/>
-        </w:rPr>
-        <w:t xml:space="preserve"> Operators</w:t>
+        <w:t>Backup Operators, Print Operators</w:t>
       </w:r>
       <w:r>
         <w:rPr>
@@ -4337,52 +4389,664 @@
         <w:t xml:space="preserve">. </w:t>
       </w:r>
     </w:p>
-    <w:p>
-      <w:pPr>
-        <w:rPr>
-          <w:lang w:val="en-US"/>
-        </w:rPr>
-      </w:pPr>
-    </w:p>
     <w:p/>
     <w:p/>
-    <w:p>
-      <w:pPr>
-        <w:rPr>
-          <w:b/>
-          <w:bCs/>
-        </w:rPr>
-      </w:pPr>
-      <w:r>
-        <w:rPr>
-          <w:b/>
-          <w:bCs/>
-        </w:rPr>
+    <w:p/>
+    <w:p>
+      <w:pPr>
+        <w:rPr>
+          <w:b/>
+          <w:bCs/>
+        </w:rPr>
+      </w:pPr>
+      <w:r>
+        <w:rPr>
+          <w:b/>
+          <w:bCs/>
+        </w:rPr>
+        <w:t>Специальные группы удостоверений</w:t>
+      </w:r>
+      <w:r>
+        <w:rPr>
+          <w:b/>
+          <w:bCs/>
+        </w:rPr>
+        <w:t xml:space="preserve"> (</w:t>
+      </w:r>
+      <w:proofErr w:type="spellStart"/>
+      <w:r>
+        <w:rPr>
+          <w:b/>
+          <w:bCs/>
+        </w:rPr>
+        <w:t>псевдогруппы</w:t>
+      </w:r>
+      <w:proofErr w:type="spellEnd"/>
+      <w:r>
+        <w:rPr>
+          <w:b/>
+          <w:bCs/>
+        </w:rPr>
+        <w:t>)</w:t>
+      </w:r>
+      <w:r>
+        <w:rPr>
+          <w:b/>
+          <w:bCs/>
+        </w:rPr>
+        <w:t>.</w:t>
+      </w:r>
+    </w:p>
+    <w:p>
+      <w:r>
+        <w:t>Сущности, которые не являются ни группами, ни учётными записями.</w:t>
+      </w:r>
+    </w:p>
+    <w:p>
+      <w:r>
+        <w:t xml:space="preserve">Также создаются автоматически при установке </w:t>
+      </w:r>
+      <w:r>
+        <w:rPr>
+          <w:lang w:val="en-US"/>
+        </w:rPr>
+        <w:t>AD</w:t>
+      </w:r>
+      <w:r>
+        <w:t>.</w:t>
+      </w:r>
+    </w:p>
+    <w:p>
+      <w:r>
+        <w:t>Их можно расценивать как группы, но на самом деле это не группы, это именно сущности, которые ведут себя как будто это группы.</w:t>
+      </w:r>
+    </w:p>
+    <w:p>
+      <w:r>
+        <w:t>Эти группы существуют для упрощения, например, когда нужно дать доступ для всех.</w:t>
+      </w:r>
+    </w:p>
+    <w:p>
+      <w:r>
+        <w:t>Членство в этих группах контролируется операционной системой.</w:t>
+      </w:r>
+    </w:p>
+    <w:p>
+      <w:r>
+        <w:t xml:space="preserve">Лучше эти группы не </w:t>
+      </w:r>
+      <w:proofErr w:type="gramStart"/>
+      <w:r>
+        <w:t>использовать</w:t>
+      </w:r>
+      <w:proofErr w:type="gramEnd"/>
+      <w:r>
+        <w:t xml:space="preserve"> а прописывать явно кому и что можно.</w:t>
+      </w:r>
+    </w:p>
+    <w:p/>
+    <w:p>
+      <w:r>
         <w:lastRenderedPageBreak/>
-        <w:t>Специальные группы удостоверений</w:t>
-      </w:r>
-      <w:r>
-        <w:rPr>
-          <w:b/>
-          <w:bCs/>
-        </w:rPr>
+        <w:t>Специальные группы удостоверений включают в себя:</w:t>
+      </w:r>
+    </w:p>
+    <w:p>
+      <w:r>
+        <w:t xml:space="preserve">- </w:t>
+      </w:r>
+      <w:r>
+        <w:rPr>
+          <w:lang w:val="en-US"/>
+        </w:rPr>
+        <w:t>Anonymous</w:t>
+      </w:r>
+      <w:r>
+        <w:t xml:space="preserve"> </w:t>
+      </w:r>
+      <w:r>
+        <w:rPr>
+          <w:lang w:val="en-US"/>
+        </w:rPr>
+        <w:t>Logon</w:t>
+      </w:r>
+    </w:p>
+    <w:p>
+      <w:r>
+        <w:t xml:space="preserve">- </w:t>
+      </w:r>
+      <w:r>
+        <w:rPr>
+          <w:lang w:val="en-US"/>
+        </w:rPr>
+        <w:t>Authenticated</w:t>
+      </w:r>
+      <w:r>
+        <w:t xml:space="preserve"> </w:t>
+      </w:r>
+      <w:r>
+        <w:rPr>
+          <w:lang w:val="en-US"/>
+        </w:rPr>
+        <w:t>Users</w:t>
+      </w:r>
+      <w:r>
+        <w:t xml:space="preserve"> </w:t>
+      </w:r>
+      <w:r>
+        <w:t>(все аутентифицированные пользователи) – допустим мы предъявили свою учётку контроллеру домена, мы</w:t>
+      </w:r>
+      <w:r>
+        <w:t xml:space="preserve"> виртуально попадаем</w:t>
+      </w:r>
+      <w:r>
+        <w:t xml:space="preserve"> в эту группу</w:t>
+      </w:r>
+      <w:r>
+        <w:t xml:space="preserve">. Содержимое этой группы получить невозможно, но можно прописывать её в свойства </w:t>
+      </w:r>
+      <w:proofErr w:type="spellStart"/>
+      <w:r>
+        <w:t>аксесс</w:t>
+      </w:r>
+      <w:proofErr w:type="spellEnd"/>
+      <w:r>
+        <w:t xml:space="preserve"> листов. Типа, например на какую-то папку аутентифицированные пользователи доступ имеют – не важно кто они, в какую группу входят.</w:t>
+      </w:r>
+    </w:p>
+    <w:p>
+      <w:r>
+        <w:t xml:space="preserve">- </w:t>
+      </w:r>
+      <w:r>
+        <w:rPr>
+          <w:lang w:val="en-US"/>
+        </w:rPr>
+        <w:t>Interactive</w:t>
+      </w:r>
+      <w:r>
+        <w:t xml:space="preserve"> – </w:t>
+      </w:r>
+      <w:r>
+        <w:t>все пользователи, которые зашли на железку, на которой предоставляется доступ – человек, который реально сидит на машине. Это сама машина проверила</w:t>
+      </w:r>
+    </w:p>
+    <w:p>
+      <w:r>
+        <w:t xml:space="preserve">- </w:t>
+      </w:r>
+      <w:r>
+        <w:rPr>
+          <w:lang w:val="en-US"/>
+        </w:rPr>
+        <w:t>Network</w:t>
+      </w:r>
+      <w:r>
+        <w:t xml:space="preserve"> – </w:t>
+      </w:r>
+      <w:r>
+        <w:t>что-то, что получило доступ по сети – скрипт, живой человек с другой машины. Проверила какая-то другая машина, и прибежала с тикетом.</w:t>
+      </w:r>
+    </w:p>
+    <w:p>
+      <w:r>
+        <w:t xml:space="preserve">- </w:t>
+      </w:r>
+      <w:r>
+        <w:rPr>
+          <w:lang w:val="en-US"/>
+        </w:rPr>
+        <w:t>Creator</w:t>
+      </w:r>
+      <w:r>
+        <w:t xml:space="preserve"> </w:t>
+      </w:r>
+      <w:r>
+        <w:rPr>
+          <w:lang w:val="en-US"/>
+        </w:rPr>
+        <w:t>Owner</w:t>
+      </w:r>
+      <w:r>
+        <w:t xml:space="preserve"> </w:t>
+      </w:r>
+      <w:r>
+        <w:t>–</w:t>
+      </w:r>
+      <w:r>
+        <w:t xml:space="preserve"> </w:t>
+      </w:r>
+      <w:r>
+        <w:t>может быть встречен при доступе к файлам. Каждый раз, когда кто-то создаёт фа</w:t>
+      </w:r>
+      <w:r>
+        <w:tab/>
+      </w:r>
+      <w:proofErr w:type="spellStart"/>
+      <w:r>
+        <w:t>йл</w:t>
+      </w:r>
+      <w:proofErr w:type="spellEnd"/>
+      <w:r>
+        <w:t>, он помечается кем он создан. И создатель может давать на файл какие-то разрешения, и может пометить что владельцем является кто-то еще. И эта группа с правами для создателя и владельца дать какие-то специальные разрешения.</w:t>
+      </w:r>
+    </w:p>
+    <w:p/>
+    <w:p>
+      <w:pPr>
+        <w:jc w:val="center"/>
+        <w:rPr>
+          <w:b/>
+          <w:bCs/>
+        </w:rPr>
+      </w:pPr>
+      <w:r>
+        <w:rPr>
+          <w:b/>
+          <w:bCs/>
+        </w:rPr>
+        <w:t>ПРАКТИКА</w:t>
+      </w:r>
+    </w:p>
+    <w:p>
+      <w:pPr>
+        <w:rPr>
+          <w:lang w:val="en-US"/>
+        </w:rPr>
+      </w:pPr>
+      <w:r>
+        <w:t>Создание группы.</w:t>
+      </w:r>
+    </w:p>
+    <w:p>
+      <w:pPr>
+        <w:pStyle w:val="a7"/>
+        <w:numPr>
+          <w:ilvl w:val="0"/>
+          <w:numId w:val="20"/>
+        </w:numPr>
+      </w:pPr>
+      <w:r>
+        <w:t>Создать объект, на который нужно дать разрешение.</w:t>
+      </w:r>
+    </w:p>
+    <w:p>
+      <w:pPr>
+        <w:pStyle w:val="a7"/>
+        <w:numPr>
+          <w:ilvl w:val="0"/>
+          <w:numId w:val="20"/>
+        </w:numPr>
+      </w:pPr>
+      <w:r>
+        <w:t>Создать секьюрити группы – 2 шт. – одна для назначения привилегий, вторая для назначения ролей.</w:t>
+      </w:r>
+    </w:p>
+    <w:p>
+      <w:pPr>
+        <w:pStyle w:val="a7"/>
+        <w:numPr>
+          <w:ilvl w:val="0"/>
+          <w:numId w:val="20"/>
+        </w:numPr>
+      </w:pPr>
+      <w:r>
+        <w:t>Пользователь включается в ролевую группу.</w:t>
+      </w:r>
+    </w:p>
+    <w:p>
+      <w:pPr>
+        <w:pStyle w:val="a7"/>
+        <w:numPr>
+          <w:ilvl w:val="0"/>
+          <w:numId w:val="20"/>
+        </w:numPr>
+      </w:pPr>
+      <w:r>
+        <w:t xml:space="preserve">Ролевая группа включается в группу </w:t>
+      </w:r>
+      <w:proofErr w:type="spellStart"/>
+      <w:r>
+        <w:t>аксесс</w:t>
+      </w:r>
+      <w:proofErr w:type="spellEnd"/>
+      <w:r>
+        <w:t xml:space="preserve"> листа.</w:t>
+      </w:r>
+    </w:p>
+    <w:p>
+      <w:pPr>
+        <w:pStyle w:val="a7"/>
+        <w:numPr>
+          <w:ilvl w:val="0"/>
+          <w:numId w:val="20"/>
+        </w:numPr>
+      </w:pPr>
+      <w:r>
+        <w:t xml:space="preserve">На группу </w:t>
+      </w:r>
+      <w:proofErr w:type="spellStart"/>
+      <w:r>
+        <w:t>аксесс</w:t>
+      </w:r>
+      <w:proofErr w:type="spellEnd"/>
+      <w:r>
+        <w:t xml:space="preserve"> листа даем разрешение на объекте.</w:t>
+      </w:r>
+    </w:p>
+    <w:p/>
+    <w:p>
+      <w:pPr>
+        <w:rPr>
+          <w:b/>
+          <w:bCs/>
+        </w:rPr>
+      </w:pPr>
+      <w:r>
+        <w:rPr>
+          <w:b/>
+          <w:bCs/>
+        </w:rPr>
+        <w:t>Учетные записи компьютеров.</w:t>
+      </w:r>
+    </w:p>
+    <w:p>
+      <w:r>
+        <w:t>У них тоже есть учётки как у людей, также логин, пароль и компы также как и люди недолжны ни с кем своими учётками делиться.</w:t>
+      </w:r>
+    </w:p>
+    <w:p>
+      <w:r>
+        <w:t xml:space="preserve">По умолчанию, при вводе нового компа в домен, автоматически создаётся учётная запись, и она создаётся в разделе «Компьютеры» </w:t>
+      </w:r>
+      <w:r>
+        <w:t>— это</w:t>
+      </w:r>
+      <w:r>
+        <w:t xml:space="preserve"> контейнер, соответственно повесить политику на него нельзя, но можно </w:t>
+      </w:r>
+      <w:r>
+        <w:t xml:space="preserve">сделать </w:t>
+      </w:r>
+      <w:r>
+        <w:rPr>
+          <w:lang w:val="en-US"/>
+        </w:rPr>
+        <w:t>OU</w:t>
+      </w:r>
+      <w:r>
+        <w:t xml:space="preserve"> и перенести туда учётную запись компа.</w:t>
+      </w:r>
+    </w:p>
+    <w:p/>
+    <w:p>
+      <w:r>
+        <w:lastRenderedPageBreak/>
+        <w:t xml:space="preserve">По умолчанию все пользователи домена имеют право создавать объекты компов в контейнере «Компьютеры» </w:t>
+      </w:r>
+      <w:proofErr w:type="gramStart"/>
+      <w:r>
+        <w:t>- это</w:t>
+      </w:r>
+      <w:proofErr w:type="gramEnd"/>
+      <w:r>
+        <w:t xml:space="preserve"> плохо – это право надо отобрать.</w:t>
+      </w:r>
+    </w:p>
+    <w:p>
+      <w:r>
+        <w:t>Там есть какое-то ограничение на кол-во, которое можно создать, т.е. по умолчанию они не смогут создать много учёток – но право все равно такое есть.</w:t>
+      </w:r>
+    </w:p>
+    <w:p/>
+    <w:p>
+      <w:r>
+        <w:t xml:space="preserve">Контроллеры доменов живут отдельно от компьютеров – они находятся в </w:t>
+      </w:r>
+      <w:r>
+        <w:rPr>
+          <w:lang w:val="en-US"/>
+        </w:rPr>
+        <w:t>OU</w:t>
+      </w:r>
+      <w:r>
+        <w:t xml:space="preserve"> </w:t>
+      </w:r>
+      <w:r>
+        <w:t xml:space="preserve">контроллера домена, и на них применяется специальная отдельная политика – политика для контроллеров домена. </w:t>
+      </w:r>
+    </w:p>
+    <w:p/>
+    <w:p>
+      <w:r>
+        <w:t>Обычной практикой является перетаскивание учётных записей компов их того контейнера, где они создаются.</w:t>
+      </w:r>
+    </w:p>
+    <w:p>
+      <w:r>
+        <w:rPr>
+          <w:noProof/>
+        </w:rPr>
+        <w:drawing>
+          <wp:anchor distT="0" distB="0" distL="114300" distR="114300" simplePos="0" relativeHeight="251658240" behindDoc="1" locked="0" layoutInCell="1" allowOverlap="1" wp14:anchorId="0AC060B5" wp14:editId="1D288D6E">
+            <wp:simplePos x="0" y="0"/>
+            <wp:positionH relativeFrom="margin">
+              <wp:align>left</wp:align>
+            </wp:positionH>
+            <wp:positionV relativeFrom="paragraph">
+              <wp:posOffset>2540</wp:posOffset>
+            </wp:positionV>
+            <wp:extent cx="1514475" cy="1884680"/>
+            <wp:effectExtent l="0" t="0" r="9525" b="1270"/>
+            <wp:wrapTight wrapText="bothSides">
+              <wp:wrapPolygon edited="0">
+                <wp:start x="0" y="0"/>
+                <wp:lineTo x="0" y="21396"/>
+                <wp:lineTo x="21464" y="21396"/>
+                <wp:lineTo x="21464" y="0"/>
+                <wp:lineTo x="0" y="0"/>
+              </wp:wrapPolygon>
+            </wp:wrapTight>
+            <wp:docPr id="259965388" name="Рисунок 1"/>
+            <wp:cNvGraphicFramePr>
+              <a:graphicFrameLocks xmlns:a="http://schemas.openxmlformats.org/drawingml/2006/main" noChangeAspect="1"/>
+            </wp:cNvGraphicFramePr>
+            <a:graphic xmlns:a="http://schemas.openxmlformats.org/drawingml/2006/main">
+              <a:graphicData uri="http://schemas.openxmlformats.org/drawingml/2006/picture">
+                <pic:pic xmlns:pic="http://schemas.openxmlformats.org/drawingml/2006/picture">
+                  <pic:nvPicPr>
+                    <pic:cNvPr id="259965388" name=""/>
+                    <pic:cNvPicPr/>
+                  </pic:nvPicPr>
+                  <pic:blipFill>
+                    <a:blip r:embed="rId27" cstate="print">
+                      <a:extLst>
+                        <a:ext uri="{28A0092B-C50C-407E-A947-70E740481C1C}">
+                          <a14:useLocalDpi xmlns:a14="http://schemas.microsoft.com/office/drawing/2010/main" val="0"/>
+                        </a:ext>
+                      </a:extLst>
+                    </a:blip>
+                    <a:stretch>
+                      <a:fillRect/>
+                    </a:stretch>
+                  </pic:blipFill>
+                  <pic:spPr>
+                    <a:xfrm>
+                      <a:off x="0" y="0"/>
+                      <a:ext cx="1514475" cy="1884680"/>
+                    </a:xfrm>
+                    <a:prstGeom prst="rect">
+                      <a:avLst/>
+                    </a:prstGeom>
+                  </pic:spPr>
+                </pic:pic>
+              </a:graphicData>
+            </a:graphic>
+          </wp:anchor>
+        </w:drawing>
+      </w:r>
+    </w:p>
+    <w:p>
+      <w:r>
+        <w:t xml:space="preserve">Т.к. к компам часто применяются политики, то нужно сделать отдельную </w:t>
+      </w:r>
+      <w:r>
+        <w:rPr>
+          <w:lang w:val="en-US"/>
+        </w:rPr>
+        <w:t>OU</w:t>
+      </w:r>
+      <w:r>
+        <w:t xml:space="preserve"> для хранения учёток компов, и дальше разделять </w:t>
+      </w:r>
+      <w:r>
+        <w:rPr>
+          <w:lang w:val="en-US"/>
+        </w:rPr>
+        <w:t>OU</w:t>
+      </w:r>
+      <w:r>
+        <w:t xml:space="preserve"> </w:t>
+      </w:r>
+      <w:r>
+        <w:t xml:space="preserve">вложенными </w:t>
+      </w:r>
+      <w:r>
+        <w:rPr>
+          <w:lang w:val="en-US"/>
+        </w:rPr>
+        <w:t>OU</w:t>
+      </w:r>
+      <w:r>
+        <w:t xml:space="preserve"> на подразделы. Подразделы могут быть по регионам, по функциональности и др. – главное, чтобы была единая логика.</w:t>
+      </w:r>
+    </w:p>
+    <w:p/>
+    <w:p>
+      <w:r>
+        <w:t xml:space="preserve">К ноутбукам и стационарным компам политики безопасности будут применяться разные. </w:t>
+      </w:r>
+      <w:r>
+        <w:t>Например,</w:t>
+      </w:r>
+      <w:r>
+        <w:t xml:space="preserve"> ноут можно потерять,</w:t>
+      </w:r>
+      <w:r>
+        <w:t xml:space="preserve"> сломать, забыть дома, теоретически на него может зайти кто-то из домашних. На ноутах политика безопасности должна быть более жестокая по сравнению со стационарным компом, который защищается еще стенами офиса.</w:t>
+      </w:r>
+    </w:p>
+    <w:p/>
+    <w:p>
+      <w:pPr>
+        <w:rPr>
+          <w:b/>
+          <w:bCs/>
+        </w:rPr>
+      </w:pPr>
+      <w:r>
+        <w:rPr>
+          <w:b/>
+          <w:bCs/>
+        </w:rPr>
+        <w:t>Делегирование задачи создания объектов.</w:t>
+      </w:r>
+    </w:p>
+    <w:p>
+      <w:r>
+        <w:t>Можно кому-то дать разрешение создавать объекты, настроив при этом различные правила делегирования.</w:t>
+      </w:r>
+    </w:p>
+    <w:p>
+      <w:r>
+        <w:t>Это прям так и называется в меню – делегирование управления.</w:t>
+      </w:r>
+    </w:p>
+    <w:p/>
+    <w:p>
+      <w:r>
+        <w:t xml:space="preserve">Механизм </w:t>
+      </w:r>
+      <w:r>
+        <w:rPr>
+          <w:lang w:val="en-US"/>
+        </w:rPr>
+        <w:t>offline</w:t>
+      </w:r>
+      <w:r>
+        <w:t xml:space="preserve"> </w:t>
+      </w:r>
+      <w:r>
+        <w:rPr>
+          <w:lang w:val="en-US"/>
+        </w:rPr>
+        <w:t>domain</w:t>
+      </w:r>
+      <w:r>
+        <w:t xml:space="preserve"> </w:t>
+      </w:r>
+      <w:r>
+        <w:rPr>
+          <w:lang w:val="en-US"/>
+        </w:rPr>
+        <w:t>join</w:t>
+      </w:r>
+      <w:r>
         <w:t>.</w:t>
       </w:r>
     </w:p>
     <w:p>
       <w:r>
-        <w:t>Сущности, которые не являются ни группами, ни учётными записями.</w:t>
-      </w:r>
-    </w:p>
-    <w:p>
-      <w:r>
-        <w:t xml:space="preserve">Также создаются автоматически при установке </w:t>
-      </w:r>
-      <w:r>
-        <w:rPr>
-          <w:lang w:val="en-US"/>
-        </w:rPr>
-        <w:t>AD</w:t>
+        <w:t xml:space="preserve">Чтобы создать учетку обычным способом – нужен комп, который подключён к сети, у которого прописан правильный </w:t>
+      </w:r>
+      <w:r>
+        <w:rPr>
+          <w:lang w:val="en-US"/>
+        </w:rPr>
+        <w:t>DNS</w:t>
+      </w:r>
+      <w:r>
+        <w:t xml:space="preserve">, указывающий на контроллер домена, с поднятым </w:t>
+      </w:r>
+      <w:r>
+        <w:rPr>
+          <w:lang w:val="en-US"/>
+        </w:rPr>
+        <w:t>DNS</w:t>
+      </w:r>
+      <w:r>
+        <w:t>. И на компе мы указываем, что хотим подключиться к домену, указывая полное имя домена или</w:t>
+      </w:r>
+      <w:r>
+        <w:t xml:space="preserve"> его </w:t>
+      </w:r>
+      <w:r>
+        <w:rPr>
+          <w:lang w:val="en-US"/>
+        </w:rPr>
+        <w:t>NetBIOS</w:t>
+      </w:r>
+      <w:r>
+        <w:t xml:space="preserve"> имя, </w:t>
+      </w:r>
+      <w:r>
+        <w:lastRenderedPageBreak/>
+        <w:t>свои пользовательские учётные данные, у которых есть право создания учётки. И учётка создаётся, и комп вводится в домен.</w:t>
+      </w:r>
+    </w:p>
+    <w:p>
+      <w:r>
+        <w:t>Комп может входить только в один домен.</w:t>
+      </w:r>
+    </w:p>
+    <w:p>
+      <w:r>
+        <w:t xml:space="preserve">Но иногда нет возможности подключить комп к сети, чтобы ввести его в домен. </w:t>
+      </w:r>
+    </w:p>
+    <w:p>
+      <w:r>
+        <w:t>Автономное присоединение к домену используется для присоединения компьютеров к домену, когда они не могут связаться с контроллером домена</w:t>
       </w:r>
       <w:r>
         <w:t>.</w:t>
@@ -4390,220 +5054,2698 @@
     </w:p>
     <w:p>
       <w:r>
-        <w:t>Их можно расценивать как группы, но на самом деле это не группы, это именно сущности, которые ведут себя как будто это группы.</w:t>
-      </w:r>
-    </w:p>
-    <w:p>
-      <w:r>
-        <w:t>Эти группы существуют для упрощения, например, когда нужно дать доступ для всех.</w:t>
-      </w:r>
-    </w:p>
-    <w:p>
-      <w:r>
-        <w:t>Членство в этих группах контролируется операционной системой.</w:t>
-      </w:r>
-    </w:p>
-    <w:p>
-      <w:r>
-        <w:t xml:space="preserve">Лучше эти группы не </w:t>
+        <w:t>В этом случае можно создать специальное правило, которое будет позволять ввести комп в домен, даже без подключения самого компа к контроллеру.</w:t>
+      </w:r>
+    </w:p>
+    <w:p>
+      <w:r>
+        <w:t xml:space="preserve">Нужно выполнить запрос на присоединение компа к домену на контроллере домена, и для этого используется </w:t>
+      </w:r>
+      <w:proofErr w:type="spellStart"/>
+      <w:r>
+        <w:rPr>
+          <w:lang w:val="en-US"/>
+        </w:rPr>
+        <w:t>djoin</w:t>
+      </w:r>
+      <w:proofErr w:type="spellEnd"/>
+      <w:r>
+        <w:t>.</w:t>
+      </w:r>
+      <w:r>
+        <w:rPr>
+          <w:lang w:val="en-US"/>
+        </w:rPr>
+        <w:t>exe</w:t>
+      </w:r>
+      <w:r>
+        <w:t xml:space="preserve"> </w:t>
+      </w:r>
+      <w:r>
+        <w:t>–</w:t>
+      </w:r>
+      <w:r>
+        <w:t xml:space="preserve"> </w:t>
+      </w:r>
+      <w:r>
+        <w:rPr>
+          <w:lang w:val="en-US"/>
+        </w:rPr>
+        <w:t>domain</w:t>
+      </w:r>
+      <w:r>
+        <w:t xml:space="preserve"> </w:t>
+      </w:r>
+      <w:r>
+        <w:rPr>
+          <w:lang w:val="en-US"/>
+        </w:rPr>
+        <w:t>join</w:t>
+      </w:r>
+      <w:r>
+        <w:t xml:space="preserve"> – файл объединения </w:t>
       </w:r>
       <w:proofErr w:type="gramStart"/>
       <w:r>
-        <w:t>использовать</w:t>
+        <w:t xml:space="preserve">доменов </w:t>
+      </w:r>
+      <w:r>
+        <w:t>.</w:t>
       </w:r>
       <w:proofErr w:type="gramEnd"/>
       <w:r>
-        <w:t xml:space="preserve"> а прописывать явно кому и что можно.</w:t>
+        <w:t xml:space="preserve"> </w:t>
+      </w:r>
+      <w:r>
+        <w:t>И можно сохранить запрос на подключение к домену в виде файла.</w:t>
+      </w:r>
+    </w:p>
+    <w:p>
+      <w:r>
+        <w:t>Создайте файл присоединения к домену, используя</w:t>
+      </w:r>
+      <w:r>
+        <w:t>:</w:t>
+      </w:r>
+    </w:p>
+    <w:p>
+      <w:r>
+        <w:rPr>
+          <w:noProof/>
+        </w:rPr>
+        <w:drawing>
+          <wp:inline distT="0" distB="0" distL="0" distR="0" wp14:anchorId="4907CB5E" wp14:editId="5002B9F1">
+            <wp:extent cx="5939790" cy="789305"/>
+            <wp:effectExtent l="0" t="0" r="3810" b="0"/>
+            <wp:docPr id="1127134357" name="Рисунок 1"/>
+            <wp:cNvGraphicFramePr>
+              <a:graphicFrameLocks xmlns:a="http://schemas.openxmlformats.org/drawingml/2006/main" noChangeAspect="1"/>
+            </wp:cNvGraphicFramePr>
+            <a:graphic xmlns:a="http://schemas.openxmlformats.org/drawingml/2006/main">
+              <a:graphicData uri="http://schemas.openxmlformats.org/drawingml/2006/picture">
+                <pic:pic xmlns:pic="http://schemas.openxmlformats.org/drawingml/2006/picture">
+                  <pic:nvPicPr>
+                    <pic:cNvPr id="1127134357" name=""/>
+                    <pic:cNvPicPr/>
+                  </pic:nvPicPr>
+                  <pic:blipFill>
+                    <a:blip r:embed="rId28"/>
+                    <a:stretch>
+                      <a:fillRect/>
+                    </a:stretch>
+                  </pic:blipFill>
+                  <pic:spPr>
+                    <a:xfrm>
+                      <a:off x="0" y="0"/>
+                      <a:ext cx="5939790" cy="789305"/>
+                    </a:xfrm>
+                    <a:prstGeom prst="rect">
+                      <a:avLst/>
+                    </a:prstGeom>
+                  </pic:spPr>
+                </pic:pic>
+              </a:graphicData>
+            </a:graphic>
+          </wp:inline>
+        </w:drawing>
+      </w:r>
+      <w:r>
+        <w:t xml:space="preserve"> </w:t>
+      </w:r>
+    </w:p>
+    <w:p>
+      <w:r>
+        <w:t>Команда выше сохраняет запрос в виде файла</w:t>
+      </w:r>
+      <w:r>
+        <w:t>, при этом создаст машинную учётку в домене. После этого:</w:t>
+      </w:r>
+    </w:p>
+    <w:p>
+      <w:r>
+        <w:t>Импортируйте файл присоединения к домену, используя:</w:t>
+      </w:r>
+      <w:r>
+        <w:rPr>
+          <w:noProof/>
+        </w:rPr>
+        <w:t xml:space="preserve"> </w:t>
+      </w:r>
+      <w:r>
+        <w:rPr>
+          <w:noProof/>
+        </w:rPr>
+        <w:drawing>
+          <wp:inline distT="0" distB="0" distL="0" distR="0" wp14:anchorId="45C39567" wp14:editId="4D98DEB9">
+            <wp:extent cx="5939790" cy="1074420"/>
+            <wp:effectExtent l="0" t="0" r="3810" b="0"/>
+            <wp:docPr id="368668504" name="Рисунок 1"/>
+            <wp:cNvGraphicFramePr>
+              <a:graphicFrameLocks xmlns:a="http://schemas.openxmlformats.org/drawingml/2006/main" noChangeAspect="1"/>
+            </wp:cNvGraphicFramePr>
+            <a:graphic xmlns:a="http://schemas.openxmlformats.org/drawingml/2006/main">
+              <a:graphicData uri="http://schemas.openxmlformats.org/drawingml/2006/picture">
+                <pic:pic xmlns:pic="http://schemas.openxmlformats.org/drawingml/2006/picture">
+                  <pic:nvPicPr>
+                    <pic:cNvPr id="368668504" name=""/>
+                    <pic:cNvPicPr/>
+                  </pic:nvPicPr>
+                  <pic:blipFill>
+                    <a:blip r:embed="rId29"/>
+                    <a:stretch>
+                      <a:fillRect/>
+                    </a:stretch>
+                  </pic:blipFill>
+                  <pic:spPr>
+                    <a:xfrm>
+                      <a:off x="0" y="0"/>
+                      <a:ext cx="5939790" cy="1074420"/>
+                    </a:xfrm>
+                    <a:prstGeom prst="rect">
+                      <a:avLst/>
+                    </a:prstGeom>
+                  </pic:spPr>
+                </pic:pic>
+              </a:graphicData>
+            </a:graphic>
+          </wp:inline>
+        </w:drawing>
+      </w:r>
+    </w:p>
+    <w:p>
+      <w:r>
+        <w:t xml:space="preserve">Мы идем с этим файлом на машину и пробуем присоединить машину к домену, с использованием этого </w:t>
+      </w:r>
+      <w:proofErr w:type="spellStart"/>
+      <w:r>
+        <w:rPr>
+          <w:lang w:val="en-US"/>
+        </w:rPr>
+        <w:t>djoin</w:t>
+      </w:r>
+      <w:proofErr w:type="spellEnd"/>
+      <w:r>
+        <w:t>.</w:t>
+      </w:r>
+      <w:r>
+        <w:rPr>
+          <w:lang w:val="en-US"/>
+        </w:rPr>
+        <w:t>exe</w:t>
+      </w:r>
+      <w:r>
+        <w:t>. – при этом машина берет файл, и загружает его в себя. Мы должны указать, где лежит образ с ОС.</w:t>
+      </w:r>
+      <w:r>
+        <w:t xml:space="preserve"> </w:t>
       </w:r>
     </w:p>
     <w:p/>
     <w:p>
       <w:r>
-        <w:t>Специальные группы удостоверений включают в себя:</w:t>
-      </w:r>
-    </w:p>
-    <w:p>
-      <w:pPr>
-        <w:rPr>
-          <w:lang w:val="en-US"/>
-        </w:rPr>
-      </w:pPr>
-      <w:r>
-        <w:rPr>
-          <w:lang w:val="en-US"/>
-        </w:rPr>
-        <w:t>-</w:t>
-      </w:r>
-      <w:r>
-        <w:rPr>
-          <w:lang w:val="en-US"/>
-        </w:rPr>
-        <w:t xml:space="preserve"> </w:t>
-      </w:r>
-      <w:r>
-        <w:rPr>
-          <w:lang w:val="en-US"/>
-        </w:rPr>
-        <w:t>Anonymous Logon</w:t>
-      </w:r>
-    </w:p>
-    <w:p>
-      <w:r>
-        <w:t xml:space="preserve">- </w:t>
-      </w:r>
-      <w:r>
-        <w:rPr>
-          <w:lang w:val="en-US"/>
-        </w:rPr>
-        <w:t>Authenticated</w:t>
-      </w:r>
-      <w:r>
-        <w:t xml:space="preserve"> </w:t>
-      </w:r>
-      <w:r>
-        <w:rPr>
-          <w:lang w:val="en-US"/>
-        </w:rPr>
-        <w:t>Users</w:t>
-      </w:r>
-      <w:r>
-        <w:t xml:space="preserve"> </w:t>
-      </w:r>
-      <w:r>
-        <w:t>(все аутентифицированные пользователи) – допустим мы предъявили свою учётку контроллеру домена, мы</w:t>
-      </w:r>
-      <w:r>
-        <w:t xml:space="preserve"> виртуально попадаем</w:t>
-      </w:r>
-      <w:r>
-        <w:t xml:space="preserve"> в эту группу</w:t>
-      </w:r>
-      <w:r>
-        <w:t xml:space="preserve">. Содержимое этой группы получить невозможно, но можно прописывать её в свойства </w:t>
+        <w:t>Те. Со стороны контроллера домена создаётся учётка со стороны компа прописывается ключ, который будет использован для подключения к контроллеру, если вдруг, он когда ни будь будет доступен. Набор политик также применится.</w:t>
+      </w:r>
+    </w:p>
+    <w:p/>
+    <w:p>
+      <w:r>
+        <w:t xml:space="preserve">Если в дальнейшем комп не планируется подключать к сети, то эта процедура бесполезная. </w:t>
+      </w:r>
+    </w:p>
+    <w:p>
+      <w:r>
+        <w:lastRenderedPageBreak/>
+        <w:t xml:space="preserve">Тут </w:t>
+      </w:r>
+      <w:r>
+        <w:t>предполагается,</w:t>
+      </w:r>
+      <w:r>
+        <w:t xml:space="preserve"> что, </w:t>
+      </w:r>
+      <w:r>
+        <w:t>ввести машину в домен таким способом можно</w:t>
+      </w:r>
+      <w:r>
+        <w:t xml:space="preserve">, но пользоваться </w:t>
+      </w:r>
+      <w:r>
+        <w:t>ей</w:t>
+      </w:r>
+      <w:r>
+        <w:t xml:space="preserve"> без подключения к контроллеру по сети нельзя</w:t>
+      </w:r>
+      <w:r>
+        <w:t xml:space="preserve"> – она не сможет подключиться к сети,</w:t>
+      </w:r>
+      <w:r>
+        <w:tab/>
+        <w:t xml:space="preserve"> и не сможет аутентифицировать ни одного пользователя, даже админа.</w:t>
+      </w:r>
+    </w:p>
+    <w:p>
+      <w:r>
+        <w:t xml:space="preserve">Один раз мы ее введём в домен, один раз включим, она скажет – </w:t>
       </w:r>
       <w:proofErr w:type="spellStart"/>
       <w:r>
-        <w:t>аксесс</w:t>
+        <w:t>ок</w:t>
       </w:r>
       <w:proofErr w:type="spellEnd"/>
       <w:r>
-        <w:t xml:space="preserve"> листов. Типа, например на какую-то папку аутентифицированные пользователи доступ имеют – не важно кто они, в какую группу входят.</w:t>
-      </w:r>
-    </w:p>
-    <w:p>
-      <w:r>
-        <w:t xml:space="preserve">- </w:t>
-      </w:r>
-      <w:r>
-        <w:rPr>
-          <w:lang w:val="en-US"/>
-        </w:rPr>
-        <w:t>Interactive</w:t>
-      </w:r>
-      <w:r>
-        <w:t xml:space="preserve"> – </w:t>
-      </w:r>
-      <w:r>
-        <w:t>все пользователи, которые зашли на железку, на которой предоставляется доступ – человек, который реально сидит на машине. Это сама машина проверила</w:t>
-      </w:r>
-    </w:p>
-    <w:p>
-      <w:r>
-        <w:t xml:space="preserve">- </w:t>
-      </w:r>
-      <w:r>
-        <w:rPr>
-          <w:lang w:val="en-US"/>
-        </w:rPr>
-        <w:t>Network</w:t>
-      </w:r>
-      <w:r>
-        <w:t xml:space="preserve"> – </w:t>
-      </w:r>
-      <w:r>
-        <w:t>что-то, что получило доступ по сети – скрипт, живой человек с другой машины. Проверила какая-то другая машина, и прибежала с тикетом.</w:t>
-      </w:r>
-    </w:p>
-    <w:p>
-      <w:r>
-        <w:t xml:space="preserve">- </w:t>
-      </w:r>
-      <w:r>
-        <w:rPr>
-          <w:lang w:val="en-US"/>
-        </w:rPr>
-        <w:t>Creator</w:t>
-      </w:r>
-      <w:r>
-        <w:t xml:space="preserve"> </w:t>
-      </w:r>
-      <w:r>
-        <w:rPr>
-          <w:lang w:val="en-US"/>
-        </w:rPr>
-        <w:t>Owner</w:t>
-      </w:r>
-      <w:r>
-        <w:t xml:space="preserve"> </w:t>
-      </w:r>
-      <w:r>
-        <w:t>–</w:t>
-      </w:r>
-      <w:r>
-        <w:t xml:space="preserve"> </w:t>
-      </w:r>
-      <w:r>
-        <w:t>может быть встречен при доступе к файлам. Каждый раз, когда кто-то создаёт фа</w:t>
-      </w:r>
-      <w:r>
-        <w:tab/>
+        <w:t xml:space="preserve"> – давай подключайся ко мне – используй доменную учётную запись. Мы введём учётные данные, и она будет пытаться достучаться до контроллера, обнаружит, что контроллер недоступен, и откажет в доступе.</w:t>
+      </w:r>
+    </w:p>
+    <w:p/>
+    <w:p>
+      <w:r>
+        <w:t>Это удобно для массового ввода машин в домен.</w:t>
+      </w:r>
+    </w:p>
+    <w:p/>
+    <w:p>
+      <w:r>
+        <w:t>Отношения компьютера с доменом.</w:t>
+      </w:r>
+    </w:p>
+    <w:p>
+      <w:r>
+        <w:t>Как компьютеры (рабочие станции, серверы) доказывают домену, что они все еще те, за кого себя выдают, и как этот механизм может сломаться.</w:t>
+      </w:r>
+    </w:p>
+    <w:p>
+      <w:pPr>
+        <w:rPr>
+          <w:b/>
+          <w:bCs/>
+        </w:rPr>
+      </w:pPr>
+      <w:r>
+        <w:rPr>
+          <w:b/>
+          <w:bCs/>
+        </w:rPr>
+        <w:t>Учетные записи компьютеров и защищенные каналы</w:t>
+      </w:r>
+    </w:p>
+    <w:p>
+      <w:r>
+        <w:t>У каждого компьютера в домене есть своя учетная запись. Это не просто сетевое имя, а полноценный объект в Active Directory (называется `Computer`).</w:t>
+      </w:r>
+    </w:p>
+    <w:p>
+      <w:r>
+        <w:t>У этой учетной записи есть логин (</w:t>
       </w:r>
       <w:proofErr w:type="spellStart"/>
       <w:r>
-        <w:t>йл</w:t>
+        <w:t>sAMAccountName</w:t>
       </w:r>
       <w:proofErr w:type="spellEnd"/>
       <w:r>
-        <w:t>, он помечается кем он создан. И создатель может давать на файл какие-то разрешения, и может пометить что владельцем является кто-то еще. И эта группа с правами для создателя и владельца дать какие-то специальные разрешения.</w:t>
-      </w:r>
-    </w:p>
-    <w:p/>
-    <w:p>
-      <w:pPr>
-        <w:jc w:val="center"/>
-        <w:rPr>
-          <w:b/>
-          <w:bCs/>
-        </w:rPr>
-      </w:pPr>
-      <w:r>
-        <w:rPr>
-          <w:b/>
-          <w:bCs/>
-        </w:rPr>
-        <w:t>ПРАКТИКА</w:t>
-      </w:r>
-    </w:p>
-    <w:p>
-      <w:pPr>
-        <w:rPr>
-          <w:b/>
-          <w:bCs/>
-        </w:rPr>
-      </w:pPr>
+        <w:t>) — это имя компьютера со знаком `$` на конце (например, `WS-102$`), и пароль.</w:t>
+      </w:r>
+    </w:p>
+    <w:p>
+      <w:r>
+        <w:t>Пароль у компа скрытый, и меняется автоматически каждые 30 дней.</w:t>
+      </w:r>
+    </w:p>
+    <w:p>
+      <w:r>
+        <w:t>Пароль от компа знает только контроллер домена и сама машина, причём контроллер домена знает только необратимо зашифрованный пароль. Оригинальный пароль знает только сам комп.</w:t>
+      </w:r>
+    </w:p>
+    <w:p>
+      <w:r>
+        <w:t xml:space="preserve">Этот логин и пароль нужны для создания «Защищенного канала» (Secure </w:t>
+      </w:r>
+      <w:proofErr w:type="gramStart"/>
+      <w:r>
+        <w:t>Channel)*</w:t>
+      </w:r>
+      <w:proofErr w:type="gramEnd"/>
+      <w:r>
+        <w:t>* между компьютером и Контроллером домена (DC).</w:t>
+      </w:r>
+    </w:p>
+    <w:p>
+      <w:r>
+        <w:t>Secure Channel — это канал связи, использующий этот пароль.</w:t>
+      </w:r>
+    </w:p>
+    <w:p>
+      <w:r>
+        <w:t xml:space="preserve">Переустановка ОС или откат на старый </w:t>
+      </w:r>
+      <w:proofErr w:type="spellStart"/>
+      <w:r>
+        <w:t>снапшот</w:t>
+      </w:r>
+      <w:proofErr w:type="spellEnd"/>
+      <w:r>
+        <w:t xml:space="preserve"> виртуальной машины ломает этот канал, потому что пароли компьютера и контроллера домена расходятся.</w:t>
+      </w:r>
     </w:p>
     <w:p/>
     <w:p/>
     <w:p>
       <w:r>
-        <w:t xml:space="preserve"> </w:t>
-      </w:r>
-    </w:p>
-    <w:p>
-      <w:r>
-        <w:t xml:space="preserve"> </w:t>
-      </w:r>
-    </w:p>
+        <w:t>Что такое Secure Channel?</w:t>
+      </w:r>
+    </w:p>
+    <w:p>
+      <w:r>
+        <w:t xml:space="preserve">Это защищенное соединение (использующее шифрование, например </w:t>
+      </w:r>
+      <w:proofErr w:type="spellStart"/>
+      <w:r>
+        <w:t>Kerberos</w:t>
+      </w:r>
+      <w:proofErr w:type="spellEnd"/>
+      <w:r>
+        <w:t xml:space="preserve"> или NTLM), через которое компьютер:</w:t>
+      </w:r>
+    </w:p>
+    <w:p>
+      <w:r>
+        <w:lastRenderedPageBreak/>
+        <w:t>*   Получает политики (Group Policy).</w:t>
+      </w:r>
+    </w:p>
+    <w:p>
+      <w:r>
+        <w:t>*   Аутентифицирует пользователей при входе.</w:t>
+      </w:r>
+    </w:p>
+    <w:p>
+      <w:r>
+        <w:t>*   Меняет свой пароль.</w:t>
+      </w:r>
+    </w:p>
+    <w:p>
+      <w:r>
+        <w:t>*   Проверяет, не исключили ли его из домена.</w:t>
+      </w:r>
+    </w:p>
+    <w:p/>
+    <w:p>
+      <w:r>
+        <w:t>2. Когда защищенный канал ломается (главная причина проблем)</w:t>
+      </w:r>
+    </w:p>
+    <w:p>
+      <w:r>
+        <w:t>Это ситуации, когда пароль учетной записи компьютера, который хранится на самом компьютер</w:t>
+      </w:r>
+      <w:r>
+        <w:t>е</w:t>
+      </w:r>
+      <w:r>
+        <w:t>, перестает совпадать с паролем, который хранится в Active Directory на Контроллере домена. Это состояние называется</w:t>
+      </w:r>
+      <w:r>
+        <w:t xml:space="preserve"> </w:t>
+      </w:r>
+      <w:r>
+        <w:t>«Сломано доверие» (</w:t>
+      </w:r>
+      <w:proofErr w:type="spellStart"/>
+      <w:r>
+        <w:t>Broken</w:t>
+      </w:r>
+      <w:proofErr w:type="spellEnd"/>
+      <w:r>
+        <w:t xml:space="preserve"> Trust </w:t>
+      </w:r>
+      <w:proofErr w:type="spellStart"/>
+      <w:r>
+        <w:t>Relationship</w:t>
+      </w:r>
+      <w:proofErr w:type="spellEnd"/>
+      <w:r>
+        <w:t>).</w:t>
+      </w:r>
+    </w:p>
+    <w:p/>
+    <w:p>
+      <w:r>
+        <w:t>Сценарий А: Переустановка Windows на том же компьютере</w:t>
+      </w:r>
+    </w:p>
+    <w:p>
+      <w:r>
+        <w:t>**</w:t>
+      </w:r>
+      <w:proofErr w:type="gramStart"/>
+      <w:r>
+        <w:t>Ситуация:*</w:t>
+      </w:r>
+      <w:proofErr w:type="gramEnd"/>
+      <w:r>
+        <w:t xml:space="preserve">* </w:t>
+      </w:r>
+    </w:p>
+    <w:p>
+      <w:r>
+        <w:t>Вы переустановили Windows на компьютере `PC-01` (чистая установка). Вы назвали его тем же именем `PC-01`.</w:t>
+      </w:r>
+    </w:p>
+    <w:p>
+      <w:r>
+        <w:t>Что происходит в AD</w:t>
+      </w:r>
+      <w:r>
+        <w:t xml:space="preserve"> - п</w:t>
+      </w:r>
+      <w:r>
+        <w:t>ри вводе компьютера в домен заново, система создает НОВЫЙ уникальный идентификатор (SID) и генерирует НОВЫЙ пароль для учетной записи `PC-01$` в Active Directory.</w:t>
+      </w:r>
+    </w:p>
+    <w:p>
+      <w:r>
+        <w:t>Старая учетная запись (если не удалить ее вручную) остается в AD с одним паролем, а компьютер создает новую запись с другим паролем. Если вы попытаетесь войти на старый компьютер, он попробует соединиться по старому паролю — доступ будет отказано. Доверие сломано.</w:t>
+      </w:r>
+    </w:p>
+    <w:p/>
+    <w:p>
+      <w:r>
+        <w:t>Сценарий Б: Восстановление из старой резервной копии или откат снимка (</w:t>
+      </w:r>
+      <w:proofErr w:type="spellStart"/>
+      <w:r>
+        <w:t>снапшота</w:t>
+      </w:r>
+      <w:proofErr w:type="spellEnd"/>
+      <w:r>
+        <w:t>)</w:t>
+      </w:r>
+    </w:p>
+    <w:p>
+      <w:r>
+        <w:t>**</w:t>
+      </w:r>
+      <w:proofErr w:type="gramStart"/>
+      <w:r>
+        <w:t>Ситуация:*</w:t>
+      </w:r>
+      <w:proofErr w:type="gramEnd"/>
+      <w:r>
+        <w:t xml:space="preserve">* </w:t>
+      </w:r>
+    </w:p>
+    <w:p>
+      <w:r>
+        <w:t xml:space="preserve">У вас есть виртуальная машина `Server-SQL`. Вы сделали ее </w:t>
+      </w:r>
+      <w:proofErr w:type="spellStart"/>
+      <w:r>
+        <w:t>снапшот</w:t>
+      </w:r>
+      <w:proofErr w:type="spellEnd"/>
+      <w:r>
+        <w:t xml:space="preserve"> (снимок) месяц назад. Сегодня вы откатываете сервер к этому старому </w:t>
+      </w:r>
+      <w:proofErr w:type="spellStart"/>
+      <w:r>
+        <w:t>снапшоту</w:t>
+      </w:r>
+      <w:proofErr w:type="spellEnd"/>
+      <w:r>
+        <w:t>.</w:t>
+      </w:r>
+    </w:p>
+    <w:p>
+      <w:r>
+        <w:t xml:space="preserve">В Active Directory пароль учетной записи `Server-SQL$` автоматически менялся каждые 30 дней (это нормальный процесс). На реальном сервере (до отката) пароль был новый. На старом </w:t>
+      </w:r>
+      <w:proofErr w:type="spellStart"/>
+      <w:r>
+        <w:t>снапшоте</w:t>
+      </w:r>
+      <w:proofErr w:type="spellEnd"/>
+      <w:r>
+        <w:t xml:space="preserve"> пароль — старый.</w:t>
+      </w:r>
+    </w:p>
+    <w:p>
+      <w:r>
+        <w:t>После отката</w:t>
+      </w:r>
+      <w:r>
+        <w:t xml:space="preserve"> вы</w:t>
+      </w:r>
+      <w:r>
+        <w:t xml:space="preserve"> запускаете старый </w:t>
+      </w:r>
+      <w:proofErr w:type="spellStart"/>
+      <w:r>
+        <w:t>снапшот</w:t>
+      </w:r>
+      <w:proofErr w:type="spellEnd"/>
+      <w:r>
+        <w:t>. Он пытается соединиться с DC, используя старый пароль. А DC теперь ожидает новый пароль</w:t>
+      </w:r>
+      <w:r>
+        <w:t>,</w:t>
+      </w:r>
+      <w:r>
+        <w:t xml:space="preserve"> потому что AD был обновлен.</w:t>
+      </w:r>
+    </w:p>
+    <w:p>
+      <w:pPr>
+        <w:rPr>
+          <w:lang w:val="en-US"/>
+        </w:rPr>
+      </w:pPr>
+      <w:r>
+        <w:lastRenderedPageBreak/>
+        <w:t>В результате</w:t>
+      </w:r>
+      <w:r>
+        <w:t xml:space="preserve"> </w:t>
+      </w:r>
+      <w:r>
+        <w:t>к</w:t>
+      </w:r>
+      <w:r>
+        <w:t xml:space="preserve">омпьютер выдает ошибку: «Отсутствуют доверительные отношения между данной рабочей станцией и основной </w:t>
+      </w:r>
+      <w:proofErr w:type="gramStart"/>
+      <w:r>
+        <w:t>сетью»*</w:t>
+      </w:r>
+      <w:proofErr w:type="gramEnd"/>
+      <w:r>
+        <w:t xml:space="preserve">* </w:t>
+      </w:r>
+      <w:r>
+        <w:rPr>
+          <w:lang w:val="en-US"/>
+        </w:rPr>
+        <w:t>(Trust relationship failed).</w:t>
+      </w:r>
+    </w:p>
+    <w:p>
+      <w:pPr>
+        <w:rPr>
+          <w:lang w:val="en-US"/>
+        </w:rPr>
+      </w:pPr>
+    </w:p>
+    <w:p>
+      <w:r>
+        <w:t xml:space="preserve">3. </w:t>
+      </w:r>
+      <w:r>
+        <w:t>Разногласия</w:t>
+      </w:r>
+      <w:r>
+        <w:t xml:space="preserve"> </w:t>
+      </w:r>
+      <w:r>
+        <w:t>о</w:t>
+      </w:r>
+      <w:r>
+        <w:t xml:space="preserve"> </w:t>
+      </w:r>
+      <w:r>
+        <w:t>пароле</w:t>
+      </w:r>
+    </w:p>
+    <w:p>
+      <w:r>
+        <w:t>Итог всех проблем:</w:t>
+      </w:r>
+    </w:p>
+    <w:p>
+      <w:r>
+        <w:t>У компьютера в его локальном хранилище (реестр: `HKLM\SECURITY\Policy\</w:t>
+      </w:r>
+      <w:proofErr w:type="spellStart"/>
+      <w:r>
+        <w:t>Secrets</w:t>
+      </w:r>
+      <w:proofErr w:type="spellEnd"/>
+      <w:r>
+        <w:t>\$</w:t>
+      </w:r>
+      <w:proofErr w:type="spellStart"/>
+      <w:r>
+        <w:t>machine.ACC</w:t>
+      </w:r>
+      <w:proofErr w:type="spellEnd"/>
+      <w:r>
+        <w:t>`) лежит один пароль, а у Контроллера домена в объекте компьютера — другой. Они не совпадают. Защищенный канал не строится.</w:t>
+      </w:r>
+    </w:p>
+    <w:p/>
+    <w:p>
+      <w:r>
+        <w:t>Как это выглядит на практике?</w:t>
+      </w:r>
+    </w:p>
+    <w:p>
+      <w:r>
+        <w:t>Вы подходите к компьютеру, вводите свой пароль администратора, а система пишет:</w:t>
+      </w:r>
+      <w:r>
+        <w:t xml:space="preserve"> </w:t>
+      </w:r>
+      <w:r>
+        <w:t>«Отсутствуют доверительные отношения между данной рабочей станцией и основной сетью»</w:t>
+      </w:r>
+    </w:p>
+    <w:p>
+      <w:pPr>
+        <w:rPr>
+          <w:lang w:val="en-US"/>
+        </w:rPr>
+      </w:pPr>
+      <w:r>
+        <w:t>Или</w:t>
+      </w:r>
+      <w:r>
+        <w:rPr>
+          <w:lang w:val="en-US"/>
+        </w:rPr>
+        <w:t>:</w:t>
+      </w:r>
+    </w:p>
+    <w:p>
+      <w:pPr>
+        <w:rPr>
+          <w:lang w:val="en-US"/>
+        </w:rPr>
+      </w:pPr>
+      <w:r>
+        <w:rPr>
+          <w:lang w:val="en-US"/>
+        </w:rPr>
+        <w:t>"The trust relationship between this workstation and the primary domain failed"</w:t>
+      </w:r>
+    </w:p>
+    <w:p>
+      <w:pPr>
+        <w:rPr>
+          <w:lang w:val="en-US"/>
+        </w:rPr>
+      </w:pPr>
+    </w:p>
+    <w:p>
+      <w:pPr>
+        <w:rPr>
+          <w:b/>
+          <w:bCs/>
+        </w:rPr>
+      </w:pPr>
+      <w:r>
+        <w:rPr>
+          <w:b/>
+          <w:bCs/>
+        </w:rPr>
+        <w:t>Что делать,</w:t>
+      </w:r>
+      <w:r>
+        <w:rPr>
+          <w:b/>
+          <w:bCs/>
+        </w:rPr>
+        <w:t xml:space="preserve"> и не делать,</w:t>
+      </w:r>
+      <w:r>
+        <w:rPr>
+          <w:b/>
+          <w:bCs/>
+        </w:rPr>
+        <w:t xml:space="preserve"> чтобы восстановить связь с контроллером домена?</w:t>
+      </w:r>
+    </w:p>
+    <w:p>
+      <w:r>
+        <w:t>Не удаляй компьютер из AD, чтобы потом добавить заново — это костыль. Используй штатные инструменты для сброса канала</w:t>
+      </w:r>
+      <w:r>
+        <w:t>.</w:t>
+      </w:r>
+    </w:p>
+    <w:p>
+      <w:r>
+        <w:t>Многие администраторы, видя ошибку «Нет доверия», делают самое простое:</w:t>
+      </w:r>
+    </w:p>
+    <w:p>
+      <w:pPr>
+        <w:numPr>
+          <w:ilvl w:val="0"/>
+          <w:numId w:val="21"/>
+        </w:numPr>
+      </w:pPr>
+      <w:r>
+        <w:t>Выводят компьютер из домена в рабочую группу.</w:t>
+      </w:r>
+    </w:p>
+    <w:p>
+      <w:pPr>
+        <w:numPr>
+          <w:ilvl w:val="0"/>
+          <w:numId w:val="21"/>
+        </w:numPr>
+      </w:pPr>
+      <w:r>
+        <w:t>Удаляют старую учетную запись компьютера в AD (или не удаляют).</w:t>
+      </w:r>
+    </w:p>
+    <w:p>
+      <w:pPr>
+        <w:numPr>
+          <w:ilvl w:val="0"/>
+          <w:numId w:val="21"/>
+        </w:numPr>
+      </w:pPr>
+      <w:r>
+        <w:t>Заново вводят компьютер в домен.</w:t>
+      </w:r>
+    </w:p>
+    <w:p>
+      <w:r>
+        <w:rPr>
+          <w:b/>
+          <w:bCs/>
+        </w:rPr>
+        <w:t>Почему это плохо?</w:t>
+      </w:r>
+    </w:p>
+    <w:p>
+      <w:pPr>
+        <w:numPr>
+          <w:ilvl w:val="0"/>
+          <w:numId w:val="22"/>
+        </w:numPr>
+      </w:pPr>
+      <w:r>
+        <w:t>При вводе в домен создается </w:t>
+      </w:r>
+      <w:r>
+        <w:rPr>
+          <w:b/>
+          <w:bCs/>
+        </w:rPr>
+        <w:t>НОВАЯ</w:t>
+      </w:r>
+      <w:r>
+        <w:t> учетная запись компьютера.</w:t>
+      </w:r>
+    </w:p>
+    <w:p>
+      <w:pPr>
+        <w:numPr>
+          <w:ilvl w:val="0"/>
+          <w:numId w:val="22"/>
+        </w:numPr>
+      </w:pPr>
+      <w:r>
+        <w:t>У этой новой учетной записи будет </w:t>
+      </w:r>
+      <w:r>
+        <w:rPr>
+          <w:b/>
+          <w:bCs/>
+        </w:rPr>
+        <w:t>новый SID</w:t>
+      </w:r>
+      <w:r>
+        <w:t xml:space="preserve"> (Security </w:t>
+      </w:r>
+      <w:proofErr w:type="spellStart"/>
+      <w:r>
+        <w:t>Identifier</w:t>
+      </w:r>
+      <w:proofErr w:type="spellEnd"/>
+      <w:r>
+        <w:t xml:space="preserve"> — уникальный идентификатор безопасности).</w:t>
+      </w:r>
+    </w:p>
+    <w:p>
+      <w:pPr>
+        <w:numPr>
+          <w:ilvl w:val="0"/>
+          <w:numId w:val="22"/>
+        </w:numPr>
+      </w:pPr>
+      <w:r>
+        <w:rPr>
+          <w:b/>
+          <w:bCs/>
+        </w:rPr>
+        <w:t>Последствия:</w:t>
+      </w:r>
+      <w:r>
+        <w:t> Все права, которые были выданы </w:t>
+      </w:r>
+      <w:r>
+        <w:rPr>
+          <w:b/>
+          <w:bCs/>
+        </w:rPr>
+        <w:t>старому</w:t>
+      </w:r>
+      <w:r>
+        <w:t> компьютеру (например, право доступа к общей папке, право на установку обновлений через WSUS, членство в группах безопасности), </w:t>
+      </w:r>
+      <w:r>
+        <w:rPr>
+          <w:b/>
+          <w:bCs/>
+        </w:rPr>
+        <w:t>теряются</w:t>
+      </w:r>
+      <w:r>
+        <w:t xml:space="preserve">. </w:t>
+      </w:r>
+      <w:r>
+        <w:lastRenderedPageBreak/>
+        <w:t>Потому что в разрешениях везде прописан старый SID, а у компьютера теперь новый.</w:t>
+      </w:r>
+    </w:p>
+    <w:p>
+      <w:pPr>
+        <w:ind w:left="720"/>
+      </w:pPr>
+    </w:p>
+    <w:p>
+      <w:pPr>
+        <w:rPr>
+          <w:b/>
+          <w:bCs/>
+        </w:rPr>
+      </w:pPr>
+      <w:r>
+        <w:rPr>
+          <w:b/>
+          <w:bCs/>
+        </w:rPr>
+        <w:t>Правильные способы сбросить Secure Channel</w:t>
+      </w:r>
+    </w:p>
+    <w:p>
+      <w:r>
+        <w:t>Существуют инструменты, которые не удаляют учетную запись, а просто заставляют компьютер и DC договориться о новом пароле (сбросить пароль учетной записи компьютера).</w:t>
+      </w:r>
+    </w:p>
+    <w:p>
+      <w:pPr>
+        <w:rPr>
+          <w:b/>
+          <w:bCs/>
+          <w:lang w:val="en-US"/>
+        </w:rPr>
+      </w:pPr>
+      <w:r>
+        <w:rPr>
+          <w:b/>
+          <w:bCs/>
+          <w:lang w:val="en-US"/>
+        </w:rPr>
+        <w:t xml:space="preserve">1. Active Directory Users and Computers (ADUC) </w:t>
+      </w:r>
+    </w:p>
+    <w:p>
+      <w:r>
+        <w:t xml:space="preserve">Графическая оснастка. Находим компьютер, правая кнопка мыши → </w:t>
+      </w:r>
+      <w:r>
+        <w:rPr>
+          <w:lang w:val="en-US"/>
+        </w:rPr>
+        <w:t>Reset</w:t>
+      </w:r>
+      <w:r>
+        <w:t xml:space="preserve"> </w:t>
+      </w:r>
+      <w:r>
+        <w:rPr>
+          <w:lang w:val="en-US"/>
+        </w:rPr>
+        <w:t>Account</w:t>
+      </w:r>
+      <w:r>
+        <w:t xml:space="preserve"> (Сбросить учетную запись).</w:t>
+      </w:r>
+    </w:p>
+    <w:p>
+      <w:pPr>
+        <w:rPr>
+          <w:b/>
+          <w:bCs/>
+          <w:lang w:val="en-US"/>
+        </w:rPr>
+      </w:pPr>
+      <w:r>
+        <w:rPr>
+          <w:b/>
+          <w:bCs/>
+          <w:lang w:val="en-US"/>
+        </w:rPr>
+        <w:t xml:space="preserve">2. </w:t>
+      </w:r>
+      <w:r>
+        <w:rPr>
+          <w:b/>
+          <w:bCs/>
+          <w:lang w:val="en-US"/>
+        </w:rPr>
+        <w:t>Active Directory Administrative Center (ADAC)</w:t>
+      </w:r>
+    </w:p>
+    <w:p>
+      <w:r>
+        <w:t>Более новая графическая оснастка (Server 2012+). Аналогично — сброс учетной записи.</w:t>
+      </w:r>
+    </w:p>
+    <w:p>
+      <w:pPr>
+        <w:rPr>
+          <w:b/>
+          <w:bCs/>
+        </w:rPr>
+      </w:pPr>
+      <w:r>
+        <w:rPr>
+          <w:b/>
+          <w:bCs/>
+        </w:rPr>
+        <w:t xml:space="preserve">3. </w:t>
+      </w:r>
+      <w:proofErr w:type="spellStart"/>
+      <w:r>
+        <w:rPr>
+          <w:b/>
+          <w:bCs/>
+        </w:rPr>
+        <w:t>dsmod</w:t>
+      </w:r>
+      <w:proofErr w:type="spellEnd"/>
+    </w:p>
+    <w:p>
+      <w:r>
+        <w:t>Старая консольная утилита.</w:t>
+      </w:r>
+    </w:p>
+    <w:p>
+      <w:pPr>
+        <w:rPr>
+          <w:lang w:val="en-US"/>
+        </w:rPr>
+      </w:pPr>
+      <w:proofErr w:type="spellStart"/>
+      <w:r>
+        <w:rPr>
+          <w:lang w:val="en-US"/>
+        </w:rPr>
+        <w:t>dsmod</w:t>
+      </w:r>
+      <w:proofErr w:type="spellEnd"/>
+      <w:r>
+        <w:rPr>
+          <w:lang w:val="en-US"/>
+        </w:rPr>
+        <w:t xml:space="preserve"> computer "CN=PC</w:t>
+      </w:r>
+      <w:proofErr w:type="gramStart"/>
+      <w:r>
+        <w:rPr>
+          <w:lang w:val="en-US"/>
+        </w:rPr>
+        <w:t>01,OU</w:t>
+      </w:r>
+      <w:proofErr w:type="gramEnd"/>
+      <w:r>
+        <w:rPr>
+          <w:lang w:val="en-US"/>
+        </w:rPr>
+        <w:t>=</w:t>
+      </w:r>
+      <w:proofErr w:type="spellStart"/>
+      <w:proofErr w:type="gramStart"/>
+      <w:r>
+        <w:rPr>
+          <w:lang w:val="en-US"/>
+        </w:rPr>
+        <w:t>Workstations,DC</w:t>
+      </w:r>
+      <w:proofErr w:type="spellEnd"/>
+      <w:proofErr w:type="gramEnd"/>
+      <w:r>
+        <w:rPr>
+          <w:lang w:val="en-US"/>
+        </w:rPr>
+        <w:t>=</w:t>
+      </w:r>
+      <w:proofErr w:type="spellStart"/>
+      <w:proofErr w:type="gramStart"/>
+      <w:r>
+        <w:rPr>
+          <w:lang w:val="en-US"/>
+        </w:rPr>
+        <w:t>domain,DC</w:t>
+      </w:r>
+      <w:proofErr w:type="spellEnd"/>
+      <w:proofErr w:type="gramEnd"/>
+      <w:r>
+        <w:rPr>
+          <w:lang w:val="en-US"/>
+        </w:rPr>
+        <w:t>=com" -reset</w:t>
+      </w:r>
+    </w:p>
+    <w:p>
+      <w:pPr>
+        <w:rPr>
+          <w:b/>
+          <w:bCs/>
+        </w:rPr>
+      </w:pPr>
+      <w:r>
+        <w:rPr>
+          <w:b/>
+          <w:bCs/>
+        </w:rPr>
+        <w:t xml:space="preserve">4. </w:t>
+      </w:r>
+      <w:proofErr w:type="spellStart"/>
+      <w:r>
+        <w:rPr>
+          <w:b/>
+          <w:bCs/>
+        </w:rPr>
+        <w:t>netdom</w:t>
+      </w:r>
+      <w:proofErr w:type="spellEnd"/>
+    </w:p>
+    <w:p>
+      <w:r>
+        <w:t>Классическая утилита для управления доменом.</w:t>
+      </w:r>
+    </w:p>
+    <w:p>
+      <w:pPr>
+        <w:rPr>
+          <w:lang w:val="en-US"/>
+        </w:rPr>
+      </w:pPr>
+      <w:proofErr w:type="spellStart"/>
+      <w:r>
+        <w:rPr>
+          <w:lang w:val="en-US"/>
+        </w:rPr>
+        <w:t>netdom</w:t>
+      </w:r>
+      <w:proofErr w:type="spellEnd"/>
+      <w:r>
+        <w:rPr>
+          <w:lang w:val="en-US"/>
+        </w:rPr>
+        <w:t xml:space="preserve"> </w:t>
+      </w:r>
+      <w:proofErr w:type="spellStart"/>
+      <w:r>
+        <w:rPr>
+          <w:lang w:val="en-US"/>
+        </w:rPr>
+        <w:t>resetpwd</w:t>
+      </w:r>
+      <w:proofErr w:type="spellEnd"/>
+      <w:r>
+        <w:rPr>
+          <w:lang w:val="en-US"/>
+        </w:rPr>
+        <w:t xml:space="preserve"> /</w:t>
+      </w:r>
+      <w:proofErr w:type="gramStart"/>
+      <w:r>
+        <w:rPr>
+          <w:lang w:val="en-US"/>
+        </w:rPr>
+        <w:t>server:DC</w:t>
+      </w:r>
+      <w:proofErr w:type="gramEnd"/>
+      <w:r>
+        <w:rPr>
+          <w:lang w:val="en-US"/>
+        </w:rPr>
+        <w:t>01 /</w:t>
+      </w:r>
+      <w:proofErr w:type="spellStart"/>
+      <w:proofErr w:type="gramStart"/>
+      <w:r>
+        <w:rPr>
+          <w:lang w:val="en-US"/>
+        </w:rPr>
+        <w:t>userd:domain</w:t>
+      </w:r>
+      <w:proofErr w:type="spellEnd"/>
+      <w:proofErr w:type="gramEnd"/>
+      <w:r>
+        <w:rPr>
+          <w:lang w:val="en-US"/>
+        </w:rPr>
+        <w:t>\admin /</w:t>
+      </w:r>
+      <w:proofErr w:type="spellStart"/>
+      <w:proofErr w:type="gramStart"/>
+      <w:r>
+        <w:rPr>
+          <w:lang w:val="en-US"/>
+        </w:rPr>
+        <w:t>passwordd</w:t>
+      </w:r>
+      <w:proofErr w:type="spellEnd"/>
+      <w:r>
+        <w:rPr>
+          <w:lang w:val="en-US"/>
+        </w:rPr>
+        <w:t>:*</w:t>
+      </w:r>
+      <w:proofErr w:type="gramEnd"/>
+    </w:p>
+    <w:p>
+      <w:pPr>
+        <w:rPr>
+          <w:b/>
+          <w:bCs/>
+        </w:rPr>
+      </w:pPr>
+      <w:r>
+        <w:rPr>
+          <w:b/>
+          <w:bCs/>
+        </w:rPr>
+        <w:t xml:space="preserve">5. </w:t>
+      </w:r>
+      <w:proofErr w:type="spellStart"/>
+      <w:r>
+        <w:rPr>
+          <w:b/>
+          <w:bCs/>
+        </w:rPr>
+        <w:t>nltest</w:t>
+      </w:r>
+      <w:proofErr w:type="spellEnd"/>
+    </w:p>
+    <w:p>
+      <w:r>
+        <w:t>Продвинутая утилита для тестирования Secure Channel.</w:t>
+      </w:r>
+    </w:p>
+    <w:p>
+      <w:pPr>
+        <w:rPr>
+          <w:lang w:val="en-US"/>
+        </w:rPr>
+      </w:pPr>
+      <w:proofErr w:type="spellStart"/>
+      <w:r>
+        <w:rPr>
+          <w:lang w:val="en-US"/>
+        </w:rPr>
+        <w:t>nltest</w:t>
+      </w:r>
+      <w:proofErr w:type="spellEnd"/>
+      <w:r>
+        <w:rPr>
+          <w:lang w:val="en-US"/>
+        </w:rPr>
+        <w:t xml:space="preserve"> /</w:t>
+      </w:r>
+      <w:proofErr w:type="spellStart"/>
+      <w:r>
+        <w:rPr>
+          <w:lang w:val="en-US"/>
+        </w:rPr>
+        <w:t>sc_</w:t>
+      </w:r>
+      <w:proofErr w:type="gramStart"/>
+      <w:r>
+        <w:rPr>
+          <w:lang w:val="en-US"/>
+        </w:rPr>
+        <w:t>reset:domain</w:t>
+      </w:r>
+      <w:proofErr w:type="gramEnd"/>
+      <w:r>
+        <w:rPr>
+          <w:lang w:val="en-US"/>
+        </w:rPr>
+        <w:t>.local</w:t>
+      </w:r>
+      <w:proofErr w:type="spellEnd"/>
+    </w:p>
+    <w:p>
+      <w:pPr>
+        <w:rPr>
+          <w:b/>
+          <w:bCs/>
+          <w:lang w:val="en-US"/>
+        </w:rPr>
+      </w:pPr>
+      <w:r>
+        <w:rPr>
+          <w:b/>
+          <w:bCs/>
+          <w:lang w:val="en-US"/>
+        </w:rPr>
+        <w:t>6. PowerShell</w:t>
+      </w:r>
+    </w:p>
+    <w:p>
+      <w:r>
+        <w:t>Современный инструмент (командлет Test-</w:t>
+      </w:r>
+      <w:proofErr w:type="spellStart"/>
+      <w:r>
+        <w:t>ComputerSecureChannel</w:t>
+      </w:r>
+      <w:proofErr w:type="spellEnd"/>
+      <w:r>
+        <w:t>).</w:t>
+      </w:r>
+    </w:p>
+    <w:p>
+      <w:pPr>
+        <w:rPr>
+          <w:lang w:val="en-US"/>
+        </w:rPr>
+      </w:pPr>
+      <w:r>
+        <w:rPr>
+          <w:lang w:val="en-US"/>
+        </w:rPr>
+        <w:t>Test-</w:t>
+      </w:r>
+      <w:proofErr w:type="spellStart"/>
+      <w:r>
+        <w:rPr>
+          <w:lang w:val="en-US"/>
+        </w:rPr>
+        <w:t>ComputerSecureChannel</w:t>
+      </w:r>
+      <w:proofErr w:type="spellEnd"/>
+      <w:r>
+        <w:rPr>
+          <w:lang w:val="en-US"/>
+        </w:rPr>
+        <w:t xml:space="preserve"> -Repair -Credential (Get-Credential)</w:t>
+      </w:r>
+    </w:p>
+    <w:p>
+      <w:pPr>
+        <w:rPr>
+          <w:lang w:val="en-US"/>
+        </w:rPr>
+      </w:pPr>
+    </w:p>
+    <w:p>
+      <w:r>
+        <w:t xml:space="preserve">После сброса безопасного канала можно </w:t>
+      </w:r>
+      <w:proofErr w:type="spellStart"/>
+      <w:r>
+        <w:t>переприсоединить</w:t>
+      </w:r>
+      <w:proofErr w:type="spellEnd"/>
+      <w:r>
+        <w:t xml:space="preserve"> комп к домену. Т.е. если просто вывести комп из домена и завести снова </w:t>
+      </w:r>
+      <w:r>
+        <w:rPr>
+          <w:lang w:val="en-US"/>
+        </w:rPr>
+        <w:t>SID</w:t>
+      </w:r>
+      <w:r>
+        <w:t xml:space="preserve"> </w:t>
+      </w:r>
+      <w:r>
+        <w:t>потеряется</w:t>
+      </w:r>
+      <w:r>
+        <w:t xml:space="preserve">, а если указать в учётке, что у нее сброшен пароль, и </w:t>
+      </w:r>
+      <w:proofErr w:type="spellStart"/>
+      <w:r>
+        <w:t>перезавести</w:t>
+      </w:r>
+      <w:proofErr w:type="spellEnd"/>
+      <w:r>
+        <w:t xml:space="preserve"> комп в домен, в этом случае </w:t>
+      </w:r>
+      <w:r>
+        <w:rPr>
+          <w:lang w:val="en-US"/>
+        </w:rPr>
+        <w:t>SID</w:t>
+      </w:r>
+      <w:r>
+        <w:t xml:space="preserve"> </w:t>
+      </w:r>
+      <w:r>
+        <w:t>будет тот же самый.</w:t>
+      </w:r>
+    </w:p>
+    <w:p/>
+    <w:p>
+      <w:pPr>
+        <w:rPr>
+          <w:b/>
+          <w:bCs/>
+          <w:lang w:val="en-US"/>
+        </w:rPr>
+      </w:pPr>
+      <w:r>
+        <w:rPr>
+          <w:b/>
+          <w:bCs/>
+          <w:lang w:val="en-US"/>
+        </w:rPr>
+        <w:t>Bring Your Own Device (BYOD)</w:t>
+      </w:r>
+    </w:p>
+    <w:p>
+      <w:r>
+        <w:rPr>
+          <w:lang w:val="en-US"/>
+        </w:rPr>
+        <w:lastRenderedPageBreak/>
+        <w:t xml:space="preserve">AD FS (Active Directory Federation Services) </w:t>
+      </w:r>
+      <w:r>
+        <w:t>поддерживает</w:t>
+      </w:r>
+      <w:r>
+        <w:rPr>
+          <w:lang w:val="en-US"/>
+        </w:rPr>
+        <w:t xml:space="preserve"> </w:t>
+      </w:r>
+      <w:r>
+        <w:t>корпоративн</w:t>
+      </w:r>
+      <w:r>
+        <w:t>ую</w:t>
+      </w:r>
+      <w:r>
+        <w:rPr>
+          <w:lang w:val="en-US"/>
+        </w:rPr>
+        <w:t xml:space="preserve"> </w:t>
+      </w:r>
+      <w:r>
+        <w:t xml:space="preserve">ИТ-политику </w:t>
+      </w:r>
+      <w:r>
+        <w:rPr>
+          <w:lang w:val="en-US"/>
+        </w:rPr>
+        <w:t>BYOD</w:t>
+      </w:r>
+      <w:r>
+        <w:t xml:space="preserve"> (</w:t>
+      </w:r>
+      <w:proofErr w:type="spellStart"/>
+      <w:r>
+        <w:t>Bring</w:t>
+      </w:r>
+      <w:proofErr w:type="spellEnd"/>
+      <w:r>
+        <w:t xml:space="preserve"> Your </w:t>
+      </w:r>
+      <w:proofErr w:type="spellStart"/>
+      <w:r>
+        <w:t>Own</w:t>
+      </w:r>
+      <w:proofErr w:type="spellEnd"/>
+      <w:r>
+        <w:t xml:space="preserve"> Device</w:t>
+      </w:r>
+      <w:r>
+        <w:t xml:space="preserve">) </w:t>
+      </w:r>
+      <w:r>
+        <w:t>— то есть использование личных устройств на работе.</w:t>
+      </w:r>
+    </w:p>
+    <w:p>
+      <w:proofErr w:type="spellStart"/>
+      <w:r>
+        <w:t>Workplace</w:t>
+      </w:r>
+      <w:proofErr w:type="spellEnd"/>
+      <w:r>
+        <w:t xml:space="preserve"> </w:t>
+      </w:r>
+      <w:proofErr w:type="spellStart"/>
+      <w:r>
+        <w:t>Join</w:t>
+      </w:r>
+      <w:proofErr w:type="spellEnd"/>
+      <w:r>
+        <w:t xml:space="preserve"> — это функция, которая создает объект в AD DS (Active Directory Domain Services) для личных устройств, таких как смартфоны или планшеты.</w:t>
+      </w:r>
+    </w:p>
+    <w:p>
+      <w:r>
+        <w:t xml:space="preserve">Такие устройства можно добавлять в домен, и прописывать для них правила – типа это устройство имеет доступ к какому-то </w:t>
+      </w:r>
+      <w:proofErr w:type="gramStart"/>
+      <w:r>
+        <w:t>серверу</w:t>
+      </w:r>
+      <w:proofErr w:type="gramEnd"/>
+      <w:r>
+        <w:t xml:space="preserve"> например.</w:t>
+      </w:r>
+    </w:p>
+    <w:p>
+      <w:pPr>
+        <w:rPr>
+          <w:lang w:val="en-US"/>
+        </w:rPr>
+      </w:pPr>
+      <w:r>
+        <w:t>Для</w:t>
+      </w:r>
+      <w:r>
+        <w:rPr>
+          <w:lang w:val="en-US"/>
+        </w:rPr>
+        <w:t xml:space="preserve"> </w:t>
+      </w:r>
+      <w:r>
+        <w:t>поддержки</w:t>
+      </w:r>
+      <w:r>
+        <w:rPr>
+          <w:lang w:val="en-US"/>
+        </w:rPr>
+        <w:t xml:space="preserve"> </w:t>
+      </w:r>
+      <w:r>
+        <w:t>этой</w:t>
+      </w:r>
+      <w:r>
+        <w:rPr>
+          <w:lang w:val="en-US"/>
+        </w:rPr>
+        <w:t xml:space="preserve"> </w:t>
+      </w:r>
+      <w:r>
+        <w:t>фичи</w:t>
+      </w:r>
+      <w:r>
+        <w:rPr>
+          <w:lang w:val="en-US"/>
+        </w:rPr>
+        <w:t xml:space="preserve"> </w:t>
+      </w:r>
+      <w:r>
+        <w:t>требуется</w:t>
+      </w:r>
+      <w:r>
+        <w:rPr>
+          <w:lang w:val="en-US"/>
+        </w:rPr>
+        <w:t xml:space="preserve"> </w:t>
+      </w:r>
+      <w:r>
+        <w:rPr>
+          <w:lang w:val="en-US"/>
+        </w:rPr>
+        <w:t>AD FS (Active Directory Federation Services)</w:t>
+      </w:r>
+      <w:r>
+        <w:rPr>
+          <w:lang w:val="en-US"/>
+        </w:rPr>
+        <w:t>.</w:t>
+      </w:r>
+    </w:p>
+    <w:p>
+      <w:pPr>
+        <w:rPr>
+          <w:lang w:val="en-US"/>
+        </w:rPr>
+      </w:pPr>
+    </w:p>
+    <w:p>
+      <w:r>
+        <w:rPr>
+          <w:b/>
+          <w:bCs/>
+        </w:rPr>
+        <w:t>Урок 4: Делегирование администрирования</w:t>
+      </w:r>
+      <w:r>
+        <w:br/>
+        <w:t xml:space="preserve">• Рассмотрение вопросов использования </w:t>
+      </w:r>
+      <w:r>
+        <w:t>подразделений</w:t>
+      </w:r>
+      <w:r>
+        <w:t xml:space="preserve"> </w:t>
+      </w:r>
+      <w:r>
+        <w:t>(</w:t>
+      </w:r>
+      <w:r>
+        <w:rPr>
+          <w:lang w:val="en-US"/>
+        </w:rPr>
+        <w:t>OU</w:t>
+      </w:r>
+      <w:r>
+        <w:t xml:space="preserve"> </w:t>
+      </w:r>
+      <w:r>
+        <w:rPr>
+          <w:lang w:val="en-US"/>
+        </w:rPr>
+        <w:t>Organization</w:t>
+      </w:r>
+      <w:r>
+        <w:t xml:space="preserve"> </w:t>
+      </w:r>
+      <w:r>
+        <w:rPr>
+          <w:lang w:val="en-US"/>
+        </w:rPr>
+        <w:t>Units</w:t>
+      </w:r>
+      <w:r>
+        <w:t xml:space="preserve">) </w:t>
+      </w:r>
+      <w:r>
+        <w:br/>
+        <w:t>• Эффективные разрешения AD DS</w:t>
+      </w:r>
+      <w:r>
+        <w:br/>
+        <w:t>• Демонстрация: Делегирование административных разрешений</w:t>
+      </w:r>
+    </w:p>
+    <w:p/>
+    <w:p>
+      <w:pPr>
+        <w:rPr>
+          <w:b/>
+          <w:bCs/>
+        </w:rPr>
+      </w:pPr>
+      <w:r>
+        <w:rPr>
+          <w:b/>
+          <w:bCs/>
+        </w:rPr>
+        <w:t>Рассмотрение вопросов использования подразделений (</w:t>
+      </w:r>
+      <w:r>
+        <w:rPr>
+          <w:b/>
+          <w:bCs/>
+          <w:lang w:val="en-US"/>
+        </w:rPr>
+        <w:t>OU</w:t>
+      </w:r>
+      <w:r>
+        <w:rPr>
+          <w:b/>
+          <w:bCs/>
+        </w:rPr>
+        <w:t xml:space="preserve"> </w:t>
+      </w:r>
+      <w:r>
+        <w:rPr>
+          <w:b/>
+          <w:bCs/>
+          <w:lang w:val="en-US"/>
+        </w:rPr>
+        <w:t>Organization</w:t>
+      </w:r>
+      <w:r>
+        <w:rPr>
+          <w:b/>
+          <w:bCs/>
+        </w:rPr>
+        <w:t xml:space="preserve"> </w:t>
+      </w:r>
+      <w:r>
+        <w:rPr>
+          <w:b/>
+          <w:bCs/>
+          <w:lang w:val="en-US"/>
+        </w:rPr>
+        <w:t>Units</w:t>
+      </w:r>
+      <w:r>
+        <w:rPr>
+          <w:b/>
+          <w:bCs/>
+        </w:rPr>
+        <w:t>)</w:t>
+      </w:r>
+    </w:p>
+    <w:p>
+      <w:r>
+        <w:t>Active Directory (AD) с помощью организационных единиц (OU) можно структурировать и управлять различными объектами внутри домена.</w:t>
+      </w:r>
+    </w:p>
+    <w:p>
+      <w:pPr>
+        <w:numPr>
+          <w:ilvl w:val="0"/>
+          <w:numId w:val="24"/>
+        </w:numPr>
+      </w:pPr>
+      <w:r>
+        <w:t xml:space="preserve">OU — </w:t>
+      </w:r>
+      <w:r>
+        <w:t>используются для</w:t>
+      </w:r>
+      <w:r>
+        <w:t xml:space="preserve"> разбива</w:t>
+      </w:r>
+      <w:r>
+        <w:t>ния</w:t>
+      </w:r>
+      <w:r>
+        <w:t xml:space="preserve"> домен на части для удобства управления</w:t>
+      </w:r>
+      <w:r>
+        <w:t xml:space="preserve">, </w:t>
+      </w:r>
+      <w:r>
+        <w:t xml:space="preserve">делегирования </w:t>
+      </w:r>
+      <w:r>
+        <w:t>управления</w:t>
+      </w:r>
+      <w:r>
+        <w:t xml:space="preserve"> и для применения политики безопасности</w:t>
+      </w:r>
+      <w:r>
+        <w:t>.</w:t>
+      </w:r>
+    </w:p>
+    <w:p>
+      <w:pPr>
+        <w:numPr>
+          <w:ilvl w:val="0"/>
+          <w:numId w:val="24"/>
+        </w:numPr>
+      </w:pPr>
+      <w:r>
+        <w:t>Например, вы можете создать OU для разработки, продаж, клиентов из разных городов или серверов, чтобы легче управлять группами устройств и пользователей.</w:t>
+      </w:r>
+    </w:p>
+    <w:p>
+      <w:pPr>
+        <w:numPr>
+          <w:ilvl w:val="0"/>
+          <w:numId w:val="24"/>
+        </w:numPr>
+      </w:pPr>
+      <w:r>
+        <w:t xml:space="preserve">Например, хотим отделу продаж делегировать управление их собственным контейнером, чтобы пользователи могли там сами заводиться, вводить компы в домен и т.д. но мы еще и вешаем на них ограничение, чтобы они никуда кроме как собственного отдела продаж не могли ходить без нашего </w:t>
+      </w:r>
+      <w:proofErr w:type="spellStart"/>
+      <w:proofErr w:type="gramStart"/>
+      <w:r>
+        <w:t>доп.одобрения</w:t>
+      </w:r>
+      <w:proofErr w:type="spellEnd"/>
+      <w:proofErr w:type="gramEnd"/>
+      <w:r>
+        <w:t xml:space="preserve">. И тут используется механизм делегирования – выдаём право на управление конкретной </w:t>
+      </w:r>
+      <w:proofErr w:type="gramStart"/>
+      <w:r>
+        <w:rPr>
+          <w:lang w:val="en-US"/>
+        </w:rPr>
+        <w:t>OU</w:t>
+      </w:r>
+      <w:r>
+        <w:t xml:space="preserve">  -</w:t>
+      </w:r>
+      <w:proofErr w:type="gramEnd"/>
+      <w:r>
+        <w:t xml:space="preserve"> например отделом продаж, например руководителю.</w:t>
+      </w:r>
+    </w:p>
+    <w:p>
+      <w:pPr>
+        <w:numPr>
+          <w:ilvl w:val="0"/>
+          <w:numId w:val="24"/>
+        </w:numPr>
+      </w:pPr>
+      <w:r>
+        <w:t>Встроенные OU, как «Компьютеры» или «Контроллеры домена», уже есть в AD и служат для специальных целей.</w:t>
+      </w:r>
+    </w:p>
+    <w:p>
+      <w:pPr>
+        <w:numPr>
+          <w:ilvl w:val="0"/>
+          <w:numId w:val="24"/>
+        </w:numPr>
+      </w:pPr>
+      <w:r>
+        <w:t xml:space="preserve">Можно использовать </w:t>
+      </w:r>
+      <w:r>
+        <w:t>плоск</w:t>
+      </w:r>
+      <w:r>
+        <w:t>ую</w:t>
+      </w:r>
+      <w:r>
+        <w:t xml:space="preserve"> (</w:t>
+      </w:r>
+      <w:proofErr w:type="gramStart"/>
+      <w:r>
+        <w:t xml:space="preserve">мелкой) </w:t>
+      </w:r>
+      <w:r>
+        <w:t xml:space="preserve"> с</w:t>
+      </w:r>
+      <w:r>
+        <w:t>труктур</w:t>
+      </w:r>
+      <w:r>
+        <w:t>у</w:t>
+      </w:r>
+      <w:proofErr w:type="gramEnd"/>
+      <w:r>
+        <w:t xml:space="preserve"> OU</w:t>
+      </w:r>
+      <w:r>
+        <w:t xml:space="preserve"> – где для каждой отдельной задачи создается новая </w:t>
+      </w:r>
+      <w:r>
+        <w:rPr>
+          <w:lang w:val="en-US"/>
+        </w:rPr>
+        <w:t>OU</w:t>
+      </w:r>
+      <w:r>
+        <w:t xml:space="preserve"> в корне домена, </w:t>
+      </w:r>
+      <w:r>
+        <w:t>мож</w:t>
+      </w:r>
+      <w:r>
+        <w:t>но и</w:t>
+      </w:r>
+      <w:r>
+        <w:t xml:space="preserve"> </w:t>
+      </w:r>
+      <w:r>
+        <w:lastRenderedPageBreak/>
+        <w:t>иерархическ</w:t>
+      </w:r>
+      <w:r>
+        <w:t>ую</w:t>
+      </w:r>
+      <w:r>
+        <w:t xml:space="preserve"> (глубок</w:t>
+      </w:r>
+      <w:r>
+        <w:t>ую</w:t>
+      </w:r>
+      <w:r>
+        <w:t>)</w:t>
+      </w:r>
+      <w:r>
+        <w:t xml:space="preserve"> – вкладывать</w:t>
+      </w:r>
+      <w:r>
+        <w:t xml:space="preserve"> </w:t>
+      </w:r>
+      <w:r>
+        <w:rPr>
+          <w:lang w:val="en-US"/>
+        </w:rPr>
+        <w:t>OU</w:t>
+      </w:r>
+      <w:r>
+        <w:t xml:space="preserve"> </w:t>
+      </w:r>
+      <w:r>
+        <w:t>друг в друга</w:t>
+      </w:r>
+      <w:r>
+        <w:t>, в зависимости от размера и сложности организации.</w:t>
+      </w:r>
+    </w:p>
+    <w:p>
+      <w:pPr>
+        <w:ind w:left="360"/>
+      </w:pPr>
+    </w:p>
+    <w:p>
+      <w:r>
+        <w:t>ИТОГ: использование OU помогает структурировать AD для удобства управления, делегирования полномочий и применения правил (GPO).</w:t>
+      </w:r>
+    </w:p>
+    <w:p>
+      <w:pPr>
+        <w:ind w:left="360"/>
+      </w:pPr>
+    </w:p>
+    <w:p>
+      <w:r>
+        <w:t>Эффективные разрешения AD DS</w:t>
+      </w:r>
+    </w:p>
+    <w:p>
+      <w:r>
+        <w:t xml:space="preserve">Раздавать разрешения можно как на </w:t>
+      </w:r>
+      <w:proofErr w:type="gramStart"/>
+      <w:r>
+        <w:t>группы</w:t>
+      </w:r>
+      <w:proofErr w:type="gramEnd"/>
+      <w:r>
+        <w:t xml:space="preserve"> так и на пользователей. Разрешения можно давать и компам, но не право управления каким-то контейнером. </w:t>
+      </w:r>
+    </w:p>
+    <w:p>
+      <w:r>
+        <w:t>Разрешения, назначенные пользователям и группам, накапливаются</w:t>
+      </w:r>
+    </w:p>
+    <w:p>
+      <w:r>
+        <w:t>Лучшая практика — назначать разрешения группам, а не отдельным пользователям</w:t>
+      </w:r>
+      <w:r>
+        <w:t>.</w:t>
+      </w:r>
+    </w:p>
+    <w:p>
+      <w:r>
+        <w:t xml:space="preserve">Причём группа должна быть скорее всего </w:t>
+      </w:r>
+      <w:r>
+        <w:rPr>
+          <w:lang w:val="en-US"/>
+        </w:rPr>
+        <w:t>domain</w:t>
+      </w:r>
+      <w:r>
+        <w:t>-</w:t>
+      </w:r>
+      <w:r>
+        <w:rPr>
+          <w:lang w:val="en-US"/>
+        </w:rPr>
+        <w:t>local</w:t>
+      </w:r>
+      <w:r>
+        <w:t xml:space="preserve">. </w:t>
+      </w:r>
+      <w:r>
+        <w:t xml:space="preserve">В </w:t>
+      </w:r>
+      <w:r>
+        <w:rPr>
+          <w:lang w:val="en-US"/>
+        </w:rPr>
+        <w:t>domain</w:t>
+      </w:r>
+      <w:r>
+        <w:t>-</w:t>
+      </w:r>
+      <w:r>
+        <w:rPr>
+          <w:lang w:val="en-US"/>
+        </w:rPr>
+        <w:t>local</w:t>
+      </w:r>
+      <w:r>
+        <w:t xml:space="preserve"> вкладывается глобальная группа и уже в нее пользователи. Разрешения пользователям не давать.</w:t>
+      </w:r>
+    </w:p>
+    <w:p/>
+    <w:p>
+      <w:r>
+        <w:t xml:space="preserve">Если есть </w:t>
+      </w:r>
+      <w:r>
+        <w:rPr>
+          <w:lang w:val="en-US"/>
+        </w:rPr>
+        <w:t>a</w:t>
+      </w:r>
+      <w:proofErr w:type="spellStart"/>
+      <w:r>
+        <w:t>ccess</w:t>
+      </w:r>
+      <w:proofErr w:type="spellEnd"/>
+      <w:r>
+        <w:t>-</w:t>
+      </w:r>
+      <w:r>
+        <w:t>лист</w:t>
+      </w:r>
+      <w:r>
+        <w:t xml:space="preserve"> куда вписываются разрешения или запреты.</w:t>
+      </w:r>
+    </w:p>
+    <w:p>
+      <w:pPr>
+        <w:numPr>
+          <w:ilvl w:val="0"/>
+          <w:numId w:val="26"/>
+        </w:numPr>
+      </w:pPr>
+      <w:r>
+        <w:t>В случае конфликтов:</w:t>
+      </w:r>
+    </w:p>
+    <w:p>
+      <w:pPr>
+        <w:numPr>
+          <w:ilvl w:val="1"/>
+          <w:numId w:val="26"/>
+        </w:numPr>
+      </w:pPr>
+      <w:r>
+        <w:t>Запреты (</w:t>
+      </w:r>
+      <w:proofErr w:type="spellStart"/>
+      <w:r>
+        <w:t>Deny</w:t>
+      </w:r>
+      <w:proofErr w:type="spellEnd"/>
+      <w:r>
+        <w:t>) имеют приоритет над разрешениями (</w:t>
+      </w:r>
+      <w:proofErr w:type="spellStart"/>
+      <w:r>
+        <w:t>Allow</w:t>
+      </w:r>
+      <w:proofErr w:type="spellEnd"/>
+      <w:r>
+        <w:t>)</w:t>
+      </w:r>
+    </w:p>
+    <w:p>
+      <w:pPr>
+        <w:numPr>
+          <w:ilvl w:val="1"/>
+          <w:numId w:val="26"/>
+        </w:numPr>
+      </w:pPr>
+      <w:r>
+        <w:t>Явные разрешения (</w:t>
+      </w:r>
+      <w:proofErr w:type="spellStart"/>
+      <w:r>
+        <w:t>Explicit</w:t>
+      </w:r>
+      <w:proofErr w:type="spellEnd"/>
+      <w:r>
+        <w:t>) имеют приоритет над унаследованными (</w:t>
+      </w:r>
+      <w:proofErr w:type="spellStart"/>
+      <w:r>
+        <w:t>Inherited</w:t>
+      </w:r>
+      <w:proofErr w:type="spellEnd"/>
+      <w:r>
+        <w:t>)</w:t>
+      </w:r>
+    </w:p>
+    <w:p>
+      <w:pPr>
+        <w:numPr>
+          <w:ilvl w:val="1"/>
+          <w:numId w:val="26"/>
+        </w:numPr>
+      </w:pPr>
+      <w:r>
+        <w:t>Явное разрешение (</w:t>
+      </w:r>
+      <w:proofErr w:type="spellStart"/>
+      <w:r>
+        <w:t>Explicit</w:t>
+      </w:r>
+      <w:proofErr w:type="spellEnd"/>
+      <w:r>
+        <w:t xml:space="preserve"> </w:t>
+      </w:r>
+      <w:proofErr w:type="spellStart"/>
+      <w:r>
+        <w:t>Allow</w:t>
+      </w:r>
+      <w:proofErr w:type="spellEnd"/>
+      <w:r>
+        <w:t>) имеет приоритет над унаследованным запретом (</w:t>
+      </w:r>
+      <w:proofErr w:type="spellStart"/>
+      <w:r>
+        <w:t>Inherited</w:t>
+      </w:r>
+      <w:proofErr w:type="spellEnd"/>
+      <w:r>
+        <w:t xml:space="preserve"> </w:t>
+      </w:r>
+      <w:proofErr w:type="spellStart"/>
+      <w:r>
+        <w:t>Deny</w:t>
+      </w:r>
+      <w:proofErr w:type="spellEnd"/>
+      <w:r>
+        <w:t>)</w:t>
+      </w:r>
+    </w:p>
+    <w:p>
+      <w:pPr>
+        <w:numPr>
+          <w:ilvl w:val="0"/>
+          <w:numId w:val="26"/>
+        </w:numPr>
+      </w:pPr>
+      <w:r>
+        <w:t>Для оценки эффективных разрешений можно использовать:</w:t>
+      </w:r>
+    </w:p>
+    <w:p>
+      <w:pPr>
+        <w:numPr>
+          <w:ilvl w:val="1"/>
+          <w:numId w:val="26"/>
+        </w:numPr>
+      </w:pPr>
+      <w:r>
+        <w:t>Вкладку "</w:t>
+      </w:r>
+      <w:proofErr w:type="spellStart"/>
+      <w:r>
+        <w:t>Effective</w:t>
+      </w:r>
+      <w:proofErr w:type="spellEnd"/>
+      <w:r>
+        <w:t xml:space="preserve"> Access"</w:t>
+      </w:r>
+    </w:p>
+    <w:p>
+      <w:pPr>
+        <w:numPr>
+          <w:ilvl w:val="1"/>
+          <w:numId w:val="26"/>
+        </w:numPr>
+      </w:pPr>
+      <w:r>
+        <w:t>Ручной анализ</w:t>
+      </w:r>
+    </w:p>
+    <w:p>
+      <w:r>
+        <w:t xml:space="preserve"> </w:t>
+      </w:r>
+    </w:p>
+    <w:p>
+      <w:pPr>
+        <w:rPr>
+          <w:b/>
+          <w:bCs/>
+        </w:rPr>
+      </w:pPr>
+      <w:r>
+        <w:rPr>
+          <w:b/>
+          <w:bCs/>
+        </w:rPr>
+        <w:t>Демонстрация: Делегирование административных разрешений</w:t>
+      </w:r>
+    </w:p>
+    <w:p>
+      <w:r>
+        <w:t>Клик правой кнопкой мыши по департаменту -</w:t>
+      </w:r>
+      <w:r>
+        <w:t xml:space="preserve">&gt; </w:t>
+      </w:r>
+      <w:r>
+        <w:t>Все задачи -</w:t>
+      </w:r>
+      <w:r>
+        <w:t xml:space="preserve">&gt; </w:t>
+      </w:r>
+      <w:r>
+        <w:t>Делегирование управления.</w:t>
+      </w:r>
+    </w:p>
+    <w:p>
+      <w:r>
+        <w:rPr>
+          <w:noProof/>
+        </w:rPr>
+        <w:lastRenderedPageBreak/>
+        <w:drawing>
+          <wp:anchor distT="0" distB="0" distL="114300" distR="114300" simplePos="0" relativeHeight="251659264" behindDoc="1" locked="0" layoutInCell="1" allowOverlap="1" wp14:anchorId="6999C054" wp14:editId="6967477C">
+            <wp:simplePos x="0" y="0"/>
+            <wp:positionH relativeFrom="column">
+              <wp:posOffset>1905</wp:posOffset>
+            </wp:positionH>
+            <wp:positionV relativeFrom="paragraph">
+              <wp:posOffset>0</wp:posOffset>
+            </wp:positionV>
+            <wp:extent cx="2711450" cy="2123440"/>
+            <wp:effectExtent l="0" t="0" r="0" b="0"/>
+            <wp:wrapTight wrapText="bothSides">
+              <wp:wrapPolygon edited="0">
+                <wp:start x="0" y="0"/>
+                <wp:lineTo x="0" y="21316"/>
+                <wp:lineTo x="21398" y="21316"/>
+                <wp:lineTo x="21398" y="0"/>
+                <wp:lineTo x="0" y="0"/>
+              </wp:wrapPolygon>
+            </wp:wrapTight>
+            <wp:docPr id="1513254566" name="Рисунок 1"/>
+            <wp:cNvGraphicFramePr>
+              <a:graphicFrameLocks xmlns:a="http://schemas.openxmlformats.org/drawingml/2006/main" noChangeAspect="1"/>
+            </wp:cNvGraphicFramePr>
+            <a:graphic xmlns:a="http://schemas.openxmlformats.org/drawingml/2006/main">
+              <a:graphicData uri="http://schemas.openxmlformats.org/drawingml/2006/picture">
+                <pic:pic xmlns:pic="http://schemas.openxmlformats.org/drawingml/2006/picture">
+                  <pic:nvPicPr>
+                    <pic:cNvPr id="1513254566" name=""/>
+                    <pic:cNvPicPr/>
+                  </pic:nvPicPr>
+                  <pic:blipFill>
+                    <a:blip r:embed="rId30">
+                      <a:extLst>
+                        <a:ext uri="{28A0092B-C50C-407E-A947-70E740481C1C}">
+                          <a14:useLocalDpi xmlns:a14="http://schemas.microsoft.com/office/drawing/2010/main" val="0"/>
+                        </a:ext>
+                      </a:extLst>
+                    </a:blip>
+                    <a:stretch>
+                      <a:fillRect/>
+                    </a:stretch>
+                  </pic:blipFill>
+                  <pic:spPr>
+                    <a:xfrm>
+                      <a:off x="0" y="0"/>
+                      <a:ext cx="2711450" cy="2123440"/>
+                    </a:xfrm>
+                    <a:prstGeom prst="rect">
+                      <a:avLst/>
+                    </a:prstGeom>
+                  </pic:spPr>
+                </pic:pic>
+              </a:graphicData>
+            </a:graphic>
+          </wp:anchor>
+        </w:drawing>
+      </w:r>
+      <w:r>
+        <w:t>Тут выбираются пользователи, которым будет что-то делегировано.</w:t>
+      </w:r>
+    </w:p>
+    <w:p/>
+    <w:p/>
+    <w:p/>
+    <w:p/>
+    <w:p/>
+    <w:p/>
+    <w:p>
+      <w:pPr>
+        <w:rPr>
+          <w:b/>
+          <w:bCs/>
+        </w:rPr>
+      </w:pPr>
+      <w:r>
+        <w:rPr>
+          <w:b/>
+          <w:bCs/>
+        </w:rPr>
+        <w:t>Можно посмотреть, что будет иметь конкретный участник безопасности, какие привилегии на конкретном объекте.</w:t>
+      </w:r>
+    </w:p>
+    <w:p>
+      <w:r>
+        <w:rPr>
+          <w:noProof/>
+        </w:rPr>
+        <w:drawing>
+          <wp:anchor distT="0" distB="0" distL="114300" distR="114300" simplePos="0" relativeHeight="251660288" behindDoc="1" locked="0" layoutInCell="1" allowOverlap="1" wp14:anchorId="0E76B5DB" wp14:editId="3C77160D">
+            <wp:simplePos x="0" y="0"/>
+            <wp:positionH relativeFrom="margin">
+              <wp:align>left</wp:align>
+            </wp:positionH>
+            <wp:positionV relativeFrom="paragraph">
+              <wp:posOffset>-2540</wp:posOffset>
+            </wp:positionV>
+            <wp:extent cx="2204720" cy="1913890"/>
+            <wp:effectExtent l="0" t="0" r="5080" b="0"/>
+            <wp:wrapTight wrapText="bothSides">
+              <wp:wrapPolygon edited="0">
+                <wp:start x="0" y="0"/>
+                <wp:lineTo x="0" y="21285"/>
+                <wp:lineTo x="21463" y="21285"/>
+                <wp:lineTo x="21463" y="0"/>
+                <wp:lineTo x="0" y="0"/>
+              </wp:wrapPolygon>
+            </wp:wrapTight>
+            <wp:docPr id="978482967" name="Рисунок 1"/>
+            <wp:cNvGraphicFramePr>
+              <a:graphicFrameLocks xmlns:a="http://schemas.openxmlformats.org/drawingml/2006/main" noChangeAspect="1"/>
+            </wp:cNvGraphicFramePr>
+            <a:graphic xmlns:a="http://schemas.openxmlformats.org/drawingml/2006/main">
+              <a:graphicData uri="http://schemas.openxmlformats.org/drawingml/2006/picture">
+                <pic:pic xmlns:pic="http://schemas.openxmlformats.org/drawingml/2006/picture">
+                  <pic:nvPicPr>
+                    <pic:cNvPr id="978482967" name=""/>
+                    <pic:cNvPicPr/>
+                  </pic:nvPicPr>
+                  <pic:blipFill>
+                    <a:blip r:embed="rId31" cstate="print">
+                      <a:extLst>
+                        <a:ext uri="{28A0092B-C50C-407E-A947-70E740481C1C}">
+                          <a14:useLocalDpi xmlns:a14="http://schemas.microsoft.com/office/drawing/2010/main" val="0"/>
+                        </a:ext>
+                      </a:extLst>
+                    </a:blip>
+                    <a:stretch>
+                      <a:fillRect/>
+                    </a:stretch>
+                  </pic:blipFill>
+                  <pic:spPr>
+                    <a:xfrm>
+                      <a:off x="0" y="0"/>
+                      <a:ext cx="2204720" cy="1913890"/>
+                    </a:xfrm>
+                    <a:prstGeom prst="rect">
+                      <a:avLst/>
+                    </a:prstGeom>
+                  </pic:spPr>
+                </pic:pic>
+              </a:graphicData>
+            </a:graphic>
+            <wp14:sizeRelH relativeFrom="margin">
+              <wp14:pctWidth>0</wp14:pctWidth>
+            </wp14:sizeRelH>
+            <wp14:sizeRelV relativeFrom="margin">
+              <wp14:pctHeight>0</wp14:pctHeight>
+            </wp14:sizeRelV>
+          </wp:anchor>
+        </w:drawing>
+      </w:r>
+      <w:r>
+        <w:t>После выбора этого пункта в списка объектов домена появится больше объектов и возможность их редактирования.</w:t>
+      </w:r>
+    </w:p>
+    <w:p/>
+    <w:p/>
+    <w:p/>
+    <w:p/>
+    <w:p>
+      <w:r>
+        <w:rPr>
+          <w:noProof/>
+        </w:rPr>
+        <w:drawing>
+          <wp:anchor distT="0" distB="0" distL="114300" distR="114300" simplePos="0" relativeHeight="251661312" behindDoc="0" locked="0" layoutInCell="1" allowOverlap="1" wp14:anchorId="20FB5034" wp14:editId="5F39BE03">
+            <wp:simplePos x="0" y="0"/>
+            <wp:positionH relativeFrom="column">
+              <wp:posOffset>1905</wp:posOffset>
+            </wp:positionH>
+            <wp:positionV relativeFrom="paragraph">
+              <wp:posOffset>-1270</wp:posOffset>
+            </wp:positionV>
+            <wp:extent cx="2032635" cy="1651000"/>
+            <wp:effectExtent l="0" t="0" r="5715" b="6350"/>
+            <wp:wrapSquare wrapText="bothSides"/>
+            <wp:docPr id="418122148" name="Рисунок 1"/>
+            <wp:cNvGraphicFramePr>
+              <a:graphicFrameLocks xmlns:a="http://schemas.openxmlformats.org/drawingml/2006/main" noChangeAspect="1"/>
+            </wp:cNvGraphicFramePr>
+            <a:graphic xmlns:a="http://schemas.openxmlformats.org/drawingml/2006/main">
+              <a:graphicData uri="http://schemas.openxmlformats.org/drawingml/2006/picture">
+                <pic:pic xmlns:pic="http://schemas.openxmlformats.org/drawingml/2006/picture">
+                  <pic:nvPicPr>
+                    <pic:cNvPr id="418122148" name=""/>
+                    <pic:cNvPicPr/>
+                  </pic:nvPicPr>
+                  <pic:blipFill>
+                    <a:blip r:embed="rId32">
+                      <a:extLst>
+                        <a:ext uri="{28A0092B-C50C-407E-A947-70E740481C1C}">
+                          <a14:useLocalDpi xmlns:a14="http://schemas.microsoft.com/office/drawing/2010/main" val="0"/>
+                        </a:ext>
+                      </a:extLst>
+                    </a:blip>
+                    <a:stretch>
+                      <a:fillRect/>
+                    </a:stretch>
+                  </pic:blipFill>
+                  <pic:spPr>
+                    <a:xfrm>
+                      <a:off x="0" y="0"/>
+                      <a:ext cx="2032635" cy="1651000"/>
+                    </a:xfrm>
+                    <a:prstGeom prst="rect">
+                      <a:avLst/>
+                    </a:prstGeom>
+                  </pic:spPr>
+                </pic:pic>
+              </a:graphicData>
+            </a:graphic>
+          </wp:anchor>
+        </w:drawing>
+      </w:r>
+      <w:r>
+        <w:t>Далее выбрать интересующий объект и открыть свойства.</w:t>
+      </w:r>
+    </w:p>
+    <w:p/>
+    <w:p/>
+    <w:p/>
+    <w:p/>
+    <w:p>
+      <w:r>
+        <w:rPr>
+          <w:noProof/>
+        </w:rPr>
+        <w:drawing>
+          <wp:anchor distT="0" distB="0" distL="114300" distR="114300" simplePos="0" relativeHeight="251662336" behindDoc="1" locked="0" layoutInCell="1" allowOverlap="1" wp14:anchorId="4505A1BF" wp14:editId="19D66A40">
+            <wp:simplePos x="0" y="0"/>
+            <wp:positionH relativeFrom="column">
+              <wp:posOffset>1905</wp:posOffset>
+            </wp:positionH>
+            <wp:positionV relativeFrom="paragraph">
+              <wp:posOffset>1905</wp:posOffset>
+            </wp:positionV>
+            <wp:extent cx="2080260" cy="2499360"/>
+            <wp:effectExtent l="0" t="0" r="0" b="0"/>
+            <wp:wrapTight wrapText="bothSides">
+              <wp:wrapPolygon edited="0">
+                <wp:start x="0" y="0"/>
+                <wp:lineTo x="0" y="21402"/>
+                <wp:lineTo x="21363" y="21402"/>
+                <wp:lineTo x="21363" y="0"/>
+                <wp:lineTo x="0" y="0"/>
+              </wp:wrapPolygon>
+            </wp:wrapTight>
+            <wp:docPr id="1694724170" name="Рисунок 1"/>
+            <wp:cNvGraphicFramePr>
+              <a:graphicFrameLocks xmlns:a="http://schemas.openxmlformats.org/drawingml/2006/main" noChangeAspect="1"/>
+            </wp:cNvGraphicFramePr>
+            <a:graphic xmlns:a="http://schemas.openxmlformats.org/drawingml/2006/main">
+              <a:graphicData uri="http://schemas.openxmlformats.org/drawingml/2006/picture">
+                <pic:pic xmlns:pic="http://schemas.openxmlformats.org/drawingml/2006/picture">
+                  <pic:nvPicPr>
+                    <pic:cNvPr id="1694724170" name=""/>
+                    <pic:cNvPicPr/>
+                  </pic:nvPicPr>
+                  <pic:blipFill>
+                    <a:blip r:embed="rId33">
+                      <a:extLst>
+                        <a:ext uri="{28A0092B-C50C-407E-A947-70E740481C1C}">
+                          <a14:useLocalDpi xmlns:a14="http://schemas.microsoft.com/office/drawing/2010/main" val="0"/>
+                        </a:ext>
+                      </a:extLst>
+                    </a:blip>
+                    <a:stretch>
+                      <a:fillRect/>
+                    </a:stretch>
+                  </pic:blipFill>
+                  <pic:spPr>
+                    <a:xfrm>
+                      <a:off x="0" y="0"/>
+                      <a:ext cx="2080260" cy="2499360"/>
+                    </a:xfrm>
+                    <a:prstGeom prst="rect">
+                      <a:avLst/>
+                    </a:prstGeom>
+                  </pic:spPr>
+                </pic:pic>
+              </a:graphicData>
+            </a:graphic>
+          </wp:anchor>
+        </w:drawing>
+      </w:r>
+      <w:r>
+        <w:t>После установки дополнительных компонентов в свойствах объектов появится больше вкладок, нам нужна – безопасность.</w:t>
+      </w:r>
+    </w:p>
+    <w:p/>
+    <w:p/>
+    <w:p/>
+    <w:p/>
+    <w:p/>
+    <w:p/>
+    <w:p>
+      <w:r>
+        <w:rPr>
+          <w:noProof/>
+        </w:rPr>
+        <w:lastRenderedPageBreak/>
+        <w:drawing>
+          <wp:anchor distT="0" distB="0" distL="114300" distR="114300" simplePos="0" relativeHeight="251663360" behindDoc="1" locked="0" layoutInCell="1" allowOverlap="1" wp14:anchorId="4E689C48" wp14:editId="437E8E23">
+            <wp:simplePos x="0" y="0"/>
+            <wp:positionH relativeFrom="column">
+              <wp:posOffset>1905</wp:posOffset>
+            </wp:positionH>
+            <wp:positionV relativeFrom="paragraph">
+              <wp:posOffset>0</wp:posOffset>
+            </wp:positionV>
+            <wp:extent cx="2204720" cy="2649855"/>
+            <wp:effectExtent l="0" t="0" r="5080" b="0"/>
+            <wp:wrapTight wrapText="bothSides">
+              <wp:wrapPolygon edited="0">
+                <wp:start x="0" y="0"/>
+                <wp:lineTo x="0" y="21429"/>
+                <wp:lineTo x="21463" y="21429"/>
+                <wp:lineTo x="21463" y="0"/>
+                <wp:lineTo x="0" y="0"/>
+              </wp:wrapPolygon>
+            </wp:wrapTight>
+            <wp:docPr id="516225236" name="Рисунок 1"/>
+            <wp:cNvGraphicFramePr>
+              <a:graphicFrameLocks xmlns:a="http://schemas.openxmlformats.org/drawingml/2006/main" noChangeAspect="1"/>
+            </wp:cNvGraphicFramePr>
+            <a:graphic xmlns:a="http://schemas.openxmlformats.org/drawingml/2006/main">
+              <a:graphicData uri="http://schemas.openxmlformats.org/drawingml/2006/picture">
+                <pic:pic xmlns:pic="http://schemas.openxmlformats.org/drawingml/2006/picture">
+                  <pic:nvPicPr>
+                    <pic:cNvPr id="516225236" name=""/>
+                    <pic:cNvPicPr/>
+                  </pic:nvPicPr>
+                  <pic:blipFill>
+                    <a:blip r:embed="rId34">
+                      <a:extLst>
+                        <a:ext uri="{28A0092B-C50C-407E-A947-70E740481C1C}">
+                          <a14:useLocalDpi xmlns:a14="http://schemas.microsoft.com/office/drawing/2010/main" val="0"/>
+                        </a:ext>
+                      </a:extLst>
+                    </a:blip>
+                    <a:stretch>
+                      <a:fillRect/>
+                    </a:stretch>
+                  </pic:blipFill>
+                  <pic:spPr>
+                    <a:xfrm>
+                      <a:off x="0" y="0"/>
+                      <a:ext cx="2204720" cy="2649855"/>
+                    </a:xfrm>
+                    <a:prstGeom prst="rect">
+                      <a:avLst/>
+                    </a:prstGeom>
+                  </pic:spPr>
+                </pic:pic>
+              </a:graphicData>
+            </a:graphic>
+          </wp:anchor>
+        </w:drawing>
+      </w:r>
+      <w:r>
+        <w:t>Выбираем нужную группу из списка и нажимаем «Дополнительно»</w:t>
+      </w:r>
+    </w:p>
+    <w:p/>
+    <w:p/>
+    <w:p/>
+    <w:p/>
+    <w:p/>
+    <w:p/>
+    <w:p/>
+    <w:p>
+      <w:r>
+        <w:t xml:space="preserve">Откроется окно, в котором можно посмотреть действующие разрешения </w:t>
+      </w:r>
+    </w:p>
+    <w:p>
+      <w:r>
+        <w:rPr>
+          <w:noProof/>
+        </w:rPr>
+        <w:drawing>
+          <wp:inline distT="0" distB="0" distL="0" distR="0" wp14:anchorId="45764C9A" wp14:editId="2E24A64F">
+            <wp:extent cx="5623560" cy="3840422"/>
+            <wp:effectExtent l="0" t="0" r="0" b="8255"/>
+            <wp:docPr id="1980987450" name="Рисунок 1"/>
+            <wp:cNvGraphicFramePr>
+              <a:graphicFrameLocks xmlns:a="http://schemas.openxmlformats.org/drawingml/2006/main" noChangeAspect="1"/>
+            </wp:cNvGraphicFramePr>
+            <a:graphic xmlns:a="http://schemas.openxmlformats.org/drawingml/2006/main">
+              <a:graphicData uri="http://schemas.openxmlformats.org/drawingml/2006/picture">
+                <pic:pic xmlns:pic="http://schemas.openxmlformats.org/drawingml/2006/picture">
+                  <pic:nvPicPr>
+                    <pic:cNvPr id="1980987450" name=""/>
+                    <pic:cNvPicPr/>
+                  </pic:nvPicPr>
+                  <pic:blipFill>
+                    <a:blip r:embed="rId35"/>
+                    <a:stretch>
+                      <a:fillRect/>
+                    </a:stretch>
+                  </pic:blipFill>
+                  <pic:spPr>
+                    <a:xfrm>
+                      <a:off x="0" y="0"/>
+                      <a:ext cx="5635210" cy="3848378"/>
+                    </a:xfrm>
+                    <a:prstGeom prst="rect">
+                      <a:avLst/>
+                    </a:prstGeom>
+                  </pic:spPr>
+                </pic:pic>
+              </a:graphicData>
+            </a:graphic>
+          </wp:inline>
+        </w:drawing>
+      </w:r>
+    </w:p>
+    <w:p/>
+    <w:p>
+      <w:r>
+        <w:t>В этом окне можно запросить привилегии какого-то конкретного пользователя во вкладке «Действующие права доступа»</w:t>
+      </w:r>
+    </w:p>
+    <w:p>
+      <w:r>
+        <w:t>Тут выбрать пользователя и нажать кнопку «Посмотреть действующие разрешения»</w:t>
+      </w:r>
+    </w:p>
+    <w:p>
+      <w:r>
+        <w:rPr>
+          <w:noProof/>
+        </w:rPr>
+        <w:lastRenderedPageBreak/>
+        <w:drawing>
+          <wp:inline distT="0" distB="0" distL="0" distR="0" wp14:anchorId="77FCEECF" wp14:editId="5B8340FB">
+            <wp:extent cx="5939790" cy="4049395"/>
+            <wp:effectExtent l="0" t="0" r="3810" b="8255"/>
+            <wp:docPr id="887977673" name="Рисунок 1"/>
+            <wp:cNvGraphicFramePr>
+              <a:graphicFrameLocks xmlns:a="http://schemas.openxmlformats.org/drawingml/2006/main" noChangeAspect="1"/>
+            </wp:cNvGraphicFramePr>
+            <a:graphic xmlns:a="http://schemas.openxmlformats.org/drawingml/2006/main">
+              <a:graphicData uri="http://schemas.openxmlformats.org/drawingml/2006/picture">
+                <pic:pic xmlns:pic="http://schemas.openxmlformats.org/drawingml/2006/picture">
+                  <pic:nvPicPr>
+                    <pic:cNvPr id="887977673" name=""/>
+                    <pic:cNvPicPr/>
+                  </pic:nvPicPr>
+                  <pic:blipFill>
+                    <a:blip r:embed="rId36"/>
+                    <a:stretch>
+                      <a:fillRect/>
+                    </a:stretch>
+                  </pic:blipFill>
+                  <pic:spPr>
+                    <a:xfrm>
+                      <a:off x="0" y="0"/>
+                      <a:ext cx="5939790" cy="4049395"/>
+                    </a:xfrm>
+                    <a:prstGeom prst="rect">
+                      <a:avLst/>
+                    </a:prstGeom>
+                  </pic:spPr>
+                </pic:pic>
+              </a:graphicData>
+            </a:graphic>
+          </wp:inline>
+        </w:drawing>
+      </w:r>
+    </w:p>
+    <w:p/>
+    <w:p>
+      <w:r>
+        <w:rPr>
+          <w:lang w:val="en-US"/>
+        </w:rPr>
+        <w:t>Delegate</w:t>
+      </w:r>
+      <w:r>
+        <w:t xml:space="preserve"> </w:t>
+      </w:r>
+      <w:r>
+        <w:rPr>
+          <w:lang w:val="en-US"/>
+        </w:rPr>
+        <w:t>by</w:t>
+      </w:r>
+      <w:r>
+        <w:t xml:space="preserve"> </w:t>
+      </w:r>
+      <w:r>
+        <w:t xml:space="preserve">позволяет делегировать только часть задач, а </w:t>
+      </w:r>
+      <w:r>
+        <w:rPr>
+          <w:lang w:val="en-US"/>
+        </w:rPr>
+        <w:t>manage</w:t>
+      </w:r>
+      <w:r>
+        <w:t xml:space="preserve"> </w:t>
+      </w:r>
+      <w:r>
+        <w:rPr>
+          <w:lang w:val="en-US"/>
+        </w:rPr>
+        <w:t>by</w:t>
+      </w:r>
+      <w:r>
+        <w:t xml:space="preserve"> </w:t>
+      </w:r>
+      <w:r>
+        <w:t xml:space="preserve">– это правило, которое позволяет делегировать </w:t>
+      </w:r>
+      <w:proofErr w:type="spellStart"/>
+      <w:r>
+        <w:t>ваще</w:t>
+      </w:r>
+      <w:proofErr w:type="spellEnd"/>
+      <w:r>
+        <w:t xml:space="preserve"> всё.</w:t>
+      </w:r>
+    </w:p>
+    <w:p/>
+    <w:p/>
     <w:sectPr>
       <w:pgSz w:w="11906" w:h="16838" w:code="9"/>
       <w:pgMar w:top="1134" w:right="851" w:bottom="1134" w:left="1701" w:header="709" w:footer="709" w:gutter="0"/>
@@ -4706,6 +7848,357 @@
     </w:lvl>
   </w:abstractNum>
   <w:abstractNum w:abstractNumId="1" w15:restartNumberingAfterBreak="0">
+    <w:nsid w:val="07487C83"/>
+    <w:multiLevelType w:val="multilevel"/>
+    <w:tmpl w:val="0D12E060"/>
+    <w:lvl w:ilvl="0">
+      <w:start w:val="1"/>
+      <w:numFmt w:val="bullet"/>
+      <w:lvlText w:val=""/>
+      <w:lvlJc w:val="left"/>
+      <w:pPr>
+        <w:tabs>
+          <w:tab w:val="num" w:pos="720"/>
+        </w:tabs>
+        <w:ind w:left="720" w:hanging="360"/>
+      </w:pPr>
+      <w:rPr>
+        <w:rFonts w:ascii="Symbol" w:hAnsi="Symbol" w:hint="default"/>
+        <w:sz w:val="20"/>
+      </w:rPr>
+    </w:lvl>
+    <w:lvl w:ilvl="1">
+      <w:start w:val="1"/>
+      <w:numFmt w:val="bullet"/>
+      <w:lvlText w:val="o"/>
+      <w:lvlJc w:val="left"/>
+      <w:pPr>
+        <w:tabs>
+          <w:tab w:val="num" w:pos="1440"/>
+        </w:tabs>
+        <w:ind w:left="1440" w:hanging="360"/>
+      </w:pPr>
+      <w:rPr>
+        <w:rFonts w:ascii="Courier New" w:hAnsi="Courier New" w:hint="default"/>
+        <w:sz w:val="20"/>
+      </w:rPr>
+    </w:lvl>
+    <w:lvl w:ilvl="2" w:tentative="1">
+      <w:start w:val="1"/>
+      <w:numFmt w:val="bullet"/>
+      <w:lvlText w:val=""/>
+      <w:lvlJc w:val="left"/>
+      <w:pPr>
+        <w:tabs>
+          <w:tab w:val="num" w:pos="2160"/>
+        </w:tabs>
+        <w:ind w:left="2160" w:hanging="360"/>
+      </w:pPr>
+      <w:rPr>
+        <w:rFonts w:ascii="Wingdings" w:hAnsi="Wingdings" w:hint="default"/>
+        <w:sz w:val="20"/>
+      </w:rPr>
+    </w:lvl>
+    <w:lvl w:ilvl="3" w:tentative="1">
+      <w:start w:val="1"/>
+      <w:numFmt w:val="bullet"/>
+      <w:lvlText w:val=""/>
+      <w:lvlJc w:val="left"/>
+      <w:pPr>
+        <w:tabs>
+          <w:tab w:val="num" w:pos="2880"/>
+        </w:tabs>
+        <w:ind w:left="2880" w:hanging="360"/>
+      </w:pPr>
+      <w:rPr>
+        <w:rFonts w:ascii="Wingdings" w:hAnsi="Wingdings" w:hint="default"/>
+        <w:sz w:val="20"/>
+      </w:rPr>
+    </w:lvl>
+    <w:lvl w:ilvl="4" w:tentative="1">
+      <w:start w:val="1"/>
+      <w:numFmt w:val="bullet"/>
+      <w:lvlText w:val=""/>
+      <w:lvlJc w:val="left"/>
+      <w:pPr>
+        <w:tabs>
+          <w:tab w:val="num" w:pos="3600"/>
+        </w:tabs>
+        <w:ind w:left="3600" w:hanging="360"/>
+      </w:pPr>
+      <w:rPr>
+        <w:rFonts w:ascii="Wingdings" w:hAnsi="Wingdings" w:hint="default"/>
+        <w:sz w:val="20"/>
+      </w:rPr>
+    </w:lvl>
+    <w:lvl w:ilvl="5" w:tentative="1">
+      <w:start w:val="1"/>
+      <w:numFmt w:val="bullet"/>
+      <w:lvlText w:val=""/>
+      <w:lvlJc w:val="left"/>
+      <w:pPr>
+        <w:tabs>
+          <w:tab w:val="num" w:pos="4320"/>
+        </w:tabs>
+        <w:ind w:left="4320" w:hanging="360"/>
+      </w:pPr>
+      <w:rPr>
+        <w:rFonts w:ascii="Wingdings" w:hAnsi="Wingdings" w:hint="default"/>
+        <w:sz w:val="20"/>
+      </w:rPr>
+    </w:lvl>
+    <w:lvl w:ilvl="6" w:tentative="1">
+      <w:start w:val="1"/>
+      <w:numFmt w:val="bullet"/>
+      <w:lvlText w:val=""/>
+      <w:lvlJc w:val="left"/>
+      <w:pPr>
+        <w:tabs>
+          <w:tab w:val="num" w:pos="5040"/>
+        </w:tabs>
+        <w:ind w:left="5040" w:hanging="360"/>
+      </w:pPr>
+      <w:rPr>
+        <w:rFonts w:ascii="Wingdings" w:hAnsi="Wingdings" w:hint="default"/>
+        <w:sz w:val="20"/>
+      </w:rPr>
+    </w:lvl>
+    <w:lvl w:ilvl="7" w:tentative="1">
+      <w:start w:val="1"/>
+      <w:numFmt w:val="bullet"/>
+      <w:lvlText w:val=""/>
+      <w:lvlJc w:val="left"/>
+      <w:pPr>
+        <w:tabs>
+          <w:tab w:val="num" w:pos="5760"/>
+        </w:tabs>
+        <w:ind w:left="5760" w:hanging="360"/>
+      </w:pPr>
+      <w:rPr>
+        <w:rFonts w:ascii="Wingdings" w:hAnsi="Wingdings" w:hint="default"/>
+        <w:sz w:val="20"/>
+      </w:rPr>
+    </w:lvl>
+    <w:lvl w:ilvl="8" w:tentative="1">
+      <w:start w:val="1"/>
+      <w:numFmt w:val="bullet"/>
+      <w:lvlText w:val=""/>
+      <w:lvlJc w:val="left"/>
+      <w:pPr>
+        <w:tabs>
+          <w:tab w:val="num" w:pos="6480"/>
+        </w:tabs>
+        <w:ind w:left="6480" w:hanging="360"/>
+      </w:pPr>
+      <w:rPr>
+        <w:rFonts w:ascii="Wingdings" w:hAnsi="Wingdings" w:hint="default"/>
+        <w:sz w:val="20"/>
+      </w:rPr>
+    </w:lvl>
+  </w:abstractNum>
+  <w:abstractNum w:abstractNumId="2" w15:restartNumberingAfterBreak="0">
+    <w:nsid w:val="075C0BA3"/>
+    <w:multiLevelType w:val="hybridMultilevel"/>
+    <w:tmpl w:val="D4FC4B30"/>
+    <w:lvl w:ilvl="0" w:tplc="0419000F">
+      <w:start w:val="1"/>
+      <w:numFmt w:val="decimal"/>
+      <w:lvlText w:val="%1."/>
+      <w:lvlJc w:val="left"/>
+      <w:pPr>
+        <w:ind w:left="720" w:hanging="360"/>
+      </w:pPr>
+      <w:rPr>
+        <w:rFonts w:hint="default"/>
+      </w:rPr>
+    </w:lvl>
+    <w:lvl w:ilvl="1" w:tplc="04190019" w:tentative="1">
+      <w:start w:val="1"/>
+      <w:numFmt w:val="lowerLetter"/>
+      <w:lvlText w:val="%2."/>
+      <w:lvlJc w:val="left"/>
+      <w:pPr>
+        <w:ind w:left="1440" w:hanging="360"/>
+      </w:pPr>
+    </w:lvl>
+    <w:lvl w:ilvl="2" w:tplc="0419001B" w:tentative="1">
+      <w:start w:val="1"/>
+      <w:numFmt w:val="lowerRoman"/>
+      <w:lvlText w:val="%3."/>
+      <w:lvlJc w:val="right"/>
+      <w:pPr>
+        <w:ind w:left="2160" w:hanging="180"/>
+      </w:pPr>
+    </w:lvl>
+    <w:lvl w:ilvl="3" w:tplc="0419000F" w:tentative="1">
+      <w:start w:val="1"/>
+      <w:numFmt w:val="decimal"/>
+      <w:lvlText w:val="%4."/>
+      <w:lvlJc w:val="left"/>
+      <w:pPr>
+        <w:ind w:left="2880" w:hanging="360"/>
+      </w:pPr>
+    </w:lvl>
+    <w:lvl w:ilvl="4" w:tplc="04190019" w:tentative="1">
+      <w:start w:val="1"/>
+      <w:numFmt w:val="lowerLetter"/>
+      <w:lvlText w:val="%5."/>
+      <w:lvlJc w:val="left"/>
+      <w:pPr>
+        <w:ind w:left="3600" w:hanging="360"/>
+      </w:pPr>
+    </w:lvl>
+    <w:lvl w:ilvl="5" w:tplc="0419001B" w:tentative="1">
+      <w:start w:val="1"/>
+      <w:numFmt w:val="lowerRoman"/>
+      <w:lvlText w:val="%6."/>
+      <w:lvlJc w:val="right"/>
+      <w:pPr>
+        <w:ind w:left="4320" w:hanging="180"/>
+      </w:pPr>
+    </w:lvl>
+    <w:lvl w:ilvl="6" w:tplc="0419000F" w:tentative="1">
+      <w:start w:val="1"/>
+      <w:numFmt w:val="decimal"/>
+      <w:lvlText w:val="%7."/>
+      <w:lvlJc w:val="left"/>
+      <w:pPr>
+        <w:ind w:left="5040" w:hanging="360"/>
+      </w:pPr>
+    </w:lvl>
+    <w:lvl w:ilvl="7" w:tplc="04190019" w:tentative="1">
+      <w:start w:val="1"/>
+      <w:numFmt w:val="lowerLetter"/>
+      <w:lvlText w:val="%8."/>
+      <w:lvlJc w:val="left"/>
+      <w:pPr>
+        <w:ind w:left="5760" w:hanging="360"/>
+      </w:pPr>
+    </w:lvl>
+    <w:lvl w:ilvl="8" w:tplc="0419001B" w:tentative="1">
+      <w:start w:val="1"/>
+      <w:numFmt w:val="lowerRoman"/>
+      <w:lvlText w:val="%9."/>
+      <w:lvlJc w:val="right"/>
+      <w:pPr>
+        <w:ind w:left="6480" w:hanging="180"/>
+      </w:pPr>
+    </w:lvl>
+  </w:abstractNum>
+  <w:abstractNum w:abstractNumId="3" w15:restartNumberingAfterBreak="0">
+    <w:nsid w:val="09D97767"/>
+    <w:multiLevelType w:val="multilevel"/>
+    <w:tmpl w:val="E9FAA7E8"/>
+    <w:lvl w:ilvl="0">
+      <w:start w:val="1"/>
+      <w:numFmt w:val="decimal"/>
+      <w:lvlText w:val="%1."/>
+      <w:lvlJc w:val="left"/>
+      <w:pPr>
+        <w:tabs>
+          <w:tab w:val="num" w:pos="720"/>
+        </w:tabs>
+        <w:ind w:left="720" w:hanging="360"/>
+      </w:pPr>
+    </w:lvl>
+    <w:lvl w:ilvl="1" w:tentative="1">
+      <w:start w:val="1"/>
+      <w:numFmt w:val="decimal"/>
+      <w:lvlText w:val="%2."/>
+      <w:lvlJc w:val="left"/>
+      <w:pPr>
+        <w:tabs>
+          <w:tab w:val="num" w:pos="1440"/>
+        </w:tabs>
+        <w:ind w:left="1440" w:hanging="360"/>
+      </w:pPr>
+    </w:lvl>
+    <w:lvl w:ilvl="2" w:tentative="1">
+      <w:start w:val="1"/>
+      <w:numFmt w:val="decimal"/>
+      <w:lvlText w:val="%3."/>
+      <w:lvlJc w:val="left"/>
+      <w:pPr>
+        <w:tabs>
+          <w:tab w:val="num" w:pos="2160"/>
+        </w:tabs>
+        <w:ind w:left="2160" w:hanging="360"/>
+      </w:pPr>
+    </w:lvl>
+    <w:lvl w:ilvl="3" w:tentative="1">
+      <w:start w:val="1"/>
+      <w:numFmt w:val="decimal"/>
+      <w:lvlText w:val="%4."/>
+      <w:lvlJc w:val="left"/>
+      <w:pPr>
+        <w:tabs>
+          <w:tab w:val="num" w:pos="2880"/>
+        </w:tabs>
+        <w:ind w:left="2880" w:hanging="360"/>
+      </w:pPr>
+    </w:lvl>
+    <w:lvl w:ilvl="4" w:tentative="1">
+      <w:start w:val="1"/>
+      <w:numFmt w:val="decimal"/>
+      <w:lvlText w:val="%5."/>
+      <w:lvlJc w:val="left"/>
+      <w:pPr>
+        <w:tabs>
+          <w:tab w:val="num" w:pos="3600"/>
+        </w:tabs>
+        <w:ind w:left="3600" w:hanging="360"/>
+      </w:pPr>
+    </w:lvl>
+    <w:lvl w:ilvl="5" w:tentative="1">
+      <w:start w:val="1"/>
+      <w:numFmt w:val="decimal"/>
+      <w:lvlText w:val="%6."/>
+      <w:lvlJc w:val="left"/>
+      <w:pPr>
+        <w:tabs>
+          <w:tab w:val="num" w:pos="4320"/>
+        </w:tabs>
+        <w:ind w:left="4320" w:hanging="360"/>
+      </w:pPr>
+    </w:lvl>
+    <w:lvl w:ilvl="6" w:tentative="1">
+      <w:start w:val="1"/>
+      <w:numFmt w:val="decimal"/>
+      <w:lvlText w:val="%7."/>
+      <w:lvlJc w:val="left"/>
+      <w:pPr>
+        <w:tabs>
+          <w:tab w:val="num" w:pos="5040"/>
+        </w:tabs>
+        <w:ind w:left="5040" w:hanging="360"/>
+      </w:pPr>
+    </w:lvl>
+    <w:lvl w:ilvl="7" w:tentative="1">
+      <w:start w:val="1"/>
+      <w:numFmt w:val="decimal"/>
+      <w:lvlText w:val="%8."/>
+      <w:lvlJc w:val="left"/>
+      <w:pPr>
+        <w:tabs>
+          <w:tab w:val="num" w:pos="5760"/>
+        </w:tabs>
+        <w:ind w:left="5760" w:hanging="360"/>
+      </w:pPr>
+    </w:lvl>
+    <w:lvl w:ilvl="8" w:tentative="1">
+      <w:start w:val="1"/>
+      <w:numFmt w:val="decimal"/>
+      <w:lvlText w:val="%9."/>
+      <w:lvlJc w:val="left"/>
+      <w:pPr>
+        <w:tabs>
+          <w:tab w:val="num" w:pos="6480"/>
+        </w:tabs>
+        <w:ind w:left="6480" w:hanging="360"/>
+      </w:pPr>
+    </w:lvl>
+  </w:abstractNum>
+  <w:abstractNum w:abstractNumId="4" w15:restartNumberingAfterBreak="0">
     <w:nsid w:val="1FBD5DCF"/>
     <w:multiLevelType w:val="hybridMultilevel"/>
     <w:tmpl w:val="1A26810A"/>
@@ -4818,7 +8311,7 @@
       </w:rPr>
     </w:lvl>
   </w:abstractNum>
-  <w:abstractNum w:abstractNumId="2" w15:restartNumberingAfterBreak="0">
+  <w:abstractNum w:abstractNumId="5" w15:restartNumberingAfterBreak="0">
     <w:nsid w:val="21B5638E"/>
     <w:multiLevelType w:val="hybridMultilevel"/>
     <w:tmpl w:val="1D34948E"/>
@@ -4907,7 +8400,7 @@
       </w:pPr>
     </w:lvl>
   </w:abstractNum>
-  <w:abstractNum w:abstractNumId="3" w15:restartNumberingAfterBreak="0">
+  <w:abstractNum w:abstractNumId="6" w15:restartNumberingAfterBreak="0">
     <w:nsid w:val="2CA041DB"/>
     <w:multiLevelType w:val="hybridMultilevel"/>
     <w:tmpl w:val="17545DAA"/>
@@ -4996,7 +8489,7 @@
       </w:pPr>
     </w:lvl>
   </w:abstractNum>
-  <w:abstractNum w:abstractNumId="4" w15:restartNumberingAfterBreak="0">
+  <w:abstractNum w:abstractNumId="7" w15:restartNumberingAfterBreak="0">
     <w:nsid w:val="34141085"/>
     <w:multiLevelType w:val="hybridMultilevel"/>
     <w:tmpl w:val="89FC04E6"/>
@@ -5085,7 +8578,7 @@
       </w:pPr>
     </w:lvl>
   </w:abstractNum>
-  <w:abstractNum w:abstractNumId="5" w15:restartNumberingAfterBreak="0">
+  <w:abstractNum w:abstractNumId="8" w15:restartNumberingAfterBreak="0">
     <w:nsid w:val="37C66927"/>
     <w:multiLevelType w:val="hybridMultilevel"/>
     <w:tmpl w:val="B9B26406"/>
@@ -5198,7 +8691,7 @@
       </w:rPr>
     </w:lvl>
   </w:abstractNum>
-  <w:abstractNum w:abstractNumId="6" w15:restartNumberingAfterBreak="0">
+  <w:abstractNum w:abstractNumId="9" w15:restartNumberingAfterBreak="0">
     <w:nsid w:val="3ABA1EAB"/>
     <w:multiLevelType w:val="hybridMultilevel"/>
     <w:tmpl w:val="48623D62"/>
@@ -5287,7 +8780,7 @@
       </w:pPr>
     </w:lvl>
   </w:abstractNum>
-  <w:abstractNum w:abstractNumId="7" w15:restartNumberingAfterBreak="0">
+  <w:abstractNum w:abstractNumId="10" w15:restartNumberingAfterBreak="0">
     <w:nsid w:val="3B1316C7"/>
     <w:multiLevelType w:val="hybridMultilevel"/>
     <w:tmpl w:val="2DDCA38E"/>
@@ -5400,7 +8893,7 @@
       </w:rPr>
     </w:lvl>
   </w:abstractNum>
-  <w:abstractNum w:abstractNumId="8" w15:restartNumberingAfterBreak="0">
+  <w:abstractNum w:abstractNumId="11" w15:restartNumberingAfterBreak="0">
     <w:nsid w:val="3B3A6466"/>
     <w:multiLevelType w:val="hybridMultilevel"/>
     <w:tmpl w:val="E384BC20"/>
@@ -5513,7 +9006,7 @@
       </w:rPr>
     </w:lvl>
   </w:abstractNum>
-  <w:abstractNum w:abstractNumId="9" w15:restartNumberingAfterBreak="0">
+  <w:abstractNum w:abstractNumId="12" w15:restartNumberingAfterBreak="0">
     <w:nsid w:val="3B920940"/>
     <w:multiLevelType w:val="hybridMultilevel"/>
     <w:tmpl w:val="81AAEA8C"/>
@@ -5602,7 +9095,7 @@
       </w:pPr>
     </w:lvl>
   </w:abstractNum>
-  <w:abstractNum w:abstractNumId="10" w15:restartNumberingAfterBreak="0">
+  <w:abstractNum w:abstractNumId="13" w15:restartNumberingAfterBreak="0">
     <w:nsid w:val="46735F7C"/>
     <w:multiLevelType w:val="hybridMultilevel"/>
     <w:tmpl w:val="8F9A967C"/>
@@ -5715,7 +9208,7 @@
       </w:rPr>
     </w:lvl>
   </w:abstractNum>
-  <w:abstractNum w:abstractNumId="11" w15:restartNumberingAfterBreak="0">
+  <w:abstractNum w:abstractNumId="14" w15:restartNumberingAfterBreak="0">
     <w:nsid w:val="4CBB6471"/>
     <w:multiLevelType w:val="hybridMultilevel"/>
     <w:tmpl w:val="45DC5DC0"/>
@@ -5804,7 +9297,7 @@
       </w:pPr>
     </w:lvl>
   </w:abstractNum>
-  <w:abstractNum w:abstractNumId="12" w15:restartNumberingAfterBreak="0">
+  <w:abstractNum w:abstractNumId="15" w15:restartNumberingAfterBreak="0">
     <w:nsid w:val="4FF24ACF"/>
     <w:multiLevelType w:val="hybridMultilevel"/>
     <w:tmpl w:val="45DC5DC0"/>
@@ -5893,7 +9386,156 @@
       </w:pPr>
     </w:lvl>
   </w:abstractNum>
-  <w:abstractNum w:abstractNumId="13" w15:restartNumberingAfterBreak="0">
+  <w:abstractNum w:abstractNumId="16" w15:restartNumberingAfterBreak="0">
+    <w:nsid w:val="51683DA0"/>
+    <w:multiLevelType w:val="multilevel"/>
+    <w:tmpl w:val="D1949956"/>
+    <w:lvl w:ilvl="0">
+      <w:start w:val="1"/>
+      <w:numFmt w:val="bullet"/>
+      <w:lvlText w:val=""/>
+      <w:lvlJc w:val="left"/>
+      <w:pPr>
+        <w:tabs>
+          <w:tab w:val="num" w:pos="720"/>
+        </w:tabs>
+        <w:ind w:left="720" w:hanging="360"/>
+      </w:pPr>
+      <w:rPr>
+        <w:rFonts w:ascii="Symbol" w:hAnsi="Symbol" w:hint="default"/>
+        <w:sz w:val="20"/>
+      </w:rPr>
+    </w:lvl>
+    <w:lvl w:ilvl="1" w:tentative="1">
+      <w:start w:val="1"/>
+      <w:numFmt w:val="bullet"/>
+      <w:lvlText w:val=""/>
+      <w:lvlJc w:val="left"/>
+      <w:pPr>
+        <w:tabs>
+          <w:tab w:val="num" w:pos="1440"/>
+        </w:tabs>
+        <w:ind w:left="1440" w:hanging="360"/>
+      </w:pPr>
+      <w:rPr>
+        <w:rFonts w:ascii="Symbol" w:hAnsi="Symbol" w:hint="default"/>
+        <w:sz w:val="20"/>
+      </w:rPr>
+    </w:lvl>
+    <w:lvl w:ilvl="2" w:tentative="1">
+      <w:start w:val="1"/>
+      <w:numFmt w:val="bullet"/>
+      <w:lvlText w:val=""/>
+      <w:lvlJc w:val="left"/>
+      <w:pPr>
+        <w:tabs>
+          <w:tab w:val="num" w:pos="2160"/>
+        </w:tabs>
+        <w:ind w:left="2160" w:hanging="360"/>
+      </w:pPr>
+      <w:rPr>
+        <w:rFonts w:ascii="Symbol" w:hAnsi="Symbol" w:hint="default"/>
+        <w:sz w:val="20"/>
+      </w:rPr>
+    </w:lvl>
+    <w:lvl w:ilvl="3" w:tentative="1">
+      <w:start w:val="1"/>
+      <w:numFmt w:val="bullet"/>
+      <w:lvlText w:val=""/>
+      <w:lvlJc w:val="left"/>
+      <w:pPr>
+        <w:tabs>
+          <w:tab w:val="num" w:pos="2880"/>
+        </w:tabs>
+        <w:ind w:left="2880" w:hanging="360"/>
+      </w:pPr>
+      <w:rPr>
+        <w:rFonts w:ascii="Symbol" w:hAnsi="Symbol" w:hint="default"/>
+        <w:sz w:val="20"/>
+      </w:rPr>
+    </w:lvl>
+    <w:lvl w:ilvl="4" w:tentative="1">
+      <w:start w:val="1"/>
+      <w:numFmt w:val="bullet"/>
+      <w:lvlText w:val=""/>
+      <w:lvlJc w:val="left"/>
+      <w:pPr>
+        <w:tabs>
+          <w:tab w:val="num" w:pos="3600"/>
+        </w:tabs>
+        <w:ind w:left="3600" w:hanging="360"/>
+      </w:pPr>
+      <w:rPr>
+        <w:rFonts w:ascii="Symbol" w:hAnsi="Symbol" w:hint="default"/>
+        <w:sz w:val="20"/>
+      </w:rPr>
+    </w:lvl>
+    <w:lvl w:ilvl="5" w:tentative="1">
+      <w:start w:val="1"/>
+      <w:numFmt w:val="bullet"/>
+      <w:lvlText w:val=""/>
+      <w:lvlJc w:val="left"/>
+      <w:pPr>
+        <w:tabs>
+          <w:tab w:val="num" w:pos="4320"/>
+        </w:tabs>
+        <w:ind w:left="4320" w:hanging="360"/>
+      </w:pPr>
+      <w:rPr>
+        <w:rFonts w:ascii="Symbol" w:hAnsi="Symbol" w:hint="default"/>
+        <w:sz w:val="20"/>
+      </w:rPr>
+    </w:lvl>
+    <w:lvl w:ilvl="6" w:tentative="1">
+      <w:start w:val="1"/>
+      <w:numFmt w:val="bullet"/>
+      <w:lvlText w:val=""/>
+      <w:lvlJc w:val="left"/>
+      <w:pPr>
+        <w:tabs>
+          <w:tab w:val="num" w:pos="5040"/>
+        </w:tabs>
+        <w:ind w:left="5040" w:hanging="360"/>
+      </w:pPr>
+      <w:rPr>
+        <w:rFonts w:ascii="Symbol" w:hAnsi="Symbol" w:hint="default"/>
+        <w:sz w:val="20"/>
+      </w:rPr>
+    </w:lvl>
+    <w:lvl w:ilvl="7" w:tentative="1">
+      <w:start w:val="1"/>
+      <w:numFmt w:val="bullet"/>
+      <w:lvlText w:val=""/>
+      <w:lvlJc w:val="left"/>
+      <w:pPr>
+        <w:tabs>
+          <w:tab w:val="num" w:pos="5760"/>
+        </w:tabs>
+        <w:ind w:left="5760" w:hanging="360"/>
+      </w:pPr>
+      <w:rPr>
+        <w:rFonts w:ascii="Symbol" w:hAnsi="Symbol" w:hint="default"/>
+        <w:sz w:val="20"/>
+      </w:rPr>
+    </w:lvl>
+    <w:lvl w:ilvl="8" w:tentative="1">
+      <w:start w:val="1"/>
+      <w:numFmt w:val="bullet"/>
+      <w:lvlText w:val=""/>
+      <w:lvlJc w:val="left"/>
+      <w:pPr>
+        <w:tabs>
+          <w:tab w:val="num" w:pos="6480"/>
+        </w:tabs>
+        <w:ind w:left="6480" w:hanging="360"/>
+      </w:pPr>
+      <w:rPr>
+        <w:rFonts w:ascii="Symbol" w:hAnsi="Symbol" w:hint="default"/>
+        <w:sz w:val="20"/>
+      </w:rPr>
+    </w:lvl>
+  </w:abstractNum>
+  <w:abstractNum w:abstractNumId="17" w15:restartNumberingAfterBreak="0">
     <w:nsid w:val="54FF7882"/>
     <w:multiLevelType w:val="hybridMultilevel"/>
     <w:tmpl w:val="B59A6F48"/>
@@ -5982,7 +9624,96 @@
       </w:pPr>
     </w:lvl>
   </w:abstractNum>
-  <w:abstractNum w:abstractNumId="14" w15:restartNumberingAfterBreak="0">
+  <w:abstractNum w:abstractNumId="18" w15:restartNumberingAfterBreak="0">
+    <w:nsid w:val="5AA95F2A"/>
+    <w:multiLevelType w:val="hybridMultilevel"/>
+    <w:tmpl w:val="0B52CD56"/>
+    <w:lvl w:ilvl="0" w:tplc="0419000F">
+      <w:start w:val="1"/>
+      <w:numFmt w:val="decimal"/>
+      <w:lvlText w:val="%1."/>
+      <w:lvlJc w:val="left"/>
+      <w:pPr>
+        <w:ind w:left="720" w:hanging="360"/>
+      </w:pPr>
+      <w:rPr>
+        <w:rFonts w:hint="default"/>
+      </w:rPr>
+    </w:lvl>
+    <w:lvl w:ilvl="1" w:tplc="04190019" w:tentative="1">
+      <w:start w:val="1"/>
+      <w:numFmt w:val="lowerLetter"/>
+      <w:lvlText w:val="%2."/>
+      <w:lvlJc w:val="left"/>
+      <w:pPr>
+        <w:ind w:left="1440" w:hanging="360"/>
+      </w:pPr>
+    </w:lvl>
+    <w:lvl w:ilvl="2" w:tplc="0419001B" w:tentative="1">
+      <w:start w:val="1"/>
+      <w:numFmt w:val="lowerRoman"/>
+      <w:lvlText w:val="%3."/>
+      <w:lvlJc w:val="right"/>
+      <w:pPr>
+        <w:ind w:left="2160" w:hanging="180"/>
+      </w:pPr>
+    </w:lvl>
+    <w:lvl w:ilvl="3" w:tplc="0419000F" w:tentative="1">
+      <w:start w:val="1"/>
+      <w:numFmt w:val="decimal"/>
+      <w:lvlText w:val="%4."/>
+      <w:lvlJc w:val="left"/>
+      <w:pPr>
+        <w:ind w:left="2880" w:hanging="360"/>
+      </w:pPr>
+    </w:lvl>
+    <w:lvl w:ilvl="4" w:tplc="04190019" w:tentative="1">
+      <w:start w:val="1"/>
+      <w:numFmt w:val="lowerLetter"/>
+      <w:lvlText w:val="%5."/>
+      <w:lvlJc w:val="left"/>
+      <w:pPr>
+        <w:ind w:left="3600" w:hanging="360"/>
+      </w:pPr>
+    </w:lvl>
+    <w:lvl w:ilvl="5" w:tplc="0419001B" w:tentative="1">
+      <w:start w:val="1"/>
+      <w:numFmt w:val="lowerRoman"/>
+      <w:lvlText w:val="%6."/>
+      <w:lvlJc w:val="right"/>
+      <w:pPr>
+        <w:ind w:left="4320" w:hanging="180"/>
+      </w:pPr>
+    </w:lvl>
+    <w:lvl w:ilvl="6" w:tplc="0419000F" w:tentative="1">
+      <w:start w:val="1"/>
+      <w:numFmt w:val="decimal"/>
+      <w:lvlText w:val="%7."/>
+      <w:lvlJc w:val="left"/>
+      <w:pPr>
+        <w:ind w:left="5040" w:hanging="360"/>
+      </w:pPr>
+    </w:lvl>
+    <w:lvl w:ilvl="7" w:tplc="04190019" w:tentative="1">
+      <w:start w:val="1"/>
+      <w:numFmt w:val="lowerLetter"/>
+      <w:lvlText w:val="%8."/>
+      <w:lvlJc w:val="left"/>
+      <w:pPr>
+        <w:ind w:left="5760" w:hanging="360"/>
+      </w:pPr>
+    </w:lvl>
+    <w:lvl w:ilvl="8" w:tplc="0419001B" w:tentative="1">
+      <w:start w:val="1"/>
+      <w:numFmt w:val="lowerRoman"/>
+      <w:lvlText w:val="%9."/>
+      <w:lvlJc w:val="right"/>
+      <w:pPr>
+        <w:ind w:left="6480" w:hanging="180"/>
+      </w:pPr>
+    </w:lvl>
+  </w:abstractNum>
+  <w:abstractNum w:abstractNumId="19" w15:restartNumberingAfterBreak="0">
     <w:nsid w:val="5F3E16C9"/>
     <w:multiLevelType w:val="hybridMultilevel"/>
     <w:tmpl w:val="F8BE5B24"/>
@@ -6071,7 +9802,156 @@
       </w:pPr>
     </w:lvl>
   </w:abstractNum>
-  <w:abstractNum w:abstractNumId="15" w15:restartNumberingAfterBreak="0">
+  <w:abstractNum w:abstractNumId="20" w15:restartNumberingAfterBreak="0">
+    <w:nsid w:val="6244173E"/>
+    <w:multiLevelType w:val="multilevel"/>
+    <w:tmpl w:val="937C83E6"/>
+    <w:lvl w:ilvl="0">
+      <w:start w:val="1"/>
+      <w:numFmt w:val="bullet"/>
+      <w:lvlText w:val=""/>
+      <w:lvlJc w:val="left"/>
+      <w:pPr>
+        <w:tabs>
+          <w:tab w:val="num" w:pos="720"/>
+        </w:tabs>
+        <w:ind w:left="720" w:hanging="360"/>
+      </w:pPr>
+      <w:rPr>
+        <w:rFonts w:ascii="Symbol" w:hAnsi="Symbol" w:hint="default"/>
+        <w:sz w:val="20"/>
+      </w:rPr>
+    </w:lvl>
+    <w:lvl w:ilvl="1" w:tentative="1">
+      <w:start w:val="1"/>
+      <w:numFmt w:val="bullet"/>
+      <w:lvlText w:val="o"/>
+      <w:lvlJc w:val="left"/>
+      <w:pPr>
+        <w:tabs>
+          <w:tab w:val="num" w:pos="1440"/>
+        </w:tabs>
+        <w:ind w:left="1440" w:hanging="360"/>
+      </w:pPr>
+      <w:rPr>
+        <w:rFonts w:ascii="Courier New" w:hAnsi="Courier New" w:hint="default"/>
+        <w:sz w:val="20"/>
+      </w:rPr>
+    </w:lvl>
+    <w:lvl w:ilvl="2" w:tentative="1">
+      <w:start w:val="1"/>
+      <w:numFmt w:val="bullet"/>
+      <w:lvlText w:val=""/>
+      <w:lvlJc w:val="left"/>
+      <w:pPr>
+        <w:tabs>
+          <w:tab w:val="num" w:pos="2160"/>
+        </w:tabs>
+        <w:ind w:left="2160" w:hanging="360"/>
+      </w:pPr>
+      <w:rPr>
+        <w:rFonts w:ascii="Wingdings" w:hAnsi="Wingdings" w:hint="default"/>
+        <w:sz w:val="20"/>
+      </w:rPr>
+    </w:lvl>
+    <w:lvl w:ilvl="3" w:tentative="1">
+      <w:start w:val="1"/>
+      <w:numFmt w:val="bullet"/>
+      <w:lvlText w:val=""/>
+      <w:lvlJc w:val="left"/>
+      <w:pPr>
+        <w:tabs>
+          <w:tab w:val="num" w:pos="2880"/>
+        </w:tabs>
+        <w:ind w:left="2880" w:hanging="360"/>
+      </w:pPr>
+      <w:rPr>
+        <w:rFonts w:ascii="Wingdings" w:hAnsi="Wingdings" w:hint="default"/>
+        <w:sz w:val="20"/>
+      </w:rPr>
+    </w:lvl>
+    <w:lvl w:ilvl="4" w:tentative="1">
+      <w:start w:val="1"/>
+      <w:numFmt w:val="bullet"/>
+      <w:lvlText w:val=""/>
+      <w:lvlJc w:val="left"/>
+      <w:pPr>
+        <w:tabs>
+          <w:tab w:val="num" w:pos="3600"/>
+        </w:tabs>
+        <w:ind w:left="3600" w:hanging="360"/>
+      </w:pPr>
+      <w:rPr>
+        <w:rFonts w:ascii="Wingdings" w:hAnsi="Wingdings" w:hint="default"/>
+        <w:sz w:val="20"/>
+      </w:rPr>
+    </w:lvl>
+    <w:lvl w:ilvl="5" w:tentative="1">
+      <w:start w:val="1"/>
+      <w:numFmt w:val="bullet"/>
+      <w:lvlText w:val=""/>
+      <w:lvlJc w:val="left"/>
+      <w:pPr>
+        <w:tabs>
+          <w:tab w:val="num" w:pos="4320"/>
+        </w:tabs>
+        <w:ind w:left="4320" w:hanging="360"/>
+      </w:pPr>
+      <w:rPr>
+        <w:rFonts w:ascii="Wingdings" w:hAnsi="Wingdings" w:hint="default"/>
+        <w:sz w:val="20"/>
+      </w:rPr>
+    </w:lvl>
+    <w:lvl w:ilvl="6" w:tentative="1">
+      <w:start w:val="1"/>
+      <w:numFmt w:val="bullet"/>
+      <w:lvlText w:val=""/>
+      <w:lvlJc w:val="left"/>
+      <w:pPr>
+        <w:tabs>
+          <w:tab w:val="num" w:pos="5040"/>
+        </w:tabs>
+        <w:ind w:left="5040" w:hanging="360"/>
+      </w:pPr>
+      <w:rPr>
+        <w:rFonts w:ascii="Wingdings" w:hAnsi="Wingdings" w:hint="default"/>
+        <w:sz w:val="20"/>
+      </w:rPr>
+    </w:lvl>
+    <w:lvl w:ilvl="7" w:tentative="1">
+      <w:start w:val="1"/>
+      <w:numFmt w:val="bullet"/>
+      <w:lvlText w:val=""/>
+      <w:lvlJc w:val="left"/>
+      <w:pPr>
+        <w:tabs>
+          <w:tab w:val="num" w:pos="5760"/>
+        </w:tabs>
+        <w:ind w:left="5760" w:hanging="360"/>
+      </w:pPr>
+      <w:rPr>
+        <w:rFonts w:ascii="Wingdings" w:hAnsi="Wingdings" w:hint="default"/>
+        <w:sz w:val="20"/>
+      </w:rPr>
+    </w:lvl>
+    <w:lvl w:ilvl="8" w:tentative="1">
+      <w:start w:val="1"/>
+      <w:numFmt w:val="bullet"/>
+      <w:lvlText w:val=""/>
+      <w:lvlJc w:val="left"/>
+      <w:pPr>
+        <w:tabs>
+          <w:tab w:val="num" w:pos="6480"/>
+        </w:tabs>
+        <w:ind w:left="6480" w:hanging="360"/>
+      </w:pPr>
+      <w:rPr>
+        <w:rFonts w:ascii="Wingdings" w:hAnsi="Wingdings" w:hint="default"/>
+        <w:sz w:val="20"/>
+      </w:rPr>
+    </w:lvl>
+  </w:abstractNum>
+  <w:abstractNum w:abstractNumId="21" w15:restartNumberingAfterBreak="0">
     <w:nsid w:val="64BC4B41"/>
     <w:multiLevelType w:val="hybridMultilevel"/>
     <w:tmpl w:val="296A54A4"/>
@@ -6160,7 +10040,7 @@
       </w:pPr>
     </w:lvl>
   </w:abstractNum>
-  <w:abstractNum w:abstractNumId="16" w15:restartNumberingAfterBreak="0">
+  <w:abstractNum w:abstractNumId="22" w15:restartNumberingAfterBreak="0">
     <w:nsid w:val="683056B3"/>
     <w:multiLevelType w:val="hybridMultilevel"/>
     <w:tmpl w:val="C5A4C668"/>
@@ -6273,7 +10153,7 @@
       </w:rPr>
     </w:lvl>
   </w:abstractNum>
-  <w:abstractNum w:abstractNumId="17" w15:restartNumberingAfterBreak="0">
+  <w:abstractNum w:abstractNumId="23" w15:restartNumberingAfterBreak="0">
     <w:nsid w:val="7823182E"/>
     <w:multiLevelType w:val="hybridMultilevel"/>
     <w:tmpl w:val="8CD8A1BC"/>
@@ -6386,7 +10266,7 @@
       </w:rPr>
     </w:lvl>
   </w:abstractNum>
-  <w:abstractNum w:abstractNumId="18" w15:restartNumberingAfterBreak="0">
+  <w:abstractNum w:abstractNumId="24" w15:restartNumberingAfterBreak="0">
     <w:nsid w:val="78B0553C"/>
     <w:multiLevelType w:val="hybridMultilevel"/>
     <w:tmpl w:val="9848945E"/>
@@ -6475,62 +10355,232 @@
       </w:pPr>
     </w:lvl>
   </w:abstractNum>
+  <w:abstractNum w:abstractNumId="25" w15:restartNumberingAfterBreak="0">
+    <w:nsid w:val="7AB5458F"/>
+    <w:multiLevelType w:val="multilevel"/>
+    <w:tmpl w:val="6FCC872A"/>
+    <w:lvl w:ilvl="0">
+      <w:start w:val="1"/>
+      <w:numFmt w:val="bullet"/>
+      <w:lvlText w:val=""/>
+      <w:lvlJc w:val="left"/>
+      <w:pPr>
+        <w:tabs>
+          <w:tab w:val="num" w:pos="720"/>
+        </w:tabs>
+        <w:ind w:left="720" w:hanging="360"/>
+      </w:pPr>
+      <w:rPr>
+        <w:rFonts w:ascii="Symbol" w:hAnsi="Symbol" w:hint="default"/>
+        <w:sz w:val="20"/>
+      </w:rPr>
+    </w:lvl>
+    <w:lvl w:ilvl="1" w:tentative="1">
+      <w:start w:val="1"/>
+      <w:numFmt w:val="bullet"/>
+      <w:lvlText w:val="o"/>
+      <w:lvlJc w:val="left"/>
+      <w:pPr>
+        <w:tabs>
+          <w:tab w:val="num" w:pos="1440"/>
+        </w:tabs>
+        <w:ind w:left="1440" w:hanging="360"/>
+      </w:pPr>
+      <w:rPr>
+        <w:rFonts w:ascii="Courier New" w:hAnsi="Courier New" w:hint="default"/>
+        <w:sz w:val="20"/>
+      </w:rPr>
+    </w:lvl>
+    <w:lvl w:ilvl="2" w:tentative="1">
+      <w:start w:val="1"/>
+      <w:numFmt w:val="bullet"/>
+      <w:lvlText w:val=""/>
+      <w:lvlJc w:val="left"/>
+      <w:pPr>
+        <w:tabs>
+          <w:tab w:val="num" w:pos="2160"/>
+        </w:tabs>
+        <w:ind w:left="2160" w:hanging="360"/>
+      </w:pPr>
+      <w:rPr>
+        <w:rFonts w:ascii="Wingdings" w:hAnsi="Wingdings" w:hint="default"/>
+        <w:sz w:val="20"/>
+      </w:rPr>
+    </w:lvl>
+    <w:lvl w:ilvl="3" w:tentative="1">
+      <w:start w:val="1"/>
+      <w:numFmt w:val="bullet"/>
+      <w:lvlText w:val=""/>
+      <w:lvlJc w:val="left"/>
+      <w:pPr>
+        <w:tabs>
+          <w:tab w:val="num" w:pos="2880"/>
+        </w:tabs>
+        <w:ind w:left="2880" w:hanging="360"/>
+      </w:pPr>
+      <w:rPr>
+        <w:rFonts w:ascii="Wingdings" w:hAnsi="Wingdings" w:hint="default"/>
+        <w:sz w:val="20"/>
+      </w:rPr>
+    </w:lvl>
+    <w:lvl w:ilvl="4" w:tentative="1">
+      <w:start w:val="1"/>
+      <w:numFmt w:val="bullet"/>
+      <w:lvlText w:val=""/>
+      <w:lvlJc w:val="left"/>
+      <w:pPr>
+        <w:tabs>
+          <w:tab w:val="num" w:pos="3600"/>
+        </w:tabs>
+        <w:ind w:left="3600" w:hanging="360"/>
+      </w:pPr>
+      <w:rPr>
+        <w:rFonts w:ascii="Wingdings" w:hAnsi="Wingdings" w:hint="default"/>
+        <w:sz w:val="20"/>
+      </w:rPr>
+    </w:lvl>
+    <w:lvl w:ilvl="5" w:tentative="1">
+      <w:start w:val="1"/>
+      <w:numFmt w:val="bullet"/>
+      <w:lvlText w:val=""/>
+      <w:lvlJc w:val="left"/>
+      <w:pPr>
+        <w:tabs>
+          <w:tab w:val="num" w:pos="4320"/>
+        </w:tabs>
+        <w:ind w:left="4320" w:hanging="360"/>
+      </w:pPr>
+      <w:rPr>
+        <w:rFonts w:ascii="Wingdings" w:hAnsi="Wingdings" w:hint="default"/>
+        <w:sz w:val="20"/>
+      </w:rPr>
+    </w:lvl>
+    <w:lvl w:ilvl="6" w:tentative="1">
+      <w:start w:val="1"/>
+      <w:numFmt w:val="bullet"/>
+      <w:lvlText w:val=""/>
+      <w:lvlJc w:val="left"/>
+      <w:pPr>
+        <w:tabs>
+          <w:tab w:val="num" w:pos="5040"/>
+        </w:tabs>
+        <w:ind w:left="5040" w:hanging="360"/>
+      </w:pPr>
+      <w:rPr>
+        <w:rFonts w:ascii="Wingdings" w:hAnsi="Wingdings" w:hint="default"/>
+        <w:sz w:val="20"/>
+      </w:rPr>
+    </w:lvl>
+    <w:lvl w:ilvl="7" w:tentative="1">
+      <w:start w:val="1"/>
+      <w:numFmt w:val="bullet"/>
+      <w:lvlText w:val=""/>
+      <w:lvlJc w:val="left"/>
+      <w:pPr>
+        <w:tabs>
+          <w:tab w:val="num" w:pos="5760"/>
+        </w:tabs>
+        <w:ind w:left="5760" w:hanging="360"/>
+      </w:pPr>
+      <w:rPr>
+        <w:rFonts w:ascii="Wingdings" w:hAnsi="Wingdings" w:hint="default"/>
+        <w:sz w:val="20"/>
+      </w:rPr>
+    </w:lvl>
+    <w:lvl w:ilvl="8" w:tentative="1">
+      <w:start w:val="1"/>
+      <w:numFmt w:val="bullet"/>
+      <w:lvlText w:val=""/>
+      <w:lvlJc w:val="left"/>
+      <w:pPr>
+        <w:tabs>
+          <w:tab w:val="num" w:pos="6480"/>
+        </w:tabs>
+        <w:ind w:left="6480" w:hanging="360"/>
+      </w:pPr>
+      <w:rPr>
+        <w:rFonts w:ascii="Wingdings" w:hAnsi="Wingdings" w:hint="default"/>
+        <w:sz w:val="20"/>
+      </w:rPr>
+    </w:lvl>
+  </w:abstractNum>
   <w:num w:numId="1" w16cid:durableId="761535522">
-    <w:abstractNumId w:val="17"/>
+    <w:abstractNumId w:val="23"/>
   </w:num>
   <w:num w:numId="2" w16cid:durableId="912858675">
-    <w:abstractNumId w:val="5"/>
+    <w:abstractNumId w:val="8"/>
   </w:num>
   <w:num w:numId="3" w16cid:durableId="605775766">
-    <w:abstractNumId w:val="8"/>
+    <w:abstractNumId w:val="11"/>
   </w:num>
   <w:num w:numId="4" w16cid:durableId="1796171383">
-    <w:abstractNumId w:val="1"/>
+    <w:abstractNumId w:val="4"/>
   </w:num>
   <w:num w:numId="5" w16cid:durableId="968896824">
-    <w:abstractNumId w:val="16"/>
+    <w:abstractNumId w:val="22"/>
   </w:num>
   <w:num w:numId="6" w16cid:durableId="540630951">
-    <w:abstractNumId w:val="13"/>
+    <w:abstractNumId w:val="17"/>
   </w:num>
   <w:num w:numId="7" w16cid:durableId="1620338142">
     <w:abstractNumId w:val="0"/>
   </w:num>
   <w:num w:numId="8" w16cid:durableId="625352897">
-    <w:abstractNumId w:val="4"/>
+    <w:abstractNumId w:val="7"/>
   </w:num>
   <w:num w:numId="9" w16cid:durableId="557327733">
+    <w:abstractNumId w:val="9"/>
+  </w:num>
+  <w:num w:numId="10" w16cid:durableId="1268344720">
+    <w:abstractNumId w:val="12"/>
+  </w:num>
+  <w:num w:numId="11" w16cid:durableId="399602512">
+    <w:abstractNumId w:val="21"/>
+  </w:num>
+  <w:num w:numId="12" w16cid:durableId="1056195751">
     <w:abstractNumId w:val="6"/>
   </w:num>
-  <w:num w:numId="10" w16cid:durableId="1268344720">
-    <w:abstractNumId w:val="9"/>
+  <w:num w:numId="13" w16cid:durableId="1287079486">
+    <w:abstractNumId w:val="5"/>
   </w:num>
-  <w:num w:numId="11" w16cid:durableId="399602512">
+  <w:num w:numId="14" w16cid:durableId="733743025">
     <w:abstractNumId w:val="15"/>
   </w:num>
-  <w:num w:numId="12" w16cid:durableId="1056195751">
+  <w:num w:numId="15" w16cid:durableId="220678075">
+    <w:abstractNumId w:val="14"/>
+  </w:num>
+  <w:num w:numId="16" w16cid:durableId="425882946">
+    <w:abstractNumId w:val="10"/>
+  </w:num>
+  <w:num w:numId="17" w16cid:durableId="35472971">
+    <w:abstractNumId w:val="19"/>
+  </w:num>
+  <w:num w:numId="18" w16cid:durableId="257717107">
+    <w:abstractNumId w:val="24"/>
+  </w:num>
+  <w:num w:numId="19" w16cid:durableId="962151246">
+    <w:abstractNumId w:val="13"/>
+  </w:num>
+  <w:num w:numId="20" w16cid:durableId="158277592">
+    <w:abstractNumId w:val="2"/>
+  </w:num>
+  <w:num w:numId="21" w16cid:durableId="99840817">
     <w:abstractNumId w:val="3"/>
   </w:num>
-  <w:num w:numId="13" w16cid:durableId="1287079486">
-    <w:abstractNumId w:val="2"/>
+  <w:num w:numId="22" w16cid:durableId="1211577486">
+    <w:abstractNumId w:val="20"/>
   </w:num>
-  <w:num w:numId="14" w16cid:durableId="733743025">
-    <w:abstractNumId w:val="12"/>
-  </w:num>
-  <w:num w:numId="15" w16cid:durableId="220678075">
-    <w:abstractNumId w:val="11"/>
-  </w:num>
-  <w:num w:numId="16" w16cid:durableId="425882946">
-    <w:abstractNumId w:val="7"/>
-  </w:num>
-  <w:num w:numId="17" w16cid:durableId="35472971">
-    <w:abstractNumId w:val="14"/>
-  </w:num>
-  <w:num w:numId="18" w16cid:durableId="257717107">
+  <w:num w:numId="23" w16cid:durableId="995258842">
     <w:abstractNumId w:val="18"/>
   </w:num>
-  <w:num w:numId="19" w16cid:durableId="962151246">
-    <w:abstractNumId w:val="10"/>
+  <w:num w:numId="24" w16cid:durableId="183597641">
+    <w:abstractNumId w:val="16"/>
+  </w:num>
+  <w:num w:numId="25" w16cid:durableId="2088795019">
+    <w:abstractNumId w:val="25"/>
+  </w:num>
+  <w:num w:numId="26" w16cid:durableId="1103307003">
+    <w:abstractNumId w:val="1"/>
   </w:num>
 </w:numbering>
 </file>
@@ -7143,7 +11193,6 @@
   <w:style w:type="character" w:default="1" w:styleId="a0">
     <w:name w:val="Default Paragraph Font"/>
     <w:uiPriority w:val="1"/>
-    <w:semiHidden/>
     <w:unhideWhenUsed/>
   </w:style>
   <w:style w:type="table" w:default="1" w:styleId="a1">
